--- a/landing-page/bachelors/06-bachelors-landing-content-gcc-uae.docx
+++ b/landing-page/bachelors/06-bachelors-landing-content-gcc-uae.docx
@@ -9,49 +9,12 @@
           <w:color w:val="071444"/>
           <w:sz w:val="38"/>
         </w:rPr>
-        <w:t>Bachelors Landing Page: Full Content Draft (GCC / UAE)</w:t>
+        <w:t>Bachelor's Degrees in the UAE and the GCC: Page Content</w:t>
       </w:r>
     </w:p>
     <w:p>
       <w:r>
-        <w:rPr>
-          <w:b/>
-          <w:color w:val="071444"/>
-        </w:rPr>
-        <w:t>Maverick Business Academy (London) · UAE office: Robot Park Tower, Sharjah · 2026-09-14</w:t>
-      </w:r>
-      <w:r>
-        <w:t xml:space="preserve"> </w:t>
-      </w:r>
-      <w:r>
-        <w:rPr>
-          <w:b/>
-          <w:color w:val="071444"/>
-        </w:rPr>
-        <w:t>Status: DRAFT FOR APPROVAL #2. Held until the client signs SOP v2.2. Copy is complete: zero placeholder text anywhere in the page copy below.</w:t>
-      </w:r>
-      <w:r>
-        <w:t xml:space="preserve"> </w:t>
-      </w:r>
-      <w:r>
-        <w:rPr>
-          <w:b/>
-          <w:color w:val="071444"/>
-        </w:rPr>
-        <w:t>Companions:</w:t>
-      </w:r>
-      <w:r>
-        <w:t xml:space="preserve"> `01-bachelors-lp-sop-v2.2.md` (process) · `02-keyword-research-bachelors-gcc-uae.md` (keywords) · `03-research-bachelors-gcc.md` (facts) · `uploads/listing.pdf` (catalogue) </w:t>
-      </w:r>
-      <w:r>
-        <w:rPr>
-          <w:b/>
-          <w:color w:val="071444"/>
-        </w:rPr>
-        <w:t>Rules applied:</w:t>
-      </w:r>
-      <w:r>
-        <w:t xml:space="preserve"> SOP v2.2 §6 hard gates, claims whitelist only, one keyword home per phrase, UK spellings, bachelor's (noun) vs bachelors (attributive), no invented facts, no percentage or discount claims, no review claims without a checkable source.</w:t>
+        <w:t>Maverick Business Academy (London) · UAE office: Robot Park Tower, Sharjah</w:t>
       </w:r>
     </w:p>
     <w:p>
@@ -59,2574 +22,53 @@
         <w:pStyle w:val="Heading1"/>
       </w:pPr>
       <w:r>
-        <w:t>A. Claims map (whitelist used by this draft)</w:t>
+        <w:t>What people see on Google</w:t>
       </w:r>
     </w:p>
-    <w:tbl>
-      <w:tblPr>
-        <w:tblStyle w:val="TableGrid"/>
-        <w:tblW w:type="auto" w:w="0"/>
-        <w:tblLook w:firstColumn="1" w:firstRow="1" w:lastColumn="0" w:lastRow="0" w:noHBand="0" w:noVBand="1" w:val="04A0"/>
-      </w:tblPr>
-      <w:tblGrid>
-        <w:gridCol w:w="3286"/>
-        <w:gridCol w:w="3286"/>
-        <w:gridCol w:w="3286"/>
-      </w:tblGrid>
-      <w:tr>
-        <w:tc>
-          <w:tcPr>
-            <w:tcW w:type="dxa" w:w="3286"/>
-          </w:tcPr>
-          <w:p>
-            <w:pPr>
-              <w:spacing w:after="40"/>
-            </w:pPr>
-            <w:r>
-              <w:rPr>
-                <w:b/>
-              </w:rPr>
-            </w:r>
-            <w:r>
-              <w:rPr>
-                <w:b/>
-                <w:color w:val="071444"/>
-                <w:sz w:val="18"/>
-              </w:rPr>
-              <w:t>ID</w:t>
-            </w:r>
-          </w:p>
-        </w:tc>
-        <w:tc>
-          <w:tcPr>
-            <w:tcW w:type="dxa" w:w="3286"/>
-          </w:tcPr>
-          <w:p>
-            <w:pPr>
-              <w:spacing w:after="40"/>
-            </w:pPr>
-            <w:r>
-              <w:rPr>
-                <w:b/>
-              </w:rPr>
-            </w:r>
-            <w:r>
-              <w:rPr>
-                <w:b/>
-                <w:color w:val="071444"/>
-                <w:sz w:val="18"/>
-              </w:rPr>
-              <w:t>Claim</w:t>
-            </w:r>
-          </w:p>
-        </w:tc>
-        <w:tc>
-          <w:tcPr>
-            <w:tcW w:type="dxa" w:w="3286"/>
-          </w:tcPr>
-          <w:p>
-            <w:pPr>
-              <w:spacing w:after="40"/>
-            </w:pPr>
-            <w:r>
-              <w:rPr>
-                <w:b/>
-              </w:rPr>
-            </w:r>
-            <w:r>
-              <w:rPr>
-                <w:b/>
-                <w:color w:val="071444"/>
-                <w:sz w:val="18"/>
-              </w:rPr>
-              <w:t>Source</w:t>
-            </w:r>
-          </w:p>
-        </w:tc>
-      </w:tr>
-      <w:tr>
-        <w:tc>
-          <w:tcPr>
-            <w:tcW w:type="dxa" w:w="3286"/>
-          </w:tcPr>
-          <w:p>
-            <w:pPr>
-              <w:spacing w:after="40"/>
-            </w:pPr>
-            <w:r/>
-            <w:r>
-              <w:rPr>
-                <w:color w:val="1C1E26"/>
-                <w:sz w:val="18"/>
-              </w:rPr>
-              <w:t>M1</w:t>
-            </w:r>
-          </w:p>
-        </w:tc>
-        <w:tc>
-          <w:tcPr>
-            <w:tcW w:type="dxa" w:w="3286"/>
-          </w:tcPr>
-          <w:p>
-            <w:pPr>
-              <w:spacing w:after="40"/>
-            </w:pPr>
-            <w:r/>
-            <w:r>
-              <w:rPr>
-                <w:color w:val="1C1E26"/>
-                <w:sz w:val="18"/>
-              </w:rPr>
-              <w:t>UAE higher education admitted 57,035 new students in 2024–25, up 13%, highest intake in a decade</w:t>
-            </w:r>
-          </w:p>
-        </w:tc>
-        <w:tc>
-          <w:tcPr>
-            <w:tcW w:type="dxa" w:w="3286"/>
-          </w:tcPr>
-          <w:p>
-            <w:pPr>
-              <w:spacing w:after="40"/>
-            </w:pPr>
-            <w:r/>
-            <w:r>
-              <w:rPr>
-                <w:color w:val="1C1E26"/>
-                <w:sz w:val="18"/>
-              </w:rPr>
-              <w:t>MoHESR data via The National (2025-11-13)</w:t>
-            </w:r>
-          </w:p>
-        </w:tc>
-      </w:tr>
-      <w:tr>
-        <w:tc>
-          <w:tcPr>
-            <w:tcW w:type="dxa" w:w="3286"/>
-          </w:tcPr>
-          <w:p>
-            <w:pPr>
-              <w:spacing w:after="40"/>
-            </w:pPr>
-            <w:r/>
-            <w:r>
-              <w:rPr>
-                <w:color w:val="1C1E26"/>
-                <w:sz w:val="18"/>
-              </w:rPr>
-              <w:t>M2</w:t>
-            </w:r>
-          </w:p>
-        </w:tc>
-        <w:tc>
-          <w:tcPr>
-            <w:tcW w:type="dxa" w:w="3286"/>
-          </w:tcPr>
-          <w:p>
-            <w:pPr>
-              <w:spacing w:after="40"/>
-            </w:pPr>
-            <w:r/>
-            <w:r>
-              <w:rPr>
-                <w:color w:val="1C1E26"/>
-                <w:sz w:val="18"/>
-              </w:rPr>
-              <w:t>Dubai private HE: 42,026 students 2024–25, +20%; international +29%, now 35% of the student body; 37 international campuses</w:t>
-            </w:r>
-          </w:p>
-        </w:tc>
-        <w:tc>
-          <w:tcPr>
-            <w:tcW w:type="dxa" w:w="3286"/>
-          </w:tcPr>
-          <w:p>
-            <w:pPr>
-              <w:spacing w:after="40"/>
-            </w:pPr>
-            <w:r/>
-            <w:r>
-              <w:rPr>
-                <w:color w:val="1C1E26"/>
-                <w:sz w:val="18"/>
-              </w:rPr>
-              <w:t>KHDA via The National (2025-11-13)</w:t>
-            </w:r>
-          </w:p>
-        </w:tc>
-      </w:tr>
-      <w:tr>
-        <w:tc>
-          <w:tcPr>
-            <w:tcW w:type="dxa" w:w="3286"/>
-          </w:tcPr>
-          <w:p>
-            <w:pPr>
-              <w:spacing w:after="40"/>
-            </w:pPr>
-            <w:r/>
-            <w:r>
-              <w:rPr>
-                <w:color w:val="1C1E26"/>
-                <w:sz w:val="18"/>
-              </w:rPr>
-              <w:t>M3</w:t>
-            </w:r>
-          </w:p>
-        </w:tc>
-        <w:tc>
-          <w:tcPr>
-            <w:tcW w:type="dxa" w:w="3286"/>
-          </w:tcPr>
-          <w:p>
-            <w:pPr>
-              <w:spacing w:after="40"/>
-            </w:pPr>
-            <w:r/>
-            <w:r>
-              <w:rPr>
-                <w:color w:val="1C1E26"/>
-                <w:sz w:val="18"/>
-              </w:rPr>
-              <w:t>Indian students make up about 42% of Dubai's international intake</w:t>
-            </w:r>
-          </w:p>
-        </w:tc>
-        <w:tc>
-          <w:tcPr>
-            <w:tcW w:type="dxa" w:w="3286"/>
-          </w:tcPr>
-          <w:p>
-            <w:pPr>
-              <w:spacing w:after="40"/>
-            </w:pPr>
-            <w:r/>
-            <w:r>
-              <w:rPr>
-                <w:color w:val="1C1E26"/>
-                <w:sz w:val="18"/>
-              </w:rPr>
-              <w:t>EducationFair UAE market report (2026-05-04)</w:t>
-            </w:r>
-          </w:p>
-        </w:tc>
-      </w:tr>
-      <w:tr>
-        <w:tc>
-          <w:tcPr>
-            <w:tcW w:type="dxa" w:w="3286"/>
-          </w:tcPr>
-          <w:p>
-            <w:pPr>
-              <w:spacing w:after="40"/>
-            </w:pPr>
-            <w:r/>
-            <w:r>
-              <w:rPr>
-                <w:color w:val="1C1E26"/>
-                <w:sz w:val="18"/>
-              </w:rPr>
-              <w:t>M4</w:t>
-            </w:r>
-          </w:p>
-        </w:tc>
-        <w:tc>
-          <w:tcPr>
-            <w:tcW w:type="dxa" w:w="3286"/>
-          </w:tcPr>
-          <w:p>
-            <w:pPr>
-              <w:spacing w:after="40"/>
-            </w:pPr>
-            <w:r/>
-            <w:r>
-              <w:rPr>
-                <w:color w:val="1C1E26"/>
-                <w:sz w:val="18"/>
-              </w:rPr>
-              <w:t>Business and economics is the most-pursued field in the UAE</w:t>
-            </w:r>
-          </w:p>
-        </w:tc>
-        <w:tc>
-          <w:tcPr>
-            <w:tcW w:type="dxa" w:w="3286"/>
-          </w:tcPr>
-          <w:p>
-            <w:pPr>
-              <w:spacing w:after="40"/>
-            </w:pPr>
-            <w:r/>
-            <w:r>
-              <w:rPr>
-                <w:color w:val="1C1E26"/>
-                <w:sz w:val="18"/>
-              </w:rPr>
-              <w:t>UNESCO data via EducationFair (2026-05-04)</w:t>
-            </w:r>
-          </w:p>
-        </w:tc>
-      </w:tr>
-      <w:tr>
-        <w:tc>
-          <w:tcPr>
-            <w:tcW w:type="dxa" w:w="3286"/>
-          </w:tcPr>
-          <w:p>
-            <w:pPr>
-              <w:spacing w:after="40"/>
-            </w:pPr>
-            <w:r/>
-            <w:r>
-              <w:rPr>
-                <w:color w:val="1C1E26"/>
-                <w:sz w:val="18"/>
-              </w:rPr>
-              <w:t>M9</w:t>
-            </w:r>
-          </w:p>
-        </w:tc>
-        <w:tc>
-          <w:tcPr>
-            <w:tcW w:type="dxa" w:w="3286"/>
-          </w:tcPr>
-          <w:p>
-            <w:pPr>
-              <w:spacing w:after="40"/>
-            </w:pPr>
-            <w:r/>
-            <w:r>
-              <w:rPr>
-                <w:color w:val="1C1E26"/>
-                <w:sz w:val="18"/>
-              </w:rPr>
-              <w:t>400+ bachelor's programmes listed in the UAE; 40 in Sharjah (11 online)</w:t>
-            </w:r>
-          </w:p>
-        </w:tc>
-        <w:tc>
-          <w:tcPr>
-            <w:tcW w:type="dxa" w:w="3286"/>
-          </w:tcPr>
-          <w:p>
-            <w:pPr>
-              <w:spacing w:after="40"/>
-            </w:pPr>
-            <w:r/>
-            <w:r>
-              <w:rPr>
-                <w:color w:val="1C1E26"/>
-                <w:sz w:val="18"/>
-              </w:rPr>
-              <w:t>bachelorsportal (2026); educations.com (2026-09)</w:t>
-            </w:r>
-          </w:p>
-        </w:tc>
-      </w:tr>
-      <w:tr>
-        <w:tc>
-          <w:tcPr>
-            <w:tcW w:type="dxa" w:w="3286"/>
-          </w:tcPr>
-          <w:p>
-            <w:pPr>
-              <w:spacing w:after="40"/>
-            </w:pPr>
-            <w:r/>
-            <w:r>
-              <w:rPr>
-                <w:color w:val="1C1E26"/>
-                <w:sz w:val="18"/>
-              </w:rPr>
-              <w:t>M10</w:t>
-            </w:r>
-          </w:p>
-        </w:tc>
-        <w:tc>
-          <w:tcPr>
-            <w:tcW w:type="dxa" w:w="3286"/>
-          </w:tcPr>
-          <w:p>
-            <w:pPr>
-              <w:spacing w:after="40"/>
-            </w:pPr>
-            <w:r/>
-            <w:r>
-              <w:rPr>
-                <w:color w:val="1C1E26"/>
-                <w:sz w:val="18"/>
-              </w:rPr>
-              <w:t>Campus band AED 35k–65k/yr; premium international BBA AED 33k–110k; S P Jain online BBA listed at AED 100,000 over 4 years</w:t>
-            </w:r>
-          </w:p>
-        </w:tc>
-        <w:tc>
-          <w:tcPr>
-            <w:tcW w:type="dxa" w:w="3286"/>
-          </w:tcPr>
-          <w:p>
-            <w:pPr>
-              <w:spacing w:after="40"/>
-            </w:pPr>
-            <w:r/>
-            <w:r>
-              <w:rPr>
-                <w:color w:val="1C1E26"/>
-                <w:sz w:val="18"/>
-              </w:rPr>
-              <w:t>Fateh (2026-01); coursetakers.ae (2026-04); educations.com (2026-09)</w:t>
-            </w:r>
-          </w:p>
-        </w:tc>
-      </w:tr>
-      <w:tr>
-        <w:tc>
-          <w:tcPr>
-            <w:tcW w:type="dxa" w:w="3286"/>
-          </w:tcPr>
-          <w:p>
-            <w:pPr>
-              <w:spacing w:after="40"/>
-            </w:pPr>
-            <w:r/>
-            <w:r>
-              <w:rPr>
-                <w:color w:val="1C1E26"/>
-                <w:sz w:val="18"/>
-              </w:rPr>
-              <w:t>R1</w:t>
-            </w:r>
-          </w:p>
-        </w:tc>
-        <w:tc>
-          <w:tcPr>
-            <w:tcW w:type="dxa" w:w="3286"/>
-          </w:tcPr>
-          <w:p>
-            <w:pPr>
-              <w:spacing w:after="40"/>
-            </w:pPr>
-            <w:r/>
-            <w:r>
-              <w:rPr>
-                <w:color w:val="1C1E26"/>
-                <w:sz w:val="18"/>
-              </w:rPr>
-              <w:t>UAE MoE began recognising online degrees in 2023 (Engineering, Medicine, Law excluded)</w:t>
-            </w:r>
-          </w:p>
-        </w:tc>
-        <w:tc>
-          <w:tcPr>
-            <w:tcW w:type="dxa" w:w="3286"/>
-          </w:tcPr>
-          <w:p>
-            <w:pPr>
-              <w:spacing w:after="40"/>
-            </w:pPr>
-            <w:r/>
-            <w:r>
-              <w:rPr>
-                <w:color w:val="1C1E26"/>
-                <w:sz w:val="18"/>
-              </w:rPr>
-              <w:t>vitalconsular; globoprime (2025-07)</w:t>
-            </w:r>
-          </w:p>
-        </w:tc>
-      </w:tr>
-      <w:tr>
-        <w:tc>
-          <w:tcPr>
-            <w:tcW w:type="dxa" w:w="3286"/>
-          </w:tcPr>
-          <w:p>
-            <w:pPr>
-              <w:spacing w:after="40"/>
-            </w:pPr>
-            <w:r/>
-            <w:r>
-              <w:rPr>
-                <w:color w:val="1C1E26"/>
-                <w:sz w:val="18"/>
-              </w:rPr>
-              <w:t>R2</w:t>
-            </w:r>
-          </w:p>
-        </w:tc>
-        <w:tc>
-          <w:tcPr>
-            <w:tcW w:type="dxa" w:w="3286"/>
-          </w:tcPr>
-          <w:p>
-            <w:pPr>
-              <w:spacing w:after="40"/>
-            </w:pPr>
-            <w:r/>
-            <w:r>
-              <w:rPr>
-                <w:color w:val="1C1E26"/>
-                <w:sz w:val="18"/>
-              </w:rPr>
-              <w:t>MoHESR policy, 10 March 2025: conditional recognition of distance/online/open/correspondence degrees; conditions include home-country accreditation, approved programme structure, licensed credit transfer; fee Dh100 (bachelor); verification via Dataflow or QuadraBay; fully online, around 30 working days, 3-month appeal</w:t>
-            </w:r>
-          </w:p>
-        </w:tc>
-        <w:tc>
-          <w:tcPr>
-            <w:tcW w:type="dxa" w:w="3286"/>
-          </w:tcPr>
-          <w:p>
-            <w:pPr>
-              <w:spacing w:after="40"/>
-            </w:pPr>
-            <w:r/>
-            <w:r>
-              <w:rPr>
-                <w:color w:val="1C1E26"/>
-                <w:sz w:val="18"/>
-              </w:rPr>
-              <w:t>Gulf News (2025-03-10); The Arabian Stories (2025-03-10)</w:t>
-            </w:r>
-          </w:p>
-        </w:tc>
-      </w:tr>
-      <w:tr>
-        <w:tc>
-          <w:tcPr>
-            <w:tcW w:type="dxa" w:w="3286"/>
-          </w:tcPr>
-          <w:p>
-            <w:pPr>
-              <w:spacing w:after="40"/>
-            </w:pPr>
-            <w:r/>
-            <w:r>
-              <w:rPr>
-                <w:color w:val="1C1E26"/>
-                <w:sz w:val="18"/>
-              </w:rPr>
-              <w:t>R3</w:t>
-            </w:r>
-          </w:p>
-        </w:tc>
-        <w:tc>
-          <w:tcPr>
-            <w:tcW w:type="dxa" w:w="3286"/>
-          </w:tcPr>
-          <w:p>
-            <w:pPr>
-              <w:spacing w:after="40"/>
-            </w:pPr>
-            <w:r/>
-            <w:r>
-              <w:rPr>
-                <w:color w:val="1C1E26"/>
-                <w:sz w:val="18"/>
-              </w:rPr>
-              <w:t>2025 update eased earlier online-credit limits; phrase as "current 2025 MoHESR framework", never quote a cap</w:t>
-            </w:r>
-          </w:p>
-        </w:tc>
-        <w:tc>
-          <w:tcPr>
-            <w:tcW w:type="dxa" w:w="3286"/>
-          </w:tcPr>
-          <w:p>
-            <w:pPr>
-              <w:spacing w:after="40"/>
-            </w:pPr>
-            <w:r/>
-            <w:r>
-              <w:rPr>
-                <w:color w:val="1C1E26"/>
-                <w:sz w:val="18"/>
-              </w:rPr>
-              <w:t>airtics (2026-07-27)</w:t>
-            </w:r>
-          </w:p>
-        </w:tc>
-      </w:tr>
-      <w:tr>
-        <w:tc>
-          <w:tcPr>
-            <w:tcW w:type="dxa" w:w="3286"/>
-          </w:tcPr>
-          <w:p>
-            <w:pPr>
-              <w:spacing w:after="40"/>
-            </w:pPr>
-            <w:r/>
-            <w:r>
-              <w:rPr>
-                <w:color w:val="1C1E26"/>
-                <w:sz w:val="18"/>
-              </w:rPr>
-              <w:t>R4</w:t>
-            </w:r>
-          </w:p>
-        </w:tc>
-        <w:tc>
-          <w:tcPr>
-            <w:tcW w:type="dxa" w:w="3286"/>
-          </w:tcPr>
-          <w:p>
-            <w:pPr>
-              <w:spacing w:after="40"/>
-            </w:pPr>
-            <w:r/>
-            <w:r>
-              <w:rPr>
-                <w:color w:val="1C1E26"/>
-                <w:sz w:val="18"/>
-              </w:rPr>
-              <w:t>Private sector: accredited degree + verification usually sufficient; Certificate of Recognition needed for government roles, regulated professions, some visa categories</w:t>
-            </w:r>
-          </w:p>
-        </w:tc>
-        <w:tc>
-          <w:tcPr>
-            <w:tcW w:type="dxa" w:w="3286"/>
-          </w:tcPr>
-          <w:p>
-            <w:pPr>
-              <w:spacing w:after="40"/>
-            </w:pPr>
-            <w:r/>
-            <w:r>
-              <w:rPr>
-                <w:color w:val="1C1E26"/>
-                <w:sz w:val="18"/>
-              </w:rPr>
-              <w:t>airtics (2026-07); onlinetranslation.ae (2026-07)</w:t>
-            </w:r>
-          </w:p>
-        </w:tc>
-      </w:tr>
-      <w:tr>
-        <w:tc>
-          <w:tcPr>
-            <w:tcW w:type="dxa" w:w="3286"/>
-          </w:tcPr>
-          <w:p>
-            <w:pPr>
-              <w:spacing w:after="40"/>
-            </w:pPr>
-            <w:r/>
-            <w:r>
-              <w:rPr>
-                <w:color w:val="1C1E26"/>
-                <w:sz w:val="18"/>
-              </w:rPr>
-              <w:t>R5</w:t>
-            </w:r>
-          </w:p>
-        </w:tc>
-        <w:tc>
-          <w:tcPr>
-            <w:tcW w:type="dxa" w:w="3286"/>
-          </w:tcPr>
-          <w:p>
-            <w:pPr>
-              <w:spacing w:after="40"/>
-            </w:pPr>
-            <w:r/>
-            <w:r>
-              <w:rPr>
-                <w:color w:val="1C1E26"/>
-                <w:sz w:val="18"/>
-              </w:rPr>
-              <w:t>MOHRE accepts accredited online/distance degrees for work permits; bachelor's expected for most AED 4,000–8,000/month professional bands</w:t>
-            </w:r>
-          </w:p>
-        </w:tc>
-        <w:tc>
-          <w:tcPr>
-            <w:tcW w:type="dxa" w:w="3286"/>
-          </w:tcPr>
-          <w:p>
-            <w:pPr>
-              <w:spacing w:after="40"/>
-            </w:pPr>
-            <w:r/>
-            <w:r>
-              <w:rPr>
-                <w:color w:val="1C1E26"/>
-                <w:sz w:val="18"/>
-              </w:rPr>
-              <w:t>onlinetranslation.ae MOHRE guide (2026-07-05)</w:t>
-            </w:r>
-          </w:p>
-        </w:tc>
-      </w:tr>
-      <w:tr>
-        <w:tc>
-          <w:tcPr>
-            <w:tcW w:type="dxa" w:w="3286"/>
-          </w:tcPr>
-          <w:p>
-            <w:pPr>
-              <w:spacing w:after="40"/>
-            </w:pPr>
-            <w:r/>
-            <w:r>
-              <w:rPr>
-                <w:color w:val="1C1E26"/>
-                <w:sz w:val="18"/>
-              </w:rPr>
-              <w:t>R6</w:t>
-            </w:r>
-          </w:p>
-        </w:tc>
-        <w:tc>
-          <w:tcPr>
-            <w:tcW w:type="dxa" w:w="3286"/>
-          </w:tcPr>
-          <w:p>
-            <w:pPr>
-              <w:spacing w:after="40"/>
-            </w:pPr>
-            <w:r/>
-            <w:r>
-              <w:rPr>
-                <w:color w:val="1C1E26"/>
-                <w:sz w:val="18"/>
-              </w:rPr>
-              <w:t>UK attestation route: FCDO apostille, then UAE Embassy/MOFA; Dataflow/QuadraBay verification is the standard first step</w:t>
-            </w:r>
-          </w:p>
-        </w:tc>
-        <w:tc>
-          <w:tcPr>
-            <w:tcW w:type="dxa" w:w="3286"/>
-          </w:tcPr>
-          <w:p>
-            <w:pPr>
-              <w:spacing w:after="40"/>
-            </w:pPr>
-            <w:r/>
-            <w:r>
-              <w:rPr>
-                <w:color w:val="1C1E26"/>
-                <w:sz w:val="18"/>
-              </w:rPr>
-              <w:t>R2 sources + standard UK route</w:t>
-            </w:r>
-          </w:p>
-        </w:tc>
-      </w:tr>
-      <w:tr>
-        <w:tc>
-          <w:tcPr>
-            <w:tcW w:type="dxa" w:w="3286"/>
-          </w:tcPr>
-          <w:p>
-            <w:pPr>
-              <w:spacing w:after="40"/>
-            </w:pPr>
-            <w:r/>
-            <w:r>
-              <w:rPr>
-                <w:color w:val="1C1E26"/>
-                <w:sz w:val="18"/>
-              </w:rPr>
-              <w:t>CAT</w:t>
-            </w:r>
-          </w:p>
-        </w:tc>
-        <w:tc>
-          <w:tcPr>
-            <w:tcW w:type="dxa" w:w="3286"/>
-          </w:tcPr>
-          <w:p>
-            <w:pPr>
-              <w:spacing w:after="40"/>
-            </w:pPr>
-            <w:r/>
-            <w:r>
-              <w:rPr>
-                <w:color w:val="1C1E26"/>
-                <w:sz w:val="18"/>
-              </w:rPr>
-              <w:t>Catalogue: RBS BBA ×7; GAU BSc ×10; UWS BA (Hons) Global Business; QUALIFI L3/L5/L7 diplomas; L5 spans 14 specialisations incl. Law, IT, Cyber Security</w:t>
-            </w:r>
-          </w:p>
-        </w:tc>
-        <w:tc>
-          <w:tcPr>
-            <w:tcW w:type="dxa" w:w="3286"/>
-          </w:tcPr>
-          <w:p>
-            <w:pPr>
-              <w:spacing w:after="40"/>
-            </w:pPr>
-            <w:r/>
-            <w:r>
-              <w:rPr>
-                <w:color w:val="1C1E26"/>
-                <w:sz w:val="18"/>
-              </w:rPr>
-              <w:t>uploads/listing.pdf</w:t>
-            </w:r>
-          </w:p>
-        </w:tc>
-      </w:tr>
-      <w:tr>
-        <w:tc>
-          <w:tcPr>
-            <w:tcW w:type="dxa" w:w="3286"/>
-          </w:tcPr>
-          <w:p>
-            <w:pPr>
-              <w:spacing w:after="40"/>
-            </w:pPr>
-            <w:r/>
-            <w:r>
-              <w:rPr>
-                <w:color w:val="1C1E26"/>
-                <w:sz w:val="18"/>
-              </w:rPr>
-              <w:t>ACC1</w:t>
-            </w:r>
-          </w:p>
-        </w:tc>
-        <w:tc>
-          <w:tcPr>
-            <w:tcW w:type="dxa" w:w="3286"/>
-          </w:tcPr>
-          <w:p>
-            <w:pPr>
-              <w:spacing w:after="40"/>
-            </w:pPr>
-            <w:r/>
-            <w:r>
-              <w:rPr>
-                <w:color w:val="1C1E26"/>
-                <w:sz w:val="18"/>
-              </w:rPr>
-              <w:t>RBS: EduQua, IACBE, QS Stars 5-star (teaching and online learning); dual certification with Maverick Business Academy London</w:t>
-            </w:r>
-          </w:p>
-        </w:tc>
-        <w:tc>
-          <w:tcPr>
-            <w:tcW w:type="dxa" w:w="3286"/>
-          </w:tcPr>
-          <w:p>
-            <w:pPr>
-              <w:spacing w:after="40"/>
-            </w:pPr>
-            <w:r/>
-            <w:r>
-              <w:rPr>
-                <w:color w:val="1C1E26"/>
-                <w:sz w:val="18"/>
-              </w:rPr>
-              <w:t>RBS own site, checked 2026-09</w:t>
-            </w:r>
-          </w:p>
-        </w:tc>
-      </w:tr>
-      <w:tr>
-        <w:tc>
-          <w:tcPr>
-            <w:tcW w:type="dxa" w:w="3286"/>
-          </w:tcPr>
-          <w:p>
-            <w:pPr>
-              <w:spacing w:after="40"/>
-            </w:pPr>
-            <w:r/>
-            <w:r>
-              <w:rPr>
-                <w:color w:val="1C1E26"/>
-                <w:sz w:val="18"/>
-              </w:rPr>
-              <w:t>ACC2</w:t>
-            </w:r>
-          </w:p>
-        </w:tc>
-        <w:tc>
-          <w:tcPr>
-            <w:tcW w:type="dxa" w:w="3286"/>
-          </w:tcPr>
-          <w:p>
-            <w:pPr>
-              <w:spacing w:after="40"/>
-            </w:pPr>
-            <w:r/>
-            <w:r>
-              <w:rPr>
-                <w:color w:val="1C1E26"/>
-                <w:sz w:val="18"/>
-              </w:rPr>
-              <w:t>GAU: YÖDAK and YÖK recognition; IACBE for business</w:t>
-            </w:r>
-          </w:p>
-        </w:tc>
-        <w:tc>
-          <w:tcPr>
-            <w:tcW w:type="dxa" w:w="3286"/>
-          </w:tcPr>
-          <w:p>
-            <w:pPr>
-              <w:spacing w:after="40"/>
-            </w:pPr>
-            <w:r/>
-            <w:r>
-              <w:rPr>
-                <w:color w:val="1C1E26"/>
-                <w:sz w:val="18"/>
-              </w:rPr>
-              <w:t>multi-source check, 2026-09</w:t>
-            </w:r>
-          </w:p>
-        </w:tc>
-      </w:tr>
-      <w:tr>
-        <w:tc>
-          <w:tcPr>
-            <w:tcW w:type="dxa" w:w="3286"/>
-          </w:tcPr>
-          <w:p>
-            <w:pPr>
-              <w:spacing w:after="40"/>
-            </w:pPr>
-            <w:r/>
-            <w:r>
-              <w:rPr>
-                <w:color w:val="1C1E26"/>
-                <w:sz w:val="18"/>
-              </w:rPr>
-              <w:t>ACC3</w:t>
-            </w:r>
-          </w:p>
-        </w:tc>
-        <w:tc>
-          <w:tcPr>
-            <w:tcW w:type="dxa" w:w="3286"/>
-          </w:tcPr>
-          <w:p>
-            <w:pPr>
-              <w:spacing w:after="40"/>
-            </w:pPr>
-            <w:r/>
-            <w:r>
-              <w:rPr>
-                <w:color w:val="1C1E26"/>
-                <w:sz w:val="18"/>
-              </w:rPr>
-              <w:t>UWS: UK university, QAA-regulated</w:t>
-            </w:r>
-          </w:p>
-        </w:tc>
-        <w:tc>
-          <w:tcPr>
-            <w:tcW w:type="dxa" w:w="3286"/>
-          </w:tcPr>
-          <w:p>
-            <w:pPr>
-              <w:spacing w:after="40"/>
-            </w:pPr>
-            <w:r/>
-            <w:r>
-              <w:rPr>
-                <w:color w:val="1C1E26"/>
-                <w:sz w:val="18"/>
-              </w:rPr>
-              <w:t>public record</w:t>
-            </w:r>
-          </w:p>
-        </w:tc>
-      </w:tr>
-      <w:tr>
-        <w:tc>
-          <w:tcPr>
-            <w:tcW w:type="dxa" w:w="3286"/>
-          </w:tcPr>
-          <w:p>
-            <w:pPr>
-              <w:spacing w:after="40"/>
-            </w:pPr>
-            <w:r/>
-            <w:r>
-              <w:rPr>
-                <w:color w:val="1C1E26"/>
-                <w:sz w:val="18"/>
-              </w:rPr>
-              <w:t>ACC4</w:t>
-            </w:r>
-          </w:p>
-        </w:tc>
-        <w:tc>
-          <w:tcPr>
-            <w:tcW w:type="dxa" w:w="3286"/>
-          </w:tcPr>
-          <w:p>
-            <w:pPr>
-              <w:spacing w:after="40"/>
-            </w:pPr>
-            <w:r/>
-            <w:r>
-              <w:rPr>
-                <w:color w:val="1C1E26"/>
-                <w:sz w:val="18"/>
-              </w:rPr>
-              <w:t>QUALIFI and Gatehouse diplomas: regulated by Ofqual, UK</w:t>
-            </w:r>
-          </w:p>
-        </w:tc>
-        <w:tc>
-          <w:tcPr>
-            <w:tcW w:type="dxa" w:w="3286"/>
-          </w:tcPr>
-          <w:p>
-            <w:pPr>
-              <w:spacing w:after="40"/>
-            </w:pPr>
-            <w:r/>
-            <w:r>
-              <w:rPr>
-                <w:color w:val="1C1E26"/>
-                <w:sz w:val="18"/>
-              </w:rPr>
-              <w:t>Ofqual register</w:t>
-            </w:r>
-          </w:p>
-        </w:tc>
-      </w:tr>
-      <w:tr>
-        <w:tc>
-          <w:tcPr>
-            <w:tcW w:type="dxa" w:w="3286"/>
-          </w:tcPr>
-          <w:p>
-            <w:pPr>
-              <w:spacing w:after="40"/>
-            </w:pPr>
-            <w:r/>
-            <w:r>
-              <w:rPr>
-                <w:color w:val="1C1E26"/>
-                <w:sz w:val="18"/>
-              </w:rPr>
-              <w:t>LAD</w:t>
-            </w:r>
-          </w:p>
-        </w:tc>
-        <w:tc>
-          <w:tcPr>
-            <w:tcW w:type="dxa" w:w="3286"/>
-          </w:tcPr>
-          <w:p>
-            <w:pPr>
-              <w:spacing w:after="40"/>
-            </w:pPr>
-            <w:r/>
-            <w:r>
-              <w:rPr>
-                <w:color w:val="1C1E26"/>
-                <w:sz w:val="18"/>
-              </w:rPr>
-              <w:t>Progression ladder: RBS 12 MBA + 9 MSc; GAU 6 MBA + 16 EMBA + thesis MScs; Ofqual Level 7 diplomas</w:t>
-            </w:r>
-          </w:p>
-        </w:tc>
-        <w:tc>
-          <w:tcPr>
-            <w:tcW w:type="dxa" w:w="3286"/>
-          </w:tcPr>
-          <w:p>
-            <w:pPr>
-              <w:spacing w:after="40"/>
-            </w:pPr>
-            <w:r/>
-            <w:r>
-              <w:rPr>
-                <w:color w:val="1C1E26"/>
-                <w:sz w:val="18"/>
-              </w:rPr>
-              <w:t>uploads/listing.pdf</w:t>
-            </w:r>
-          </w:p>
-        </w:tc>
-      </w:tr>
-      <w:tr>
-        <w:tc>
-          <w:tcPr>
-            <w:tcW w:type="dxa" w:w="3286"/>
-          </w:tcPr>
-          <w:p>
-            <w:pPr>
-              <w:spacing w:after="40"/>
-            </w:pPr>
-            <w:r/>
-            <w:r>
-              <w:rPr>
-                <w:color w:val="1C1E26"/>
-                <w:sz w:val="18"/>
-              </w:rPr>
-              <w:t>OFC</w:t>
-            </w:r>
-          </w:p>
-        </w:tc>
-        <w:tc>
-          <w:tcPr>
-            <w:tcW w:type="dxa" w:w="3286"/>
-          </w:tcPr>
-          <w:p>
-            <w:pPr>
-              <w:spacing w:after="40"/>
-            </w:pPr>
-            <w:r/>
-            <w:r>
-              <w:rPr>
-                <w:color w:val="1C1E26"/>
-                <w:sz w:val="18"/>
-              </w:rPr>
-              <w:t>London headquarters since 2012; UAE office at Robot Park Tower, 2nd Floor, Sharjah</w:t>
-            </w:r>
-          </w:p>
-        </w:tc>
-        <w:tc>
-          <w:tcPr>
-            <w:tcW w:type="dxa" w:w="3286"/>
-          </w:tcPr>
-          <w:p>
-            <w:pPr>
-              <w:spacing w:after="40"/>
-            </w:pPr>
-            <w:r/>
-            <w:r>
-              <w:rPr>
-                <w:color w:val="1C1E26"/>
-                <w:sz w:val="18"/>
-              </w:rPr>
-              <w:t>client record</w:t>
-            </w:r>
-          </w:p>
-        </w:tc>
-      </w:tr>
-      <w:tr>
-        <w:tc>
-          <w:tcPr>
-            <w:tcW w:type="dxa" w:w="3286"/>
-          </w:tcPr>
-          <w:p>
-            <w:pPr>
-              <w:spacing w:after="40"/>
-            </w:pPr>
-            <w:r/>
-            <w:r>
-              <w:rPr>
-                <w:color w:val="1C1E26"/>
-                <w:sz w:val="18"/>
-              </w:rPr>
-              <w:t>PRICE1</w:t>
-            </w:r>
-          </w:p>
-        </w:tc>
-        <w:tc>
-          <w:tcPr>
-            <w:tcW w:type="dxa" w:w="3286"/>
-          </w:tcPr>
-          <w:p>
-            <w:pPr>
-              <w:spacing w:after="40"/>
-            </w:pPr>
-            <w:r/>
-            <w:r>
-              <w:rPr>
-                <w:color w:val="1C1E26"/>
-                <w:sz w:val="18"/>
-              </w:rPr>
-              <w:t>Fast-track 12-month BBA band AED 3,500–25,000 total; standard and UK top-up band AED 12,000–23,600</w:t>
-            </w:r>
-          </w:p>
-        </w:tc>
-        <w:tc>
-          <w:tcPr>
-            <w:tcW w:type="dxa" w:w="3286"/>
-          </w:tcPr>
-          <w:p>
-            <w:pPr>
-              <w:spacing w:after="40"/>
-            </w:pPr>
-            <w:r/>
-            <w:r>
-              <w:rPr>
-                <w:color w:val="1C1E26"/>
-                <w:sz w:val="18"/>
-              </w:rPr>
-              <w:t>coursetakers.ae fee table (2026-04); SERP observed 2026-09</w:t>
-            </w:r>
-          </w:p>
-        </w:tc>
-      </w:tr>
-    </w:tbl>
     <w:p>
-      <w:pPr>
-        <w:spacing w:after="40"/>
-      </w:pPr>
+      <w:r>
+        <w:t>Page title: Bachelor's Degree in Dubai | UK-Awarded, No Visa | Maverick</w:t>
+      </w:r>
+    </w:p>
+    <w:p>
+      <w:r>
+        <w:t>Page description: UK-awarded BBA, BSc &amp; BA (Hons) in Dubai, Sharjah &amp; the GCC. Online &amp; weekend-tolerant, no student visa, AED instalments. WhatsApp admissions.</w:t>
+      </w:r>
     </w:p>
     <w:p>
       <w:pPr>
         <w:pStyle w:val="Heading1"/>
       </w:pPr>
       <w:r>
-        <w:t>B. Settings-driven values (filled at build time from client confirmations, never as placeholder text in copy)</w:t>
+        <w:t>Top bar</w:t>
       </w:r>
     </w:p>
-    <w:tbl>
-      <w:tblPr>
-        <w:tblStyle w:val="TableGrid"/>
-        <w:tblW w:type="auto" w:w="0"/>
-        <w:tblLook w:firstColumn="1" w:firstRow="1" w:lastColumn="0" w:lastRow="0" w:noHBand="0" w:noVBand="1" w:val="04A0"/>
-      </w:tblPr>
-      <w:tblGrid>
-        <w:gridCol w:w="3286"/>
-        <w:gridCol w:w="3286"/>
-        <w:gridCol w:w="3286"/>
-      </w:tblGrid>
-      <w:tr>
-        <w:tc>
-          <w:tcPr>
-            <w:tcW w:type="dxa" w:w="3286"/>
-          </w:tcPr>
-          <w:p>
-            <w:pPr>
-              <w:spacing w:after="40"/>
-            </w:pPr>
-            <w:r>
-              <w:rPr>
-                <w:b/>
-              </w:rPr>
-            </w:r>
-            <w:r>
-              <w:rPr>
-                <w:b/>
-                <w:color w:val="071444"/>
-                <w:sz w:val="18"/>
-              </w:rPr>
-              <w:t>Value</w:t>
-            </w:r>
-          </w:p>
-        </w:tc>
-        <w:tc>
-          <w:tcPr>
-            <w:tcW w:type="dxa" w:w="3286"/>
-          </w:tcPr>
-          <w:p>
-            <w:pPr>
-              <w:spacing w:after="40"/>
-            </w:pPr>
-            <w:r>
-              <w:rPr>
-                <w:b/>
-              </w:rPr>
-            </w:r>
-            <w:r>
-              <w:rPr>
-                <w:b/>
-                <w:color w:val="071444"/>
-                <w:sz w:val="18"/>
-              </w:rPr>
-              <w:t>Who confirms</w:t>
-            </w:r>
-          </w:p>
-        </w:tc>
-        <w:tc>
-          <w:tcPr>
-            <w:tcW w:type="dxa" w:w="3286"/>
-          </w:tcPr>
-          <w:p>
-            <w:pPr>
-              <w:spacing w:after="40"/>
-            </w:pPr>
-            <w:r>
-              <w:rPr>
-                <w:b/>
-              </w:rPr>
-            </w:r>
-            <w:r>
-              <w:rPr>
-                <w:b/>
-                <w:color w:val="071444"/>
-                <w:sz w:val="18"/>
-              </w:rPr>
-              <w:t>Where it lands</w:t>
-            </w:r>
-          </w:p>
-        </w:tc>
-      </w:tr>
-      <w:tr>
-        <w:tc>
-          <w:tcPr>
-            <w:tcW w:type="dxa" w:w="3286"/>
-          </w:tcPr>
-          <w:p>
-            <w:pPr>
-              <w:spacing w:after="40"/>
-            </w:pPr>
-            <w:r/>
-            <w:r>
-              <w:rPr>
-                <w:color w:val="1C1E26"/>
-                <w:sz w:val="18"/>
-              </w:rPr>
-              <w:t>Fee and instalment amounts per family</w:t>
-            </w:r>
-          </w:p>
-        </w:tc>
-        <w:tc>
-          <w:tcPr>
-            <w:tcW w:type="dxa" w:w="3286"/>
-          </w:tcPr>
-          <w:p>
-            <w:pPr>
-              <w:spacing w:after="40"/>
-            </w:pPr>
-            <w:r/>
-            <w:r>
-              <w:rPr>
-                <w:color w:val="1C1E26"/>
-                <w:sz w:val="18"/>
-              </w:rPr>
-              <w:t>Client</w:t>
-            </w:r>
-          </w:p>
-        </w:tc>
-        <w:tc>
-          <w:tcPr>
-            <w:tcW w:type="dxa" w:w="3286"/>
-          </w:tcPr>
-          <w:p>
-            <w:pPr>
-              <w:spacing w:after="40"/>
-            </w:pPr>
-            <w:r/>
-            <w:r>
-              <w:rPr>
-                <w:color w:val="1C1E26"/>
-                <w:sz w:val="18"/>
-              </w:rPr>
-              <w:t>Fee plan PDF, block 10 Maverick bar, success state</w:t>
-            </w:r>
-          </w:p>
-        </w:tc>
-      </w:tr>
-      <w:tr>
-        <w:tc>
-          <w:tcPr>
-            <w:tcW w:type="dxa" w:w="3286"/>
-          </w:tcPr>
-          <w:p>
-            <w:pPr>
-              <w:spacing w:after="40"/>
-            </w:pPr>
-            <w:r/>
-            <w:r>
-              <w:rPr>
-                <w:color w:val="1C1E26"/>
-                <w:sz w:val="18"/>
-              </w:rPr>
-              <w:t>Duration per family (one per family)</w:t>
-            </w:r>
-          </w:p>
-        </w:tc>
-        <w:tc>
-          <w:tcPr>
-            <w:tcW w:type="dxa" w:w="3286"/>
-          </w:tcPr>
-          <w:p>
-            <w:pPr>
-              <w:spacing w:after="40"/>
-            </w:pPr>
-            <w:r/>
-            <w:r>
-              <w:rPr>
-                <w:color w:val="1C1E26"/>
-                <w:sz w:val="18"/>
-              </w:rPr>
-              <w:t>Client</w:t>
-            </w:r>
-          </w:p>
-        </w:tc>
-        <w:tc>
-          <w:tcPr>
-            <w:tcW w:type="dxa" w:w="3286"/>
-          </w:tcPr>
-          <w:p>
-            <w:pPr>
-              <w:spacing w:after="40"/>
-            </w:pPr>
-            <w:r/>
-            <w:r>
-              <w:rPr>
-                <w:color w:val="1C1E26"/>
-                <w:sz w:val="18"/>
-              </w:rPr>
-              <w:t>Course schema, counselling script only</w:t>
-            </w:r>
-          </w:p>
-        </w:tc>
-      </w:tr>
-      <w:tr>
-        <w:tc>
-          <w:tcPr>
-            <w:tcW w:type="dxa" w:w="3286"/>
-          </w:tcPr>
-          <w:p>
-            <w:pPr>
-              <w:spacing w:after="40"/>
-            </w:pPr>
-            <w:r/>
-            <w:r>
-              <w:rPr>
-                <w:color w:val="1C1E26"/>
-                <w:sz w:val="18"/>
-              </w:rPr>
-              <w:t>Intake dates</w:t>
-            </w:r>
-          </w:p>
-        </w:tc>
-        <w:tc>
-          <w:tcPr>
-            <w:tcW w:type="dxa" w:w="3286"/>
-          </w:tcPr>
-          <w:p>
-            <w:pPr>
-              <w:spacing w:after="40"/>
-            </w:pPr>
-            <w:r/>
-            <w:r>
-              <w:rPr>
-                <w:color w:val="1C1E26"/>
-                <w:sz w:val="18"/>
-              </w:rPr>
-              <w:t>Client</w:t>
-            </w:r>
-          </w:p>
-        </w:tc>
-        <w:tc>
-          <w:tcPr>
-            <w:tcW w:type="dxa" w:w="3286"/>
-          </w:tcPr>
-          <w:p>
-            <w:pPr>
-              <w:spacing w:after="40"/>
-            </w:pPr>
-            <w:r/>
-            <w:r>
-              <w:rPr>
-                <w:color w:val="1C1E26"/>
-                <w:sz w:val="18"/>
-              </w:rPr>
-              <w:t>Announcement bar slot, block 8 calendar, intake reminders</w:t>
-            </w:r>
-          </w:p>
-        </w:tc>
-      </w:tr>
-      <w:tr>
-        <w:tc>
-          <w:tcPr>
-            <w:tcW w:type="dxa" w:w="3286"/>
-          </w:tcPr>
-          <w:p>
-            <w:pPr>
-              <w:spacing w:after="40"/>
-            </w:pPr>
-            <w:r/>
-            <w:r>
-              <w:rPr>
-                <w:color w:val="1C1E26"/>
-                <w:sz w:val="18"/>
-              </w:rPr>
-              <w:t>Offer line (terms + end date)</w:t>
-            </w:r>
-          </w:p>
-        </w:tc>
-        <w:tc>
-          <w:tcPr>
-            <w:tcW w:type="dxa" w:w="3286"/>
-          </w:tcPr>
-          <w:p>
-            <w:pPr>
-              <w:spacing w:after="40"/>
-            </w:pPr>
-            <w:r/>
-            <w:r>
-              <w:rPr>
-                <w:color w:val="1C1E26"/>
-                <w:sz w:val="18"/>
-              </w:rPr>
-              <w:t>Client, signed</w:t>
-            </w:r>
-          </w:p>
-        </w:tc>
-        <w:tc>
-          <w:tcPr>
-            <w:tcW w:type="dxa" w:w="3286"/>
-          </w:tcPr>
-          <w:p>
-            <w:pPr>
-              <w:spacing w:after="40"/>
-            </w:pPr>
-            <w:r/>
-            <w:r>
-              <w:rPr>
-                <w:color w:val="1C1E26"/>
-                <w:sz w:val="18"/>
-              </w:rPr>
-              <w:t>Offer rail; stays empty until confirmed</w:t>
-            </w:r>
-          </w:p>
-        </w:tc>
-      </w:tr>
-      <w:tr>
-        <w:tc>
-          <w:tcPr>
-            <w:tcW w:type="dxa" w:w="3286"/>
-          </w:tcPr>
-          <w:p>
-            <w:pPr>
-              <w:spacing w:after="40"/>
-            </w:pPr>
-            <w:r/>
-            <w:r>
-              <w:rPr>
-                <w:color w:val="1C1E26"/>
-                <w:sz w:val="18"/>
-              </w:rPr>
-              <w:t>Delivery mode per programme</w:t>
-            </w:r>
-          </w:p>
-        </w:tc>
-        <w:tc>
-          <w:tcPr>
-            <w:tcW w:type="dxa" w:w="3286"/>
-          </w:tcPr>
-          <w:p>
-            <w:pPr>
-              <w:spacing w:after="40"/>
-            </w:pPr>
-            <w:r/>
-            <w:r>
-              <w:rPr>
-                <w:color w:val="1C1E26"/>
-                <w:sz w:val="18"/>
-              </w:rPr>
-              <w:t>Client</w:t>
-            </w:r>
-          </w:p>
-        </w:tc>
-        <w:tc>
-          <w:tcPr>
-            <w:tcW w:type="dxa" w:w="3286"/>
-          </w:tcPr>
-          <w:p>
-            <w:pPr>
-              <w:spacing w:after="40"/>
-            </w:pPr>
-            <w:r/>
-            <w:r>
-              <w:rPr>
-                <w:color w:val="1C1E26"/>
-                <w:sz w:val="18"/>
-              </w:rPr>
-              <w:t>Block 7 delivery filter</w:t>
-            </w:r>
-          </w:p>
-        </w:tc>
-      </w:tr>
-      <w:tr>
-        <w:tc>
-          <w:tcPr>
-            <w:tcW w:type="dxa" w:w="3286"/>
-          </w:tcPr>
-          <w:p>
-            <w:pPr>
-              <w:spacing w:after="40"/>
-            </w:pPr>
-            <w:r/>
-            <w:r>
-              <w:rPr>
-                <w:color w:val="1C1E26"/>
-                <w:sz w:val="18"/>
-              </w:rPr>
-              <w:t>Top-up awarding university name</w:t>
-            </w:r>
-          </w:p>
-        </w:tc>
-        <w:tc>
-          <w:tcPr>
-            <w:tcW w:type="dxa" w:w="3286"/>
-          </w:tcPr>
-          <w:p>
-            <w:pPr>
-              <w:spacing w:after="40"/>
-            </w:pPr>
-            <w:r/>
-            <w:r>
-              <w:rPr>
-                <w:color w:val="1C1E26"/>
-                <w:sz w:val="18"/>
-              </w:rPr>
-              <w:t>Client</w:t>
-            </w:r>
-          </w:p>
-        </w:tc>
-        <w:tc>
-          <w:tcPr>
-            <w:tcW w:type="dxa" w:w="3286"/>
-          </w:tcPr>
-          <w:p>
-            <w:pPr>
-              <w:spacing w:after="40"/>
-            </w:pPr>
-            <w:r/>
-            <w:r>
-              <w:rPr>
-                <w:color w:val="1C1E26"/>
-                <w:sz w:val="18"/>
-              </w:rPr>
-              <w:t>Top-up card, Course schema</w:t>
-            </w:r>
-          </w:p>
-        </w:tc>
-      </w:tr>
-      <w:tr>
-        <w:tc>
-          <w:tcPr>
-            <w:tcW w:type="dxa" w:w="3286"/>
-          </w:tcPr>
-          <w:p>
-            <w:pPr>
-              <w:spacing w:after="40"/>
-            </w:pPr>
-            <w:r/>
-            <w:r>
-              <w:rPr>
-                <w:color w:val="1C1E26"/>
-                <w:sz w:val="18"/>
-              </w:rPr>
-              <w:t>Student stories, portraits, permissions</w:t>
-            </w:r>
-          </w:p>
-        </w:tc>
-        <w:tc>
-          <w:tcPr>
-            <w:tcW w:type="dxa" w:w="3286"/>
-          </w:tcPr>
-          <w:p>
-            <w:pPr>
-              <w:spacing w:after="40"/>
-            </w:pPr>
-            <w:r/>
-            <w:r>
-              <w:rPr>
-                <w:color w:val="1C1E26"/>
-                <w:sz w:val="18"/>
-              </w:rPr>
-              <w:t>Client + students</w:t>
-            </w:r>
-          </w:p>
-        </w:tc>
-        <w:tc>
-          <w:tcPr>
-            <w:tcW w:type="dxa" w:w="3286"/>
-          </w:tcPr>
-          <w:p>
-            <w:pPr>
-              <w:spacing w:after="40"/>
-            </w:pPr>
-            <w:r/>
-            <w:r>
-              <w:rPr>
-                <w:color w:val="1C1E26"/>
-                <w:sz w:val="18"/>
-              </w:rPr>
-              <w:t>Block 12</w:t>
-            </w:r>
-          </w:p>
-        </w:tc>
-      </w:tr>
-      <w:tr>
-        <w:tc>
-          <w:tcPr>
-            <w:tcW w:type="dxa" w:w="3286"/>
-          </w:tcPr>
-          <w:p>
-            <w:pPr>
-              <w:spacing w:after="40"/>
-            </w:pPr>
-            <w:r/>
-            <w:r>
-              <w:rPr>
-                <w:color w:val="1C1E26"/>
-                <w:sz w:val="18"/>
-              </w:rPr>
-              <w:t>Team names and photos; office photos</w:t>
-            </w:r>
-          </w:p>
-        </w:tc>
-        <w:tc>
-          <w:tcPr>
-            <w:tcW w:type="dxa" w:w="3286"/>
-          </w:tcPr>
-          <w:p>
-            <w:pPr>
-              <w:spacing w:after="40"/>
-            </w:pPr>
-            <w:r/>
-            <w:r>
-              <w:rPr>
-                <w:color w:val="1C1E26"/>
-                <w:sz w:val="18"/>
-              </w:rPr>
-              <w:t>Client</w:t>
-            </w:r>
-          </w:p>
-        </w:tc>
-        <w:tc>
-          <w:tcPr>
-            <w:tcW w:type="dxa" w:w="3286"/>
-          </w:tcPr>
-          <w:p>
-            <w:pPr>
-              <w:spacing w:after="40"/>
-            </w:pPr>
-            <w:r/>
-            <w:r>
-              <w:rPr>
-                <w:color w:val="1C1E26"/>
-                <w:sz w:val="18"/>
-              </w:rPr>
-              <w:t>Block 13</w:t>
-            </w:r>
-          </w:p>
-        </w:tc>
-      </w:tr>
-      <w:tr>
-        <w:tc>
-          <w:tcPr>
-            <w:tcW w:type="dxa" w:w="3286"/>
-          </w:tcPr>
-          <w:p>
-            <w:pPr>
-              <w:spacing w:after="40"/>
-            </w:pPr>
-            <w:r/>
-            <w:r>
-              <w:rPr>
-                <w:color w:val="1C1E26"/>
-                <w:sz w:val="18"/>
-              </w:rPr>
-              <w:t>University logos</w:t>
-            </w:r>
-          </w:p>
-        </w:tc>
-        <w:tc>
-          <w:tcPr>
-            <w:tcW w:type="dxa" w:w="3286"/>
-          </w:tcPr>
-          <w:p>
-            <w:pPr>
-              <w:spacing w:after="40"/>
-            </w:pPr>
-            <w:r/>
-            <w:r>
-              <w:rPr>
-                <w:color w:val="1C1E26"/>
-                <w:sz w:val="18"/>
-              </w:rPr>
-              <w:t>Client</w:t>
-            </w:r>
-          </w:p>
-        </w:tc>
-        <w:tc>
-          <w:tcPr>
-            <w:tcW w:type="dxa" w:w="3286"/>
-          </w:tcPr>
-          <w:p>
-            <w:pPr>
-              <w:spacing w:after="40"/>
-            </w:pPr>
-            <w:r/>
-            <w:r>
-              <w:rPr>
-                <w:color w:val="1C1E26"/>
-                <w:sz w:val="18"/>
-              </w:rPr>
-              <w:t>Recognition strip stays text-only until granted</w:t>
-            </w:r>
-          </w:p>
-        </w:tc>
-      </w:tr>
-    </w:tbl>
     <w:p>
-      <w:pPr>
-        <w:spacing w:after="40"/>
-      </w:pPr>
+      <w:r>
+        <w:t>Online bachelor's routes with no student visa needed. Speak to an admissions counsellor in Sharjah on WhatsApp or by phone.</w:t>
+      </w:r>
     </w:p>
     <w:p>
       <w:pPr>
         <w:pStyle w:val="Heading1"/>
       </w:pPr>
       <w:r>
-        <w:t>C. SEO layer</w:t>
+        <w:t>Opening section</w:t>
       </w:r>
     </w:p>
     <w:p>
       <w:r>
-        <w:rPr>
-          <w:b/>
-          <w:color w:val="071444"/>
-        </w:rPr>
-        <w:t>URL:</w:t>
-      </w:r>
-      <w:r>
-        <w:t xml:space="preserve"> `/bachelors-dubai` </w:t>
-      </w:r>
-      <w:r>
-        <w:rPr>
-          <w:b/>
-          <w:color w:val="071444"/>
-        </w:rPr>
-        <w:t>Meta title (58):</w:t>
-      </w:r>
-      <w:r>
-        <w:t xml:space="preserve"> Bachelor's Degree in Dubai | UK-Awarded, No Visa | Maverick </w:t>
-      </w:r>
-      <w:r>
-        <w:rPr>
-          <w:b/>
-          <w:color w:val="071444"/>
-        </w:rPr>
-        <w:t>Meta description (136):</w:t>
-      </w:r>
-      <w:r>
-        <w:t xml:space="preserve"> UK-awarded BBA, BSc &amp; BA (Hons) in Dubai, Sharjah &amp; the GCC. Online &amp; weekend-tolerant, no student visa, AED instalments. WhatsApp admissions. </w:t>
-      </w:r>
-      <w:r>
-        <w:rPr>
-          <w:b/>
-          <w:color w:val="071444"/>
-        </w:rPr>
-        <w:t>K5 local ad-set variant:</w:t>
-      </w:r>
-      <w:r>
-        <w:t xml:space="preserve"> Bachelors in Sharjah | Online, UK-Awarded, No Visa | Maverick. Office in Robot Park Tower.</w:t>
+        <w:t>Main heading: Earn your bachelor's without leaving the Gulf, quitting your job or stretching your budget.</w:t>
       </w:r>
     </w:p>
     <w:p>
       <w:r>
-        <w:rPr>
-          <w:b/>
-          <w:color w:val="071444"/>
-        </w:rPr>
-        <w:t>Keyword homes (exactly one each):</w:t>
-      </w:r>
-    </w:p>
-    <w:tbl>
-      <w:tblPr>
-        <w:tblStyle w:val="TableGrid"/>
-        <w:tblW w:type="auto" w:w="0"/>
-        <w:tblLook w:firstColumn="1" w:firstRow="1" w:lastColumn="0" w:lastRow="0" w:noHBand="0" w:noVBand="1" w:val="04A0"/>
-      </w:tblPr>
-      <w:tblGrid>
-        <w:gridCol w:w="4929"/>
-        <w:gridCol w:w="4929"/>
-      </w:tblGrid>
-      <w:tr>
-        <w:tc>
-          <w:tcPr>
-            <w:tcW w:type="dxa" w:w="4929"/>
-          </w:tcPr>
-          <w:p>
-            <w:pPr>
-              <w:spacing w:after="40"/>
-            </w:pPr>
-            <w:r>
-              <w:rPr>
-                <w:b/>
-              </w:rPr>
-            </w:r>
-            <w:r>
-              <w:rPr>
-                <w:b/>
-                <w:color w:val="071444"/>
-                <w:sz w:val="18"/>
-              </w:rPr>
-              <w:t>Phrase</w:t>
-            </w:r>
-          </w:p>
-        </w:tc>
-        <w:tc>
-          <w:tcPr>
-            <w:tcW w:type="dxa" w:w="4929"/>
-          </w:tcPr>
-          <w:p>
-            <w:pPr>
-              <w:spacing w:after="40"/>
-            </w:pPr>
-            <w:r>
-              <w:rPr>
-                <w:b/>
-              </w:rPr>
-            </w:r>
-            <w:r>
-              <w:rPr>
-                <w:b/>
-                <w:color w:val="071444"/>
-                <w:sz w:val="18"/>
-              </w:rPr>
-              <w:t>Home</w:t>
-            </w:r>
-          </w:p>
-        </w:tc>
-      </w:tr>
-      <w:tr>
-        <w:tc>
-          <w:tcPr>
-            <w:tcW w:type="dxa" w:w="4929"/>
-          </w:tcPr>
-          <w:p>
-            <w:pPr>
-              <w:spacing w:after="40"/>
-            </w:pPr>
-            <w:r/>
-            <w:r>
-              <w:rPr>
-                <w:color w:val="1C1E26"/>
-                <w:sz w:val="18"/>
-              </w:rPr>
-              <w:t>K1 bachelor's degree in Dubai</w:t>
-            </w:r>
-          </w:p>
-        </w:tc>
-        <w:tc>
-          <w:tcPr>
-            <w:tcW w:type="dxa" w:w="4929"/>
-          </w:tcPr>
-          <w:p>
-            <w:pPr>
-              <w:spacing w:after="40"/>
-            </w:pPr>
-            <w:r/>
-            <w:r>
-              <w:rPr>
-                <w:color w:val="1C1E26"/>
-                <w:sz w:val="18"/>
-              </w:rPr>
-              <w:t>Hero subhead (block 2)</w:t>
-            </w:r>
-          </w:p>
-        </w:tc>
-      </w:tr>
-      <w:tr>
-        <w:tc>
-          <w:tcPr>
-            <w:tcW w:type="dxa" w:w="4929"/>
-          </w:tcPr>
-          <w:p>
-            <w:pPr>
-              <w:spacing w:after="40"/>
-            </w:pPr>
-            <w:r/>
-            <w:r>
-              <w:rPr>
-                <w:color w:val="1C1E26"/>
-                <w:sz w:val="18"/>
-              </w:rPr>
-              <w:t>K2 online bachelor's degree in UAE</w:t>
-            </w:r>
-          </w:p>
-        </w:tc>
-        <w:tc>
-          <w:tcPr>
-            <w:tcW w:type="dxa" w:w="4929"/>
-          </w:tcPr>
-          <w:p>
-            <w:pPr>
-              <w:spacing w:after="40"/>
-            </w:pPr>
-            <w:r/>
-            <w:r>
-              <w:rPr>
-                <w:color w:val="1C1E26"/>
-                <w:sz w:val="18"/>
-              </w:rPr>
-              <w:t>Block 6 H2</w:t>
-            </w:r>
-          </w:p>
-        </w:tc>
-      </w:tr>
-      <w:tr>
-        <w:tc>
-          <w:tcPr>
-            <w:tcW w:type="dxa" w:w="4929"/>
-          </w:tcPr>
-          <w:p>
-            <w:pPr>
-              <w:spacing w:after="40"/>
-            </w:pPr>
-            <w:r/>
-            <w:r>
-              <w:rPr>
-                <w:color w:val="1C1E26"/>
-                <w:sz w:val="18"/>
-              </w:rPr>
-              <w:t>K3 BBA in Dubai / BBA in UAE</w:t>
-            </w:r>
-          </w:p>
-        </w:tc>
-        <w:tc>
-          <w:tcPr>
-            <w:tcW w:type="dxa" w:w="4929"/>
-          </w:tcPr>
-          <w:p>
-            <w:pPr>
-              <w:spacing w:after="40"/>
-            </w:pPr>
-            <w:r/>
-            <w:r>
-              <w:rPr>
-                <w:color w:val="1C1E26"/>
-                <w:sz w:val="18"/>
-              </w:rPr>
-              <w:t>Block 7 H2</w:t>
-            </w:r>
-          </w:p>
-        </w:tc>
-      </w:tr>
-      <w:tr>
-        <w:tc>
-          <w:tcPr>
-            <w:tcW w:type="dxa" w:w="4929"/>
-          </w:tcPr>
-          <w:p>
-            <w:pPr>
-              <w:spacing w:after="40"/>
-            </w:pPr>
-            <w:r/>
-            <w:r>
-              <w:rPr>
-                <w:color w:val="1C1E26"/>
-                <w:sz w:val="18"/>
-              </w:rPr>
-              <w:t>K4 top universities in Dubai for bachelor's</w:t>
-            </w:r>
-          </w:p>
-        </w:tc>
-        <w:tc>
-          <w:tcPr>
-            <w:tcW w:type="dxa" w:w="4929"/>
-          </w:tcPr>
-          <w:p>
-            <w:pPr>
-              <w:spacing w:after="40"/>
-            </w:pPr>
-            <w:r/>
-            <w:r>
-              <w:rPr>
-                <w:color w:val="1C1E26"/>
-                <w:sz w:val="18"/>
-              </w:rPr>
-              <w:t>Block 11 intro</w:t>
-            </w:r>
-          </w:p>
-        </w:tc>
-      </w:tr>
-      <w:tr>
-        <w:tc>
-          <w:tcPr>
-            <w:tcW w:type="dxa" w:w="4929"/>
-          </w:tcPr>
-          <w:p>
-            <w:pPr>
-              <w:spacing w:after="40"/>
-            </w:pPr>
-            <w:r/>
-            <w:r>
-              <w:rPr>
-                <w:color w:val="1C1E26"/>
-                <w:sz w:val="18"/>
-              </w:rPr>
-              <w:t>K5 bachelor's degree in Sharjah</w:t>
-            </w:r>
-          </w:p>
-        </w:tc>
-        <w:tc>
-          <w:tcPr>
-            <w:tcW w:type="dxa" w:w="4929"/>
-          </w:tcPr>
-          <w:p>
-            <w:pPr>
-              <w:spacing w:after="40"/>
-            </w:pPr>
-            <w:r/>
-            <w:r>
-              <w:rPr>
-                <w:color w:val="1C1E26"/>
-                <w:sz w:val="18"/>
-              </w:rPr>
-              <w:t>Block 13 H2</w:t>
-            </w:r>
-          </w:p>
-        </w:tc>
-      </w:tr>
-      <w:tr>
-        <w:tc>
-          <w:tcPr>
-            <w:tcW w:type="dxa" w:w="4929"/>
-          </w:tcPr>
-          <w:p>
-            <w:pPr>
-              <w:spacing w:after="40"/>
-            </w:pPr>
-            <w:r/>
-            <w:r>
-              <w:rPr>
-                <w:color w:val="1C1E26"/>
-                <w:sz w:val="18"/>
-              </w:rPr>
-              <w:t>K6 no visa required bachelor's degree UAE</w:t>
-            </w:r>
-          </w:p>
-        </w:tc>
-        <w:tc>
-          <w:tcPr>
-            <w:tcW w:type="dxa" w:w="4929"/>
-          </w:tcPr>
-          <w:p>
-            <w:pPr>
-              <w:spacing w:after="40"/>
-            </w:pPr>
-            <w:r/>
-            <w:r>
-              <w:rPr>
-                <w:color w:val="1C1E26"/>
-                <w:sz w:val="18"/>
-              </w:rPr>
-              <w:t>Block 1 announcement</w:t>
-            </w:r>
-          </w:p>
-        </w:tc>
-      </w:tr>
-      <w:tr>
-        <w:tc>
-          <w:tcPr>
-            <w:tcW w:type="dxa" w:w="4929"/>
-          </w:tcPr>
-          <w:p>
-            <w:pPr>
-              <w:spacing w:after="40"/>
-            </w:pPr>
-            <w:r/>
-            <w:r>
-              <w:rPr>
-                <w:color w:val="1C1E26"/>
-                <w:sz w:val="18"/>
-              </w:rPr>
-              <w:t>K7 affordable bachelor's degree in UAE</w:t>
-            </w:r>
-          </w:p>
-        </w:tc>
-        <w:tc>
-          <w:tcPr>
-            <w:tcW w:type="dxa" w:w="4929"/>
-          </w:tcPr>
-          <w:p>
-            <w:pPr>
-              <w:spacing w:after="40"/>
-            </w:pPr>
-            <w:r/>
-            <w:r>
-              <w:rPr>
-                <w:color w:val="1C1E26"/>
-                <w:sz w:val="18"/>
-              </w:rPr>
-              <w:t>Block 10 H2</w:t>
-            </w:r>
-          </w:p>
-        </w:tc>
-      </w:tr>
-      <w:tr>
-        <w:tc>
-          <w:tcPr>
-            <w:tcW w:type="dxa" w:w="4929"/>
-          </w:tcPr>
-          <w:p>
-            <w:pPr>
-              <w:spacing w:after="40"/>
-            </w:pPr>
-            <w:r/>
-            <w:r>
-              <w:rPr>
-                <w:color w:val="1C1E26"/>
-                <w:sz w:val="18"/>
-              </w:rPr>
-              <w:t>K8 top-up bachelor's degree UAE</w:t>
-            </w:r>
-          </w:p>
-        </w:tc>
-        <w:tc>
-          <w:tcPr>
-            <w:tcW w:type="dxa" w:w="4929"/>
-          </w:tcPr>
-          <w:p>
-            <w:pPr>
-              <w:spacing w:after="40"/>
-            </w:pPr>
-            <w:r/>
-            <w:r>
-              <w:rPr>
-                <w:color w:val="1C1E26"/>
-                <w:sz w:val="18"/>
-              </w:rPr>
-              <w:t>Block 6 top-up card</w:t>
-            </w:r>
-          </w:p>
-        </w:tc>
-      </w:tr>
-      <w:tr>
-        <w:tc>
-          <w:tcPr>
-            <w:tcW w:type="dxa" w:w="4929"/>
-          </w:tcPr>
-          <w:p>
-            <w:pPr>
-              <w:spacing w:after="40"/>
-            </w:pPr>
-            <w:r/>
-            <w:r>
-              <w:rPr>
-                <w:color w:val="1C1E26"/>
-                <w:sz w:val="18"/>
-              </w:rPr>
-              <w:t>R1 bachelor's degree in Abu Dhabi</w:t>
-            </w:r>
-          </w:p>
-        </w:tc>
-        <w:tc>
-          <w:tcPr>
-            <w:tcW w:type="dxa" w:w="4929"/>
-          </w:tcPr>
-          <w:p>
-            <w:pPr>
-              <w:spacing w:after="40"/>
-            </w:pPr>
-            <w:r/>
-            <w:r>
-              <w:rPr>
-                <w:color w:val="1C1E26"/>
-                <w:sz w:val="18"/>
-              </w:rPr>
-              <w:t>Hero subhead, first 100 words</w:t>
-            </w:r>
-          </w:p>
-        </w:tc>
-      </w:tr>
-      <w:tr>
-        <w:tc>
-          <w:tcPr>
-            <w:tcW w:type="dxa" w:w="4929"/>
-          </w:tcPr>
-          <w:p>
-            <w:pPr>
-              <w:spacing w:after="40"/>
-            </w:pPr>
-            <w:r/>
-            <w:r>
-              <w:rPr>
-                <w:color w:val="1C1E26"/>
-                <w:sz w:val="18"/>
-              </w:rPr>
-              <w:t>R2 online BBA in UAE</w:t>
-            </w:r>
-          </w:p>
-        </w:tc>
-        <w:tc>
-          <w:tcPr>
-            <w:tcW w:type="dxa" w:w="4929"/>
-          </w:tcPr>
-          <w:p>
-            <w:pPr>
-              <w:spacing w:after="40"/>
-            </w:pPr>
-            <w:r/>
-            <w:r>
-              <w:rPr>
-                <w:color w:val="1C1E26"/>
-                <w:sz w:val="18"/>
-              </w:rPr>
-              <w:t>Block 6, BBA card</w:t>
-            </w:r>
-          </w:p>
-        </w:tc>
-      </w:tr>
-      <w:tr>
-        <w:tc>
-          <w:tcPr>
-            <w:tcW w:type="dxa" w:w="4929"/>
-          </w:tcPr>
-          <w:p>
-            <w:pPr>
-              <w:spacing w:after="40"/>
-            </w:pPr>
-            <w:r/>
-            <w:r>
-              <w:rPr>
-                <w:color w:val="1C1E26"/>
-                <w:sz w:val="18"/>
-              </w:rPr>
-              <w:t>R3 online BSc in UAE</w:t>
-            </w:r>
-          </w:p>
-        </w:tc>
-        <w:tc>
-          <w:tcPr>
-            <w:tcW w:type="dxa" w:w="4929"/>
-          </w:tcPr>
-          <w:p>
-            <w:pPr>
-              <w:spacing w:after="40"/>
-            </w:pPr>
-            <w:r/>
-            <w:r>
-              <w:rPr>
-                <w:color w:val="1C1E26"/>
-                <w:sz w:val="18"/>
-              </w:rPr>
-              <w:t>Block 6, BSc card</w:t>
-            </w:r>
-          </w:p>
-        </w:tc>
-      </w:tr>
-      <w:tr>
-        <w:tc>
-          <w:tcPr>
-            <w:tcW w:type="dxa" w:w="4929"/>
-          </w:tcPr>
-          <w:p>
-            <w:pPr>
-              <w:spacing w:after="40"/>
-            </w:pPr>
-            <w:r/>
-            <w:r>
-              <w:rPr>
-                <w:color w:val="1C1E26"/>
-                <w:sz w:val="18"/>
-              </w:rPr>
-              <w:t>R4 bachelor's degree in UAE for Indians</w:t>
-            </w:r>
-          </w:p>
-        </w:tc>
-        <w:tc>
-          <w:tcPr>
-            <w:tcW w:type="dxa" w:w="4929"/>
-          </w:tcPr>
-          <w:p>
-            <w:pPr>
-              <w:spacing w:after="40"/>
-            </w:pPr>
-            <w:r/>
-            <w:r>
-              <w:rPr>
-                <w:color w:val="1C1E26"/>
-                <w:sz w:val="18"/>
-              </w:rPr>
-              <w:t>Block 10, the dated rupee parenthetical</w:t>
-            </w:r>
-          </w:p>
-        </w:tc>
-      </w:tr>
-      <w:tr>
-        <w:tc>
-          <w:tcPr>
-            <w:tcW w:type="dxa" w:w="4929"/>
-          </w:tcPr>
-          <w:p>
-            <w:pPr>
-              <w:spacing w:after="40"/>
-            </w:pPr>
-            <w:r/>
-            <w:r>
-              <w:rPr>
-                <w:color w:val="1C1E26"/>
-                <w:sz w:val="18"/>
-              </w:rPr>
-              <w:t>R5 is an online bachelor's degree valid in the UAE</w:t>
-            </w:r>
-          </w:p>
-        </w:tc>
-        <w:tc>
-          <w:tcPr>
-            <w:tcW w:type="dxa" w:w="4929"/>
-          </w:tcPr>
-          <w:p>
-            <w:pPr>
-              <w:spacing w:after="40"/>
-            </w:pPr>
-            <w:r/>
-            <w:r>
-              <w:rPr>
-                <w:color w:val="1C1E26"/>
-                <w:sz w:val="18"/>
-              </w:rPr>
-              <w:t>Block 9 H3 + FAQ 1</w:t>
-            </w:r>
-          </w:p>
-        </w:tc>
-      </w:tr>
-      <w:tr>
-        <w:tc>
-          <w:tcPr>
-            <w:tcW w:type="dxa" w:w="4929"/>
-          </w:tcPr>
-          <w:p>
-            <w:pPr>
-              <w:spacing w:after="40"/>
-            </w:pPr>
-            <w:r/>
-            <w:r>
-              <w:rPr>
-                <w:color w:val="1C1E26"/>
-                <w:sz w:val="18"/>
-              </w:rPr>
-              <w:t>R6 bachelors in Ajman / bachelors near me</w:t>
-            </w:r>
-          </w:p>
-        </w:tc>
-        <w:tc>
-          <w:tcPr>
-            <w:tcW w:type="dxa" w:w="4929"/>
-          </w:tcPr>
-          <w:p>
-            <w:pPr>
-              <w:spacing w:after="40"/>
-            </w:pPr>
-            <w:r/>
-            <w:r>
-              <w:rPr>
-                <w:color w:val="1C1E26"/>
-                <w:sz w:val="18"/>
-              </w:rPr>
-              <w:t>Block 13 body + Google Business Profile</w:t>
-            </w:r>
-          </w:p>
-        </w:tc>
-      </w:tr>
-      <w:tr>
-        <w:tc>
-          <w:tcPr>
-            <w:tcW w:type="dxa" w:w="4929"/>
-          </w:tcPr>
-          <w:p>
-            <w:pPr>
-              <w:spacing w:after="40"/>
-            </w:pPr>
-            <w:r/>
-            <w:r>
-              <w:rPr>
-                <w:color w:val="1C1E26"/>
-                <w:sz w:val="18"/>
-              </w:rPr>
-              <w:t>R7 UK bachelor degree online from UAE</w:t>
-            </w:r>
-          </w:p>
-        </w:tc>
-        <w:tc>
-          <w:tcPr>
-            <w:tcW w:type="dxa" w:w="4929"/>
-          </w:tcPr>
-          <w:p>
-            <w:pPr>
-              <w:spacing w:after="40"/>
-            </w:pPr>
-            <w:r/>
-            <w:r>
-              <w:rPr>
-                <w:color w:val="1C1E26"/>
-                <w:sz w:val="18"/>
-              </w:rPr>
-              <w:t>Block 3 recognition strip</w:t>
-            </w:r>
-          </w:p>
-        </w:tc>
-      </w:tr>
-      <w:tr>
-        <w:tc>
-          <w:tcPr>
-            <w:tcW w:type="dxa" w:w="4929"/>
-          </w:tcPr>
-          <w:p>
-            <w:pPr>
-              <w:spacing w:after="40"/>
-            </w:pPr>
-            <w:r/>
-            <w:r>
-              <w:rPr>
-                <w:color w:val="1C1E26"/>
-                <w:sz w:val="18"/>
-              </w:rPr>
-              <w:t>R8 complete a bachelor's degree fast</w:t>
-            </w:r>
-          </w:p>
-        </w:tc>
-        <w:tc>
-          <w:tcPr>
-            <w:tcW w:type="dxa" w:w="4929"/>
-          </w:tcPr>
-          <w:p>
-            <w:pPr>
-              <w:spacing w:after="40"/>
-            </w:pPr>
-            <w:r/>
-            <w:r>
-              <w:rPr>
-                <w:color w:val="1C1E26"/>
-                <w:sz w:val="18"/>
-              </w:rPr>
-              <w:t>FAQ 6</w:t>
-            </w:r>
-          </w:p>
-        </w:tc>
-      </w:tr>
-    </w:tbl>
-    <w:p>
-      <w:pPr>
-        <w:spacing w:after="40"/>
-      </w:pPr>
-    </w:p>
-    <w:p>
-      <w:pPr>
-        <w:pStyle w:val="Heading1"/>
-      </w:pPr>
-      <w:r>
-        <w:t>D. Page copy, 15 blocks</w:t>
-      </w:r>
-    </w:p>
-    <w:p>
-      <w:pPr>
-        <w:pStyle w:val="Heading3"/>
-      </w:pPr>
-      <w:r>
-        <w:t>Block 1: Announcement bar</w:t>
+        <w:t>Supporting line: Study for a bachelor's degree in Dubai, Sharjah or Abu Dhabi, and anywhere else in the GCC, through online and weekend-friendly routes from UK and partner universities you can check by name.</w:t>
       </w:r>
     </w:p>
     <w:p>
       <w:r>
-        <w:t xml:space="preserve">Copy: </w:t>
-      </w:r>
-      <w:r>
-        <w:rPr>
-          <w:b/>
-          <w:color w:val="071444"/>
-        </w:rPr>
-        <w:t>Online bachelor's routes with no student visa required. Admissions counsellors in Sharjah, on WhatsApp or by call.</w:t>
+        <w:t>Four points of reassurance:</w:t>
       </w:r>
     </w:p>
     <w:p>
@@ -2635,7 +77,7 @@
         <w:spacing w:after="80"/>
       </w:pPr>
       <w:r>
-        <w:t>Claims: R2, OFC</w:t>
+        <w:t>Degrees awarded by UK and partner universities</w:t>
       </w:r>
     </w:p>
     <w:p>
@@ -2644,7 +86,7 @@
         <w:spacing w:after="80"/>
       </w:pPr>
       <w:r>
-        <w:t>CTA: none (information bar)</w:t>
+        <w:t>No student visa needed</w:t>
       </w:r>
     </w:p>
     <w:p>
@@ -2653,75 +95,31 @@
         <w:spacing w:after="80"/>
       </w:pPr>
       <w:r>
-        <w:t>Offer rail: empty. A client-confirmed offer line with its terms and end date is the only content allowed here (SOP §6 offer rule).</w:t>
+        <w:t>Study around your weekends</w:t>
       </w:r>
     </w:p>
     <w:p>
       <w:pPr>
-        <w:pStyle w:val="Heading3"/>
+        <w:pStyle w:val="ListBullet"/>
+        <w:spacing w:after="80"/>
       </w:pPr>
       <w:r>
-        <w:t>Block 2: Hero</w:t>
+        <w:t>Admissions office in Sharjah</w:t>
       </w:r>
     </w:p>
     <w:p>
       <w:r>
-        <w:rPr>
-          <w:b/>
-          <w:color w:val="071444"/>
-        </w:rPr>
-        <w:t>H1:</w:t>
-      </w:r>
-      <w:r>
-        <w:t xml:space="preserve"> Earn your bachelor's without leaving the Gulf, quitting your job or stretching your budget.</w:t>
+        <w:t>A line for students and for parents: Students get a real degree that fits around work and family life. Parents get facts they can check, fees put in writing, and an office they can walk into.</w:t>
       </w:r>
     </w:p>
     <w:p>
       <w:r>
-        <w:rPr>
-          <w:b/>
-          <w:color w:val="071444"/>
-        </w:rPr>
-        <w:t>Subhead (K1 home):</w:t>
-      </w:r>
-      <w:r>
-        <w:t xml:space="preserve"> Study for a bachelor's degree in Dubai, Sharjah or Abu Dhabi, and anywhere else in the GCC, through online and weekend-tolerant routes from named UK and partner universities.</w:t>
+        <w:t>Enquiry form, titled "Start my enquiry", with these fields: full name, phone or WhatsApp, email, programme of interest (BBA, BSc, BA (Hons), top-up, not sure yet), and country. Under the form: A counsellor will call you within one working day. No payment, no commitment.</w:t>
       </w:r>
     </w:p>
     <w:p>
       <w:r>
-        <w:rPr>
-          <w:b/>
-          <w:color w:val="071444"/>
-        </w:rPr>
-        <w:t>Trust strip (4 items, typographic, hairline dividers):</w:t>
-      </w:r>
-      <w:r>
-        <w:t xml:space="preserve"> UK-awarded routes · No student visa needed · Weekend-tolerant study · Admissions office in Sharjah</w:t>
-      </w:r>
-    </w:p>
-    <w:p>
-      <w:r>
-        <w:rPr>
-          <w:b/>
-          <w:color w:val="071444"/>
-        </w:rPr>
-        <w:t>Two-audience line:</w:t>
-      </w:r>
-      <w:r>
-        <w:t xml:space="preserve"> Students get a named degree that fits around real life. Parents get a recognition story they can verify, a fee plan in writing, and an office they can walk into.</w:t>
-      </w:r>
-    </w:p>
-    <w:p>
-      <w:r>
-        <w:rPr>
-          <w:b/>
-          <w:color w:val="071444"/>
-        </w:rPr>
-        <w:t>Form card:</w:t>
-      </w:r>
-      <w:r>
-        <w:t xml:space="preserve"> title "Start my enquiry". Fields: Full name · Phone or WhatsApp · Email · Programme interest (BBA / BSc / BA (Hons) / Top-up / Not sure yet) · Country. Button: </w:t>
+        <w:t xml:space="preserve">Buttons and links: </w:t>
       </w:r>
       <w:r>
         <w:rPr>
@@ -2731,7 +129,110 @@
         <w:t>Start my enquiry</w:t>
       </w:r>
       <w:r>
-        <w:t>. Under-form microcopy: A counsellor calls within 1 business day. No payment, no commitment.</w:t>
+        <w:t xml:space="preserve"> · Questions first? Chat on WhatsApp · Short on time? Ask for a call.</w:t>
+      </w:r>
+    </w:p>
+    <w:p>
+      <w:pPr>
+        <w:pStyle w:val="Heading1"/>
+      </w:pPr>
+      <w:r>
+        <w:t>The universities behind the degrees</w:t>
+      </w:r>
+    </w:p>
+    <w:p>
+      <w:pPr>
+        <w:pStyle w:val="ListBullet"/>
+        <w:spacing w:after="80"/>
+      </w:pPr>
+      <w:r>
+        <w:t>Rushford Business School, Switzerland. Holds the Swiss EduQua quality label and IACBE accreditation, with five QS stars for teaching and online learning.</w:t>
+      </w:r>
+    </w:p>
+    <w:p>
+      <w:pPr>
+        <w:pStyle w:val="ListBullet"/>
+        <w:spacing w:after="80"/>
+      </w:pPr>
+      <w:r>
+        <w:t>Girne American University, North Cyprus. Recognised by YÖDAK and YÖK, with IACBE accreditation for its business programmes.</w:t>
+      </w:r>
+    </w:p>
+    <w:p>
+      <w:pPr>
+        <w:pStyle w:val="ListBullet"/>
+        <w:spacing w:after="80"/>
+      </w:pPr>
+      <w:r>
+        <w:t>University of the West of Scotland. A UK bachelor's degree you can study online from the UAE.</w:t>
+      </w:r>
+    </w:p>
+    <w:p>
+      <w:pPr>
+        <w:pStyle w:val="ListBullet"/>
+        <w:spacing w:after="80"/>
+      </w:pPr>
+      <w:r>
+        <w:t>QUALIFI and Gatehouse diplomas, regulated in the UK by Ofqual, the qualifications regulator.</w:t>
+      </w:r>
+    </w:p>
+    <w:p>
+      <w:pPr>
+        <w:pStyle w:val="ListBullet"/>
+        <w:spacing w:after="80"/>
+      </w:pPr>
+      <w:r>
+        <w:t>The UAE Ministry of Higher Education and Scientific Research (MoHESR) published its rules for recognising online degrees on 10 March 2025. This page quotes those rules, with the date.</w:t>
+      </w:r>
+    </w:p>
+    <w:p>
+      <w:pPr>
+        <w:pStyle w:val="ListBullet"/>
+        <w:spacing w:after="80"/>
+      </w:pPr>
+      <w:r>
+        <w:t>Maverick Business Academy: London headquarters since 2012, UAE office at Robot Park Tower, Sharjah.</w:t>
+      </w:r>
+    </w:p>
+    <w:p>
+      <w:pPr>
+        <w:pStyle w:val="Heading1"/>
+      </w:pPr>
+      <w:r>
+        <w:t>The questions families ask first</w:t>
+      </w:r>
+    </w:p>
+    <w:p>
+      <w:r>
+        <w:t>"Will employers respect an online degree?" The UAE's own ministry published recognition rules for online degrees in March 2025. We print those rules on this page, with the date and the conditions, in the recognition section below.</w:t>
+      </w:r>
+    </w:p>
+    <w:p>
+      <w:r>
+        <w:t>"Campus study means AED 35,000 to 65,000 a year, before the visa and the move. Where does the money go?" Our fees are in AED, paid by instalment, and given to you in writing before you pay anything. The fee section below shows what the market charges, with sources.</w:t>
+      </w:r>
+    </w:p>
+    <w:p>
+      <w:r>
+        <w:t>"I already work full-time. When would I study?" The programmes here are taught online with weekend-friendly timetables, so your job stays and your degree moves.</w:t>
+      </w:r>
+    </w:p>
+    <w:p>
+      <w:r>
+        <w:t>"Those 12-month BBA offers look cheap. Are they safe?" The 2025 ministry rules say a recognised degree must follow the approved programme structure, and a 12-month timeline may not meet that test. We do not sell that kind of product, and the comparison table below shows why.</w:t>
+      </w:r>
+    </w:p>
+    <w:p>
+      <w:r>
+        <w:t>Chart on this section: a pie showing Dubai's private university students in 2024–25, 35% international and 65% local, with the caption "International enrolment in Dubai's private universities grew 29% in one year." Source line shown on the page: KHDA, Dubai's education regulator.</w:t>
+      </w:r>
+    </w:p>
+    <w:p>
+      <w:pPr>
+        <w:pStyle w:val="Heading1"/>
+      </w:pPr>
+      <w:r>
+        <w:t>Who this page is for</w:t>
       </w:r>
     </w:p>
     <w:p>
@@ -2740,327 +241,10 @@
           <w:b/>
           <w:color w:val="071444"/>
         </w:rPr>
-        <w:t>Secondary CTA:</w:t>
+        <w:t>School leavers and their families.</w:t>
       </w:r>
       <w:r>
-        <w:t xml:space="preserve"> Questions first? Chat on WhatsApp. </w:t>
-      </w:r>
-      <w:r>
-        <w:rPr>
-          <w:b/>
-          <w:color w:val="071444"/>
-        </w:rPr>
-        <w:t>Micro-CTA (A/B seed):</w:t>
-      </w:r>
-      <w:r>
-        <w:t xml:space="preserve"> Short on time? Request a call.</w:t>
-      </w:r>
-    </w:p>
-    <w:p>
-      <w:pPr>
-        <w:pStyle w:val="ListBullet"/>
-        <w:spacing w:after="80"/>
-      </w:pPr>
-      <w:r>
-        <w:t>Claims: OFC, R2, CAT</w:t>
-      </w:r>
-    </w:p>
-    <w:p>
-      <w:pPr>
-        <w:pStyle w:val="ListBullet"/>
-        <w:spacing w:after="80"/>
-      </w:pPr>
-      <w:r>
-        <w:t>CTA: form + WhatsApp</w:t>
-      </w:r>
-    </w:p>
-    <w:p>
-      <w:pPr>
-        <w:pStyle w:val="Heading3"/>
-      </w:pPr>
-      <w:r>
-        <w:t>Block 3: Recognition strip (text only, written parent-first)</w:t>
-      </w:r>
-    </w:p>
-    <w:p>
-      <w:r>
-        <w:rPr>
-          <w:b/>
-          <w:color w:val="071444"/>
-        </w:rPr>
-        <w:t>Heading:</w:t>
-      </w:r>
-      <w:r>
-        <w:t xml:space="preserve"> Named universities. A dated policy. One accountable office.</w:t>
-      </w:r>
-    </w:p>
-    <w:p>
-      <w:pPr>
-        <w:spacing w:after="40"/>
-        <w:ind w:left="454"/>
-      </w:pPr>
-      <w:r>
-        <w:rPr>
-          <w:b/>
-          <w:color w:val="B20202"/>
-        </w:rPr>
-        <w:t xml:space="preserve">1.  </w:t>
-      </w:r>
-      <w:r>
-        <w:t>Rushford Business School, Switzerland. EduQua, IACBE, QS Stars 5-star for teaching and online learning.</w:t>
-      </w:r>
-    </w:p>
-    <w:p>
-      <w:pPr>
-        <w:spacing w:after="40"/>
-        <w:ind w:left="454"/>
-      </w:pPr>
-      <w:r>
-        <w:rPr>
-          <w:b/>
-          <w:color w:val="B20202"/>
-        </w:rPr>
-        <w:t xml:space="preserve">2.  </w:t>
-      </w:r>
-      <w:r>
-        <w:t>Girne American University, North Cyprus. YÖDAK and YÖK recognition, IACBE for business.</w:t>
-      </w:r>
-    </w:p>
-    <w:p>
-      <w:pPr>
-        <w:spacing w:after="40"/>
-        <w:ind w:left="454"/>
-      </w:pPr>
-      <w:r>
-        <w:rPr>
-          <w:b/>
-          <w:color w:val="B20202"/>
-        </w:rPr>
-        <w:t xml:space="preserve">3.  </w:t>
-      </w:r>
-      <w:r>
-        <w:t>University of the West of Scotland: a UK bachelor's degree, studied online from the UAE. QAA-regulated institution.</w:t>
-      </w:r>
-    </w:p>
-    <w:p>
-      <w:pPr>
-        <w:spacing w:after="40"/>
-        <w:ind w:left="454"/>
-      </w:pPr>
-      <w:r>
-        <w:rPr>
-          <w:b/>
-          <w:color w:val="B20202"/>
-        </w:rPr>
-        <w:t xml:space="preserve">4.  </w:t>
-      </w:r>
-      <w:r>
-        <w:t>QUALIFI and Gatehouse diplomas, regulated by Ofqual in the UK.</w:t>
-      </w:r>
-    </w:p>
-    <w:p>
-      <w:pPr>
-        <w:spacing w:after="40"/>
-        <w:ind w:left="454"/>
-      </w:pPr>
-      <w:r>
-        <w:rPr>
-          <w:b/>
-          <w:color w:val="B20202"/>
-        </w:rPr>
-        <w:t xml:space="preserve">5.  </w:t>
-      </w:r>
-      <w:r>
-        <w:t>MoHESR issued its recognition policy for online degrees on 10 March 2025. We quote it, dated, on this page.</w:t>
-      </w:r>
-    </w:p>
-    <w:p>
-      <w:pPr>
-        <w:spacing w:after="40"/>
-        <w:ind w:left="454"/>
-      </w:pPr>
-      <w:r>
-        <w:rPr>
-          <w:b/>
-          <w:color w:val="B20202"/>
-        </w:rPr>
-        <w:t xml:space="preserve">6.  </w:t>
-      </w:r>
-      <w:r>
-        <w:t>London headquarters since 2012. UAE office at Robot Park Tower, Sharjah.</w:t>
-      </w:r>
-    </w:p>
-    <w:p>
-      <w:pPr>
-        <w:pStyle w:val="ListBullet"/>
-        <w:spacing w:after="80"/>
-      </w:pPr>
-      <w:r>
-        <w:t>Claims: ACC1, ACC2, ACC3, ACC4, R2, OFC (line 3 is the R7 home)</w:t>
-      </w:r>
-    </w:p>
-    <w:p>
-      <w:pPr>
-        <w:pStyle w:val="ListBullet"/>
-        <w:spacing w:after="80"/>
-      </w:pPr>
-      <w:r>
-        <w:t>CTA: none</w:t>
-      </w:r>
-    </w:p>
-    <w:p>
-      <w:pPr>
-        <w:pStyle w:val="Heading3"/>
-      </w:pPr>
-      <w:r>
-        <w:t>Block 4: Problem section</w:t>
-      </w:r>
-    </w:p>
-    <w:p>
-      <w:r>
-        <w:rPr>
-          <w:b/>
-          <w:color w:val="071444"/>
-        </w:rPr>
-        <w:t>Heading:</w:t>
-      </w:r>
-      <w:r>
-        <w:t xml:space="preserve"> The four doubts we hear most, answered honestly.</w:t>
-      </w:r>
-    </w:p>
-    <w:p>
-      <w:r>
-        <w:rPr>
-          <w:b/>
-          <w:color w:val="071444"/>
-        </w:rPr>
-        <w:t>Rails (fear, then the answer):</w:t>
-      </w:r>
-    </w:p>
-    <w:p>
-      <w:pPr>
-        <w:spacing w:after="40"/>
-        <w:ind w:left="454"/>
-      </w:pPr>
-      <w:r>
-        <w:rPr>
-          <w:b/>
-          <w:color w:val="B20202"/>
-        </w:rPr>
-        <w:t xml:space="preserve">1.  </w:t>
-      </w:r>
-      <w:r>
-        <w:t>Parent fear: "Will anyone respect an online degree?" Answer: the UAE's MoHESR published a recognition policy for online degrees on 10 March 2025, and we explain it on this page, dated, with the conditions attached. Block 9.</w:t>
-      </w:r>
-    </w:p>
-    <w:p>
-      <w:pPr>
-        <w:spacing w:after="40"/>
-        <w:ind w:left="454"/>
-      </w:pPr>
-      <w:r>
-        <w:rPr>
-          <w:b/>
-          <w:color w:val="B20202"/>
-        </w:rPr>
-        <w:t xml:space="preserve">2.  </w:t>
-      </w:r>
-      <w:r>
-        <w:t>Parent fear: "Campus means AED 35,000–65,000 a year, before the visa and the move." Answer: our plans are priced in AED with instalments, given in writing before you commit a dirham. Block 10.</w:t>
-      </w:r>
-    </w:p>
-    <w:p>
-      <w:pPr>
-        <w:spacing w:after="40"/>
-        <w:ind w:left="454"/>
-      </w:pPr>
-      <w:r>
-        <w:rPr>
-          <w:b/>
-          <w:color w:val="B20202"/>
-        </w:rPr>
-        <w:t xml:space="preserve">3.  </w:t>
-      </w:r>
-      <w:r>
-        <w:t>Student fear: "I already work full-time. When would I study?" Answer: routes are delivered online with weekend-tolerant scheduling, so the job stays and the degree moves. Blocks 6 and 8.</w:t>
-      </w:r>
-    </w:p>
-    <w:p>
-      <w:pPr>
-        <w:spacing w:after="40"/>
-        <w:ind w:left="454"/>
-      </w:pPr>
-      <w:r>
-        <w:rPr>
-          <w:b/>
-          <w:color w:val="B20202"/>
-        </w:rPr>
-        <w:t xml:space="preserve">4.  </w:t>
-      </w:r>
-      <w:r>
-        <w:t>Family fear: "Those 12-month BBA offers are so cheap. Are they real?" Answer: MoHESR recognition conditions include following the approved programme structure, and short timelines may not meet it. We do not sell that category. Blocks 10 and 11.</w:t>
-      </w:r>
-    </w:p>
-    <w:p>
-      <w:r>
-        <w:rPr>
-          <w:b/>
-          <w:color w:val="071444"/>
-        </w:rPr>
-        <w:t>Chart (pie):</w:t>
-      </w:r>
-      <w:r>
-        <w:t xml:space="preserve"> Dubai private higher-education student body, 2024–25: international students 35%, local students 65%. Caption: International enrolment in Dubai's private universities grew 29% in one year (KHDA). Source line visible.</w:t>
-      </w:r>
-    </w:p>
-    <w:p>
-      <w:pPr>
-        <w:pStyle w:val="ListBullet"/>
-        <w:spacing w:after="80"/>
-      </w:pPr>
-      <w:r>
-        <w:t>Claims: R2, M10, M2</w:t>
-      </w:r>
-    </w:p>
-    <w:p>
-      <w:pPr>
-        <w:pStyle w:val="ListBullet"/>
-        <w:spacing w:after="80"/>
-      </w:pPr>
-      <w:r>
-        <w:t>CTA: none</w:t>
-      </w:r>
-    </w:p>
-    <w:p>
-      <w:pPr>
-        <w:pStyle w:val="Heading3"/>
-      </w:pPr>
-      <w:r>
-        <w:t>Block 5: Who it's for</w:t>
-      </w:r>
-    </w:p>
-    <w:p>
-      <w:r>
-        <w:rPr>
-          <w:b/>
-          <w:color w:val="071444"/>
-        </w:rPr>
-        <w:t>Heading:</w:t>
-      </w:r>
-      <w:r>
-        <w:t xml:space="preserve"> Three kinds of students. One honest route for each.</w:t>
-      </w:r>
-    </w:p>
-    <w:p>
-      <w:r>
-        <w:rPr>
-          <w:b/>
-          <w:color w:val="071444"/>
-        </w:rPr>
-        <w:t>Rail 1: School leavers and their families.</w:t>
-      </w:r>
-      <w:r>
-        <w:t xml:space="preserve"> You finished 12th grade, or you are a year or two out. The student wants a career, and the parents ask the real questions: is it recognised, what does it cost, will the student be supported, will employers accept it? This page answers all four, and a counsellor walks your family through the choices. Routes: the seven BBA specialisations, the ten BSc programmes, or the BA (Hons). CTA: </w:t>
+        <w:t xml:space="preserve"> You finished 12th grade, or you are a year or two out. You want a career, and your parents want straight answers: is the degree recognised, what does it cost, who supports the student, will employers accept it? This page answers all four, and a counsellor goes through the choices with your family. Button: </w:t>
       </w:r>
       <w:r>
         <w:rPr>
@@ -3079,17 +263,17 @@
           <w:b/>
           <w:color w:val="071444"/>
         </w:rPr>
-        <w:t>Rail 2: Working professionals.</w:t>
+        <w:t>Working professionals.</w:t>
       </w:r>
       <w:r>
-        <w:t xml:space="preserve"> You are earning, and you are not giving up a salary for four years on a campus. You need a degree that fits around a job: online delivery, weekend-tolerant scheduling, no visa, no relocation, and a named person to call when something is unclear. Routes: the online BBA family and the BSc programmes. CTA: </w:t>
+        <w:t xml:space="preserve"> You earn a salary, and you are not giving it up for four years on a campus. You need a degree that fits around a job: taught online, friendly to weekends, no visa, no move, and a real person to call when something is unclear. Button: </w:t>
       </w:r>
       <w:r>
         <w:rPr>
           <w:b/>
           <w:color w:val="071444"/>
         </w:rPr>
-        <w:t>Find my route</w:t>
+        <w:t>Find my programme</w:t>
       </w:r>
       <w:r>
         <w:t>.</w:t>
@@ -3101,10 +285,10 @@
           <w:b/>
           <w:color w:val="071444"/>
         </w:rPr>
-        <w:t>Rail 3: Diploma, HND and credit holders.</w:t>
+        <w:t>Diploma, HND and credit holders.</w:t>
       </w:r>
       <w:r>
-        <w:t xml:space="preserve"> You already did the coursework. You want the legitimate way to finish, and you want it named. The top-up rail turns Ofqual-regulated diplomas into a UK honours degree, and it is the fastest serious route on this page. CTA: </w:t>
+        <w:t xml:space="preserve"> You already did the coursework. You want the legitimate way to finish, with every institution named. The top-up route turns Ofqual-regulated diplomas into a UK honours degree, and it is the quickest serious option on this page. Button: </w:t>
       </w:r>
       <w:r>
         <w:rPr>
@@ -3119,11 +303,63 @@
     </w:p>
     <w:p>
       <w:pPr>
-        <w:pStyle w:val="ListBullet"/>
-        <w:spacing w:after="80"/>
+        <w:pStyle w:val="Heading1"/>
       </w:pPr>
       <w:r>
-        <w:t>Claims: CAT</w:t>
+        <w:t>The four ways to study</w:t>
+      </w:r>
+    </w:p>
+    <w:p>
+      <w:r>
+        <w:rPr>
+          <w:b/>
+          <w:color w:val="071444"/>
+        </w:rPr>
+        <w:t>BBA, Rushford Business School (Switzerland).</w:t>
+      </w:r>
+      <w:r>
+        <w:t xml:space="preserve"> Seven specialisations, taught 100% online with live, interactive lectures, and dual certified with Maverick Business Academy, London. If you want an online BBA in UAE with the awarding school on the certificate, this is it. Specialisations: Business Administration, Marketing, Finance, Human Resource Management, Management Information Systems, Hospitality &amp; Tourism Management, Project Management.</w:t>
+      </w:r>
+    </w:p>
+    <w:p>
+      <w:r>
+        <w:rPr>
+          <w:b/>
+          <w:color w:val="071444"/>
+        </w:rPr>
+        <w:t>BSc, Girne American University (North Cyprus).</w:t>
+      </w:r>
+      <w:r>
+        <w:t xml:space="preserve"> Ten programmes across business, psychology and economics, taught in English. If you want an online BSc in UAE while you keep working, ask your counsellor which programmes fit your week. Programmes: Business Management, Tourism and Hospitality Management, International Business Management, Psychology, Accounting and Finance Management, Marketing, Human Resources Management, Accounting, Economics, Management Information Systems.</w:t>
+      </w:r>
+    </w:p>
+    <w:p>
+      <w:r>
+        <w:rPr>
+          <w:b/>
+          <w:color w:val="071444"/>
+        </w:rPr>
+        <w:t>BA (Hons) Global Business, University of the West of Scotland.</w:t>
+      </w:r>
+      <w:r>
+        <w:t xml:space="preserve"> One UK honours degree for students who want a UK university on the certificate while they study from the Gulf.</w:t>
+      </w:r>
+    </w:p>
+    <w:p>
+      <w:r>
+        <w:rPr>
+          <w:b/>
+          <w:color w:val="071444"/>
+        </w:rPr>
+        <w:t>The top-up route, for diploma, HND and credit holders.</w:t>
+      </w:r>
+      <w:r>
+        <w:t xml:space="preserve"> Ofqual-regulated QUALIFI Level 5 and Level 7 diplomas are topped up into a UK honours degree. The Level 5 catalogue covers 14 specialisations, including Law, IT and Cyber Security, so non-business diplomas fit too. The awarding university is confirmed at your counselling call.</w:t>
+      </w:r>
+    </w:p>
+    <w:p>
+      <w:r>
+        <w:t>A small checker on the top-up card answers three situations:</w:t>
       </w:r>
     </w:p>
     <w:p>
@@ -3132,84 +368,7 @@
         <w:spacing w:after="80"/>
       </w:pPr>
       <w:r>
-        <w:t>CTA: per card, to the matching route</w:t>
-      </w:r>
-    </w:p>
-    <w:p>
-      <w:pPr>
-        <w:pStyle w:val="Heading3"/>
-      </w:pPr>
-      <w:r>
-        <w:t>Block 6: Programme overview</w:t>
-      </w:r>
-    </w:p>
-    <w:p>
-      <w:r>
-        <w:rPr>
-          <w:b/>
-          <w:color w:val="071444"/>
-        </w:rPr>
-        <w:t>H2 (K2 home):</w:t>
-      </w:r>
-      <w:r>
-        <w:t xml:space="preserve"> Your online bachelor's degree in UAE, from universities you can name.</w:t>
-      </w:r>
-    </w:p>
-    <w:p>
-      <w:r>
-        <w:rPr>
-          <w:b/>
-          <w:color w:val="071444"/>
-        </w:rPr>
-        <w:t>Card 1: BBA, Rushford Business School (Switzerland).</w:t>
-      </w:r>
-      <w:r>
-        <w:t xml:space="preserve"> Seven specialisations, one Swiss business school with EduQua, IACBE and QS Stars 5-star ratings, delivered 100% online with live, interactive lectures and dual certified with Maverick Business Academy, London. Looking for an online BBA in UAE with a named awarding school: this is the rail. Specialisations: Business Administration, Marketing, Finance, Human Resource Management, Management Information Systems, Hospitality &amp; Tourism Management, Project Management.</w:t>
-      </w:r>
-    </w:p>
-    <w:p>
-      <w:r>
-        <w:rPr>
-          <w:b/>
-          <w:color w:val="071444"/>
-        </w:rPr>
-        <w:t>Card 2: BSc, Girne American University (North Cyprus).</w:t>
-      </w:r>
-      <w:r>
-        <w:t xml:space="preserve"> Ten programmes across business, psychology and economics, English-medium, with YÖDAK and YÖK recognition and IACBE accreditation for business. If you are searching for an online BSc in UAE while you stay in your role, ask us which GAU programmes fit your schedule. Programmes: Business Management, Tourism and Hospitality Management, International Business Management, Psychology, Accounting and Finance Management, Marketing, Human Resources Management, Accounting, Economics, Management Information Systems.</w:t>
-      </w:r>
-    </w:p>
-    <w:p>
-      <w:r>
-        <w:rPr>
-          <w:b/>
-          <w:color w:val="071444"/>
-        </w:rPr>
-        <w:t>Card 3: BA (Hons) Global Business, University of the West of Scotland.</w:t>
-      </w:r>
-      <w:r>
-        <w:t xml:space="preserve"> One UK-awarded honours degree for students who want the UK name on the certificate while they study from the Gulf.</w:t>
-      </w:r>
-    </w:p>
-    <w:p>
-      <w:r>
-        <w:rPr>
-          <w:b/>
-          <w:color w:val="071444"/>
-        </w:rPr>
-        <w:t>Card 4 (K8 home): Top-up, the fast way to finish.</w:t>
-      </w:r>
-      <w:r>
-        <w:t xml:space="preserve"> A top-up bachelor's degree UAE route: Ofqual-regulated QUALIFI Level 5 and Level 7 diplomas are topped up into a named UK honours degree, and the Level 5 catalogue spans 14 specialisations, including Law, IT and Cyber Security, so non-business diplomas fit too. The awarding university is confirmed at your counselling call.</w:t>
-      </w:r>
-    </w:p>
-    <w:p>
-      <w:r>
-        <w:rPr>
-          <w:b/>
-          <w:color w:val="071444"/>
-        </w:rPr>
-        <w:t>Pathway checker (on card 4, front-end, catalogue-sourced):</w:t>
+        <w:t>"I hold a diploma." Your diploma can map to a Level 5 entry, and the final stage is the UK honours top-up. Fourteen Level 5 specialisations are open to you, so law, IT and cyber diplomas fit as well as business ones.</w:t>
       </w:r>
     </w:p>
     <w:p>
@@ -3218,7 +377,7 @@
         <w:spacing w:after="80"/>
       </w:pPr>
       <w:r>
-        <w:t>Choice: "I hold a diploma." Answer: your diploma can map to a Level 5 entry, and the final stage is the UK honours top-up. Fourteen Level 5 specialisations are available, so law, IT and cyber diplomas fit as well as business ones.</w:t>
+        <w:t>"I hold an HND." An HND sits at Level 5. We match your award and units against the route map, then confirm your final stage in writing.</w:t>
       </w:r>
     </w:p>
     <w:p>
@@ -3227,78 +386,25 @@
         <w:spacing w:after="80"/>
       </w:pPr>
       <w:r>
-        <w:t>Choice: "I hold an HND." Answer: an HND sits at Level 5. We match your award and units against the route map, then confirm your final stage in writing.</w:t>
+        <w:t>"I have university credits." The awarding university checks your credits against its own entry map. We arrange that check before you commit to anything.</w:t>
+      </w:r>
+    </w:p>
+    <w:p>
+      <w:r>
+        <w:t>Where this leads: finishing a bachelor's here is a step, not a dead end. Rushford offers 12 MBA specialisations and 9 MSc routes, Girne American adds 6 MBAs, 16 EMBAs and research MScs, and Ofqual Level 7 diplomas keep the path going. Many students plan both degrees in one counselling call.</w:t>
       </w:r>
     </w:p>
     <w:p>
       <w:pPr>
-        <w:pStyle w:val="ListBullet"/>
-        <w:spacing w:after="80"/>
+        <w:pStyle w:val="Heading1"/>
       </w:pPr>
       <w:r>
-        <w:t>Choice: "I have university credits." Answer: the awarding university assesses credits against its own entry map. We arrange that assessment before you commit to anything.</w:t>
+        <w:t>Every programme, listed by name</w:t>
       </w:r>
     </w:p>
     <w:p>
       <w:r>
-        <w:rPr>
-          <w:b/>
-          <w:color w:val="071444"/>
-        </w:rPr>
-        <w:t>Progression line (pillar 1 proof):</w:t>
-      </w:r>
-      <w:r>
-        <w:t xml:space="preserve"> This is a ladder, not a dead end. Rushford carries 12 MBA specialisations and 9 MSc routes. GAU adds 6 MBAs, 16 EMBAs and thesis-based MScs, and Ofqual Level 7 diplomas keep the climb going. Finish your bachelor's and the next rung is already in place.</w:t>
-      </w:r>
-    </w:p>
-    <w:p>
-      <w:pPr>
-        <w:pStyle w:val="ListBullet"/>
-        <w:spacing w:after="80"/>
-      </w:pPr>
-      <w:r>
-        <w:t>Claims: CAT, ACC1, ACC2, ACC3, ACC4, LAD</w:t>
-      </w:r>
-    </w:p>
-    <w:p>
-      <w:pPr>
-        <w:pStyle w:val="ListBullet"/>
-        <w:spacing w:after="80"/>
-      </w:pPr>
-      <w:r>
-        <w:t>CTA: none (routes link to the grid)</w:t>
-      </w:r>
-    </w:p>
-    <w:p>
-      <w:pPr>
-        <w:pStyle w:val="Heading3"/>
-      </w:pPr>
-      <w:r>
-        <w:t>Block 7: Programme grid</w:t>
-      </w:r>
-    </w:p>
-    <w:p>
-      <w:r>
-        <w:rPr>
-          <w:b/>
-          <w:color w:val="071444"/>
-        </w:rPr>
-        <w:t>H2 (K3 home):</w:t>
-      </w:r>
-      <w:r>
-        <w:t xml:space="preserve"> Every BBA in Dubai on our rail, and every BSc: 18 programmes, named.</w:t>
-      </w:r>
-    </w:p>
-    <w:p>
-      <w:r>
-        <w:rPr>
-          <w:b/>
-          <w:color w:val="071444"/>
-        </w:rPr>
-        <w:t>Intro:</w:t>
-      </w:r>
-      <w:r>
-        <w:t xml:space="preserve"> The catalogue, exactly as our partner universities list it. Filter by field. Delivery modes per programme are confirmed by your counsellor.</w:t>
+        <w:t>The full catalogue, exactly as our partner universities list it. On the page you can filter this table by subject area. Your counsellor confirms how each programme is taught.</w:t>
       </w:r>
     </w:p>
     <w:tbl>
@@ -3331,7 +437,7 @@
               <w:rPr>
                 <w:b/>
                 <w:color w:val="071444"/>
-                <w:sz w:val="18"/>
+                <w:sz w:val="19"/>
               </w:rPr>
               <w:t>Programme</w:t>
             </w:r>
@@ -3354,7 +460,7 @@
               <w:rPr>
                 <w:b/>
                 <w:color w:val="071444"/>
-                <w:sz w:val="18"/>
+                <w:sz w:val="19"/>
               </w:rPr>
               <w:t>University</w:t>
             </w:r>
@@ -3377,9 +483,9 @@
               <w:rPr>
                 <w:b/>
                 <w:color w:val="071444"/>
-                <w:sz w:val="18"/>
+                <w:sz w:val="19"/>
               </w:rPr>
-              <w:t>Field</w:t>
+              <w:t>Subject area</w:t>
             </w:r>
           </w:p>
         </w:tc>
@@ -3400,9 +506,9 @@
               <w:rPr>
                 <w:b/>
                 <w:color w:val="071444"/>
-                <w:sz w:val="18"/>
+                <w:sz w:val="19"/>
               </w:rPr>
-              <w:t>Flag</w:t>
+              <w:t>Popular</w:t>
             </w:r>
           </w:p>
         </w:tc>
@@ -3420,7 +526,7 @@
             <w:r>
               <w:rPr>
                 <w:color w:val="1C1E26"/>
-                <w:sz w:val="18"/>
+                <w:sz w:val="19"/>
               </w:rPr>
               <w:t>BBA Business Administration</w:t>
             </w:r>
@@ -3438,7 +544,7 @@
             <w:r>
               <w:rPr>
                 <w:color w:val="1C1E26"/>
-                <w:sz w:val="18"/>
+                <w:sz w:val="19"/>
               </w:rPr>
               <w:t>Rushford Business School</w:t>
             </w:r>
@@ -3456,7 +562,7 @@
             <w:r>
               <w:rPr>
                 <w:color w:val="1C1E26"/>
-                <w:sz w:val="18"/>
+                <w:sz w:val="19"/>
               </w:rPr>
               <w:t>Business management</w:t>
             </w:r>
@@ -3474,7 +580,7 @@
             <w:r>
               <w:rPr>
                 <w:color w:val="1C1E26"/>
-                <w:sz w:val="18"/>
+                <w:sz w:val="19"/>
               </w:rPr>
               <w:t>In demand</w:t>
             </w:r>
@@ -3494,7 +600,7 @@
             <w:r>
               <w:rPr>
                 <w:color w:val="1C1E26"/>
-                <w:sz w:val="18"/>
+                <w:sz w:val="19"/>
               </w:rPr>
               <w:t>BBA Marketing</w:t>
             </w:r>
@@ -3512,7 +618,7 @@
             <w:r>
               <w:rPr>
                 <w:color w:val="1C1E26"/>
-                <w:sz w:val="18"/>
+                <w:sz w:val="19"/>
               </w:rPr>
               <w:t>Rushford Business School</w:t>
             </w:r>
@@ -3530,7 +636,7 @@
             <w:r>
               <w:rPr>
                 <w:color w:val="1C1E26"/>
-                <w:sz w:val="18"/>
+                <w:sz w:val="19"/>
               </w:rPr>
               <w:t>Marketing</w:t>
             </w:r>
@@ -3548,7 +654,7 @@
             <w:r>
               <w:rPr>
                 <w:color w:val="1C1E26"/>
-                <w:sz w:val="18"/>
+                <w:sz w:val="19"/>
               </w:rPr>
               <w:t>In demand</w:t>
             </w:r>
@@ -3568,7 +674,7 @@
             <w:r>
               <w:rPr>
                 <w:color w:val="1C1E26"/>
-                <w:sz w:val="18"/>
+                <w:sz w:val="19"/>
               </w:rPr>
               <w:t>BBA Finance</w:t>
             </w:r>
@@ -3586,7 +692,7 @@
             <w:r>
               <w:rPr>
                 <w:color w:val="1C1E26"/>
-                <w:sz w:val="18"/>
+                <w:sz w:val="19"/>
               </w:rPr>
               <w:t>Rushford Business School</w:t>
             </w:r>
@@ -3604,7 +710,7 @@
             <w:r>
               <w:rPr>
                 <w:color w:val="1C1E26"/>
-                <w:sz w:val="18"/>
+                <w:sz w:val="19"/>
               </w:rPr>
               <w:t>Finance &amp; accounting</w:t>
             </w:r>
@@ -3622,7 +728,7 @@
             <w:r>
               <w:rPr>
                 <w:color w:val="1C1E26"/>
-                <w:sz w:val="18"/>
+                <w:sz w:val="19"/>
               </w:rPr>
               <w:t>In demand</w:t>
             </w:r>
@@ -3642,7 +748,7 @@
             <w:r>
               <w:rPr>
                 <w:color w:val="1C1E26"/>
-                <w:sz w:val="18"/>
+                <w:sz w:val="19"/>
               </w:rPr>
               <w:t>BBA Human Resource Management</w:t>
             </w:r>
@@ -3660,7 +766,7 @@
             <w:r>
               <w:rPr>
                 <w:color w:val="1C1E26"/>
-                <w:sz w:val="18"/>
+                <w:sz w:val="19"/>
               </w:rPr>
               <w:t>Rushford Business School</w:t>
             </w:r>
@@ -3678,7 +784,7 @@
             <w:r>
               <w:rPr>
                 <w:color w:val="1C1E26"/>
-                <w:sz w:val="18"/>
+                <w:sz w:val="19"/>
               </w:rPr>
               <w:t>Human resources</w:t>
             </w:r>
@@ -3709,7 +815,7 @@
             <w:r>
               <w:rPr>
                 <w:color w:val="1C1E26"/>
-                <w:sz w:val="18"/>
+                <w:sz w:val="19"/>
               </w:rPr>
               <w:t>BBA Management Information Systems</w:t>
             </w:r>
@@ -3727,7 +833,7 @@
             <w:r>
               <w:rPr>
                 <w:color w:val="1C1E26"/>
-                <w:sz w:val="18"/>
+                <w:sz w:val="19"/>
               </w:rPr>
               <w:t>Rushford Business School</w:t>
             </w:r>
@@ -3745,7 +851,7 @@
             <w:r>
               <w:rPr>
                 <w:color w:val="1C1E26"/>
-                <w:sz w:val="18"/>
+                <w:sz w:val="19"/>
               </w:rPr>
               <w:t>IT &amp; information systems</w:t>
             </w:r>
@@ -3776,7 +882,7 @@
             <w:r>
               <w:rPr>
                 <w:color w:val="1C1E26"/>
-                <w:sz w:val="18"/>
+                <w:sz w:val="19"/>
               </w:rPr>
               <w:t>BBA Hospitality &amp; Tourism Management</w:t>
             </w:r>
@@ -3794,7 +900,7 @@
             <w:r>
               <w:rPr>
                 <w:color w:val="1C1E26"/>
-                <w:sz w:val="18"/>
+                <w:sz w:val="19"/>
               </w:rPr>
               <w:t>Rushford Business School</w:t>
             </w:r>
@@ -3812,7 +918,7 @@
             <w:r>
               <w:rPr>
                 <w:color w:val="1C1E26"/>
-                <w:sz w:val="18"/>
+                <w:sz w:val="19"/>
               </w:rPr>
               <w:t>Hospitality &amp; tourism</w:t>
             </w:r>
@@ -3843,7 +949,7 @@
             <w:r>
               <w:rPr>
                 <w:color w:val="1C1E26"/>
-                <w:sz w:val="18"/>
+                <w:sz w:val="19"/>
               </w:rPr>
               <w:t>BBA Project Management</w:t>
             </w:r>
@@ -3861,7 +967,7 @@
             <w:r>
               <w:rPr>
                 <w:color w:val="1C1E26"/>
-                <w:sz w:val="18"/>
+                <w:sz w:val="19"/>
               </w:rPr>
               <w:t>Rushford Business School</w:t>
             </w:r>
@@ -3879,7 +985,7 @@
             <w:r>
               <w:rPr>
                 <w:color w:val="1C1E26"/>
-                <w:sz w:val="18"/>
+                <w:sz w:val="19"/>
               </w:rPr>
               <w:t>Business management</w:t>
             </w:r>
@@ -3910,7 +1016,7 @@
             <w:r>
               <w:rPr>
                 <w:color w:val="1C1E26"/>
-                <w:sz w:val="18"/>
+                <w:sz w:val="19"/>
               </w:rPr>
               <w:t>BSc Business Management</w:t>
             </w:r>
@@ -3928,7 +1034,7 @@
             <w:r>
               <w:rPr>
                 <w:color w:val="1C1E26"/>
-                <w:sz w:val="18"/>
+                <w:sz w:val="19"/>
               </w:rPr>
               <w:t>Girne American University</w:t>
             </w:r>
@@ -3946,7 +1052,7 @@
             <w:r>
               <w:rPr>
                 <w:color w:val="1C1E26"/>
-                <w:sz w:val="18"/>
+                <w:sz w:val="19"/>
               </w:rPr>
               <w:t>Business management</w:t>
             </w:r>
@@ -3977,7 +1083,7 @@
             <w:r>
               <w:rPr>
                 <w:color w:val="1C1E26"/>
-                <w:sz w:val="18"/>
+                <w:sz w:val="19"/>
               </w:rPr>
               <w:t>BSc Tourism and Hospitality Management</w:t>
             </w:r>
@@ -3995,7 +1101,7 @@
             <w:r>
               <w:rPr>
                 <w:color w:val="1C1E26"/>
-                <w:sz w:val="18"/>
+                <w:sz w:val="19"/>
               </w:rPr>
               <w:t>Girne American University</w:t>
             </w:r>
@@ -4013,7 +1119,7 @@
             <w:r>
               <w:rPr>
                 <w:color w:val="1C1E26"/>
-                <w:sz w:val="18"/>
+                <w:sz w:val="19"/>
               </w:rPr>
               <w:t>Hospitality &amp; tourism</w:t>
             </w:r>
@@ -4044,7 +1150,7 @@
             <w:r>
               <w:rPr>
                 <w:color w:val="1C1E26"/>
-                <w:sz w:val="18"/>
+                <w:sz w:val="19"/>
               </w:rPr>
               <w:t>BSc International Business Management</w:t>
             </w:r>
@@ -4062,7 +1168,7 @@
             <w:r>
               <w:rPr>
                 <w:color w:val="1C1E26"/>
-                <w:sz w:val="18"/>
+                <w:sz w:val="19"/>
               </w:rPr>
               <w:t>Girne American University</w:t>
             </w:r>
@@ -4080,7 +1186,7 @@
             <w:r>
               <w:rPr>
                 <w:color w:val="1C1E26"/>
-                <w:sz w:val="18"/>
+                <w:sz w:val="19"/>
               </w:rPr>
               <w:t>Business management</w:t>
             </w:r>
@@ -4098,7 +1204,7 @@
             <w:r>
               <w:rPr>
                 <w:color w:val="1C1E26"/>
-                <w:sz w:val="18"/>
+                <w:sz w:val="19"/>
               </w:rPr>
               <w:t>In demand</w:t>
             </w:r>
@@ -4118,7 +1224,7 @@
             <w:r>
               <w:rPr>
                 <w:color w:val="1C1E26"/>
-                <w:sz w:val="18"/>
+                <w:sz w:val="19"/>
               </w:rPr>
               <w:t>BSc Psychology</w:t>
             </w:r>
@@ -4136,7 +1242,7 @@
             <w:r>
               <w:rPr>
                 <w:color w:val="1C1E26"/>
-                <w:sz w:val="18"/>
+                <w:sz w:val="19"/>
               </w:rPr>
               <w:t>Girne American University</w:t>
             </w:r>
@@ -4154,7 +1260,7 @@
             <w:r>
               <w:rPr>
                 <w:color w:val="1C1E26"/>
-                <w:sz w:val="18"/>
+                <w:sz w:val="19"/>
               </w:rPr>
               <w:t>Psychology</w:t>
             </w:r>
@@ -4172,7 +1278,7 @@
             <w:r>
               <w:rPr>
                 <w:color w:val="1C1E26"/>
-                <w:sz w:val="18"/>
+                <w:sz w:val="19"/>
               </w:rPr>
               <w:t>In demand</w:t>
             </w:r>
@@ -4192,7 +1298,7 @@
             <w:r>
               <w:rPr>
                 <w:color w:val="1C1E26"/>
-                <w:sz w:val="18"/>
+                <w:sz w:val="19"/>
               </w:rPr>
               <w:t>BSc Accounting and Finance Management</w:t>
             </w:r>
@@ -4210,7 +1316,7 @@
             <w:r>
               <w:rPr>
                 <w:color w:val="1C1E26"/>
-                <w:sz w:val="18"/>
+                <w:sz w:val="19"/>
               </w:rPr>
               <w:t>Girne American University</w:t>
             </w:r>
@@ -4228,7 +1334,7 @@
             <w:r>
               <w:rPr>
                 <w:color w:val="1C1E26"/>
-                <w:sz w:val="18"/>
+                <w:sz w:val="19"/>
               </w:rPr>
               <w:t>Finance &amp; accounting</w:t>
             </w:r>
@@ -4246,7 +1352,7 @@
             <w:r>
               <w:rPr>
                 <w:color w:val="1C1E26"/>
-                <w:sz w:val="18"/>
+                <w:sz w:val="19"/>
               </w:rPr>
               <w:t>In demand</w:t>
             </w:r>
@@ -4266,7 +1372,7 @@
             <w:r>
               <w:rPr>
                 <w:color w:val="1C1E26"/>
-                <w:sz w:val="18"/>
+                <w:sz w:val="19"/>
               </w:rPr>
               <w:t>BSc Marketing</w:t>
             </w:r>
@@ -4284,7 +1390,7 @@
             <w:r>
               <w:rPr>
                 <w:color w:val="1C1E26"/>
-                <w:sz w:val="18"/>
+                <w:sz w:val="19"/>
               </w:rPr>
               <w:t>Girne American University</w:t>
             </w:r>
@@ -4302,7 +1408,7 @@
             <w:r>
               <w:rPr>
                 <w:color w:val="1C1E26"/>
-                <w:sz w:val="18"/>
+                <w:sz w:val="19"/>
               </w:rPr>
               <w:t>Marketing</w:t>
             </w:r>
@@ -4333,7 +1439,7 @@
             <w:r>
               <w:rPr>
                 <w:color w:val="1C1E26"/>
-                <w:sz w:val="18"/>
+                <w:sz w:val="19"/>
               </w:rPr>
               <w:t>BSc Human Resources Management</w:t>
             </w:r>
@@ -4351,7 +1457,7 @@
             <w:r>
               <w:rPr>
                 <w:color w:val="1C1E26"/>
-                <w:sz w:val="18"/>
+                <w:sz w:val="19"/>
               </w:rPr>
               <w:t>Girne American University</w:t>
             </w:r>
@@ -4369,7 +1475,7 @@
             <w:r>
               <w:rPr>
                 <w:color w:val="1C1E26"/>
-                <w:sz w:val="18"/>
+                <w:sz w:val="19"/>
               </w:rPr>
               <w:t>Human resources</w:t>
             </w:r>
@@ -4400,7 +1506,7 @@
             <w:r>
               <w:rPr>
                 <w:color w:val="1C1E26"/>
-                <w:sz w:val="18"/>
+                <w:sz w:val="19"/>
               </w:rPr>
               <w:t>BSc Accounting</w:t>
             </w:r>
@@ -4418,7 +1524,7 @@
             <w:r>
               <w:rPr>
                 <w:color w:val="1C1E26"/>
-                <w:sz w:val="18"/>
+                <w:sz w:val="19"/>
               </w:rPr>
               <w:t>Girne American University</w:t>
             </w:r>
@@ -4436,7 +1542,7 @@
             <w:r>
               <w:rPr>
                 <w:color w:val="1C1E26"/>
-                <w:sz w:val="18"/>
+                <w:sz w:val="19"/>
               </w:rPr>
               <w:t>Finance &amp; accounting</w:t>
             </w:r>
@@ -4467,7 +1573,7 @@
             <w:r>
               <w:rPr>
                 <w:color w:val="1C1E26"/>
-                <w:sz w:val="18"/>
+                <w:sz w:val="19"/>
               </w:rPr>
               <w:t>BSc Economics</w:t>
             </w:r>
@@ -4485,7 +1591,7 @@
             <w:r>
               <w:rPr>
                 <w:color w:val="1C1E26"/>
-                <w:sz w:val="18"/>
+                <w:sz w:val="19"/>
               </w:rPr>
               <w:t>Girne American University</w:t>
             </w:r>
@@ -4503,7 +1609,7 @@
             <w:r>
               <w:rPr>
                 <w:color w:val="1C1E26"/>
-                <w:sz w:val="18"/>
+                <w:sz w:val="19"/>
               </w:rPr>
               <w:t>Economics</w:t>
             </w:r>
@@ -4534,7 +1640,7 @@
             <w:r>
               <w:rPr>
                 <w:color w:val="1C1E26"/>
-                <w:sz w:val="18"/>
+                <w:sz w:val="19"/>
               </w:rPr>
               <w:t>BSc Management Information Systems</w:t>
             </w:r>
@@ -4552,7 +1658,7 @@
             <w:r>
               <w:rPr>
                 <w:color w:val="1C1E26"/>
-                <w:sz w:val="18"/>
+                <w:sz w:val="19"/>
               </w:rPr>
               <w:t>Girne American University</w:t>
             </w:r>
@@ -4570,7 +1676,7 @@
             <w:r>
               <w:rPr>
                 <w:color w:val="1C1E26"/>
-                <w:sz w:val="18"/>
+                <w:sz w:val="19"/>
               </w:rPr>
               <w:t>IT &amp; information systems</w:t>
             </w:r>
@@ -4601,7 +1707,7 @@
             <w:r>
               <w:rPr>
                 <w:color w:val="1C1E26"/>
-                <w:sz w:val="18"/>
+                <w:sz w:val="19"/>
               </w:rPr>
               <w:t>BA (Hons) Global Business</w:t>
             </w:r>
@@ -4619,7 +1725,7 @@
             <w:r>
               <w:rPr>
                 <w:color w:val="1C1E26"/>
-                <w:sz w:val="18"/>
+                <w:sz w:val="19"/>
               </w:rPr>
               <w:t>University of the West of Scotland</w:t>
             </w:r>
@@ -4637,7 +1743,7 @@
             <w:r>
               <w:rPr>
                 <w:color w:val="1C1E26"/>
-                <w:sz w:val="18"/>
+                <w:sz w:val="19"/>
               </w:rPr>
               <w:t>Business management</w:t>
             </w:r>
@@ -4663,62 +1769,25 @@
     </w:p>
     <w:p>
       <w:r>
-        <w:rPr>
-          <w:b/>
-          <w:color w:val="071444"/>
-        </w:rPr>
-        <w:t>Filter chips (field):</w:t>
-      </w:r>
-      <w:r>
-        <w:t xml:space="preserve"> Business management · Marketing · Finance &amp; accounting · Human resources · Hospitality &amp; tourism · IT &amp; information systems · Psychology · Economics. Row CTA: </w:t>
+        <w:t xml:space="preserve">Under each row: </w:t>
       </w:r>
       <w:r>
         <w:rPr>
           <w:b/>
           <w:color w:val="071444"/>
         </w:rPr>
-        <w:t>Enquire about this programme</w:t>
+        <w:t>Ask about this programme</w:t>
       </w:r>
       <w:r>
-        <w:t>. In-demand flags reviewed with the client at Approval #2. Delivery filter activates once modes are confirmed.</w:t>
+        <w:t>.</w:t>
       </w:r>
     </w:p>
     <w:p>
       <w:pPr>
-        <w:pStyle w:val="ListBullet"/>
-        <w:spacing w:after="80"/>
+        <w:pStyle w:val="Heading1"/>
       </w:pPr>
       <w:r>
-        <w:t>Claims: CAT</w:t>
-      </w:r>
-    </w:p>
-    <w:p>
-      <w:pPr>
-        <w:pStyle w:val="ListBullet"/>
-        <w:spacing w:after="80"/>
-      </w:pPr>
-      <w:r>
-        <w:t>CTA: per row</w:t>
-      </w:r>
-    </w:p>
-    <w:p>
-      <w:pPr>
-        <w:pStyle w:val="Heading3"/>
-      </w:pPr>
-      <w:r>
-        <w:t>Block 8: How it works</w:t>
-      </w:r>
-    </w:p>
-    <w:p>
-      <w:r>
-        <w:rPr>
-          <w:b/>
-          <w:color w:val="071444"/>
-        </w:rPr>
-        <w:t>Heading:</w:t>
-      </w:r>
-      <w:r>
-        <w:t xml:space="preserve"> From first enquiry to enrolled, in four honest steps.</w:t>
+        <w:t>How it works</w:t>
       </w:r>
     </w:p>
     <w:p>
@@ -4741,7 +1810,7 @@
         <w:t>Tell us about yourself.</w:t>
       </w:r>
       <w:r>
-        <w:t xml:space="preserve"> Five fields, or a WhatsApp message. Tell us where you are, what you have studied, and what you want the degree to do.</w:t>
+        <w:t xml:space="preserve"> Five fields, or a WhatsApp message. Where you are, what you studied, what you want the degree to do.</w:t>
       </w:r>
     </w:p>
     <w:p>
@@ -4761,10 +1830,10 @@
           <w:b/>
           <w:color w:val="071444"/>
         </w:rPr>
-        <w:t>Speak to a counsellor within 1 business day.</w:t>
+        <w:t>Speak to a counsellor within one working day.</w:t>
       </w:r>
       <w:r>
-        <w:t xml:space="preserve"> Routes, recognition, budget: straight answers from a person in Sharjah, not a call centre script.</w:t>
+        <w:t xml:space="preserve"> Routes, recognition, budget: straight answers from a person in Sharjah, not a call-centre script.</w:t>
       </w:r>
     </w:p>
     <w:p>
@@ -4787,7 +1856,7 @@
         <w:t>Get your plan in writing.</w:t>
       </w:r>
       <w:r>
-        <w:t xml:space="preserve"> Programme, awarding university, fee and instalments in AED. You see everything before you pay anything.</w:t>
+        <w:t xml:space="preserve"> Programme, awarding university, fee and instalments in AED, before you pay anything.</w:t>
       </w:r>
     </w:p>
     <w:p>
@@ -4810,7 +1879,52 @@
         <w:t>Enrol and begin.</w:t>
       </w:r>
       <w:r>
-        <w:t xml:space="preserve"> You start at the intake your counsellor confirms, and you study online or weekend-tolerant while life carries on.</w:t>
+        <w:t xml:space="preserve"> You start at the intake your counsellor confirms, and you study online or around weekends while life carries on.</w:t>
+      </w:r>
+    </w:p>
+    <w:p>
+      <w:r>
+        <w:t>Who can apply:</w:t>
+      </w:r>
+    </w:p>
+    <w:p>
+      <w:pPr>
+        <w:pStyle w:val="ListBullet"/>
+        <w:spacing w:after="80"/>
+      </w:pPr>
+      <w:r>
+        <w:t>Just finished 12th grade, or planning from school: the BBA and BSc programmes are built for you.</w:t>
+      </w:r>
+    </w:p>
+    <w:p>
+      <w:pPr>
+        <w:pStyle w:val="ListBullet"/>
+        <w:spacing w:after="80"/>
+      </w:pPr>
+      <w:r>
+        <w:t>Working full-time in the Gulf: the online BBA and BSc options fit around your shifts.</w:t>
+      </w:r>
+    </w:p>
+    <w:p>
+      <w:pPr>
+        <w:pStyle w:val="ListBullet"/>
+        <w:spacing w:after="80"/>
+      </w:pPr>
+      <w:r>
+        <w:t>Holding a diploma, HND or university credits: the top-up route checks your documents first.</w:t>
+      </w:r>
+    </w:p>
+    <w:p>
+      <w:r>
+        <w:t>About intakes: your counsellor confirms the next intake for your chosen programme and holds your place once your documents are ready.</w:t>
+      </w:r>
+    </w:p>
+    <w:p>
+      <w:pPr>
+        <w:pStyle w:val="Heading1"/>
+      </w:pPr>
+      <w:r>
+        <w:t>Recognition in the UAE, explained simply</w:t>
       </w:r>
     </w:p>
     <w:p>
@@ -4819,34 +1933,10 @@
           <w:b/>
           <w:color w:val="071444"/>
         </w:rPr>
-        <w:t>Who can apply (audience lines; entry criteria come from the client-confirmed table only):</w:t>
+        <w:t>Is an online bachelor's degree valid in the UAE?</w:t>
       </w:r>
-    </w:p>
-    <w:p>
-      <w:pPr>
-        <w:pStyle w:val="ListBullet"/>
-        <w:spacing w:after="80"/>
-      </w:pPr>
       <w:r>
-        <w:t>Just finished 12th grade, or planning from school: the BBA and BSc families are built for you.</w:t>
-      </w:r>
-    </w:p>
-    <w:p>
-      <w:pPr>
-        <w:pStyle w:val="ListBullet"/>
-        <w:spacing w:after="80"/>
-      </w:pPr>
-      <w:r>
-        <w:t>Working full-time in the Gulf: the online BBA and BSc rails fit around your shifts.</w:t>
-      </w:r>
-    </w:p>
-    <w:p>
-      <w:pPr>
-        <w:pStyle w:val="ListBullet"/>
-        <w:spacing w:after="80"/>
-      </w:pPr>
-      <w:r>
-        <w:t>Holding a diploma, HND or university credits: the top-up rail assesses your documents first.</w:t>
+        <w:t xml:space="preserve"> Yes, under the current 2025 rules, with conditions. On 10 March 2025, MoHESR published its policy for degrees earned through distance, online, open or correspondence study. Recognition is conditional: the awarding institution must be accredited in its home country, the programme must follow its approved structure, and credit transfers must be licensed. The recognition fee for a bachelor's degree is Dh100, verification runs through Dataflow or QuadraBay, the whole process is online, takes around 30 working days, and there is a three-month appeal window. The UAE's Ministry of Education began recognising online degrees in 2023, with Engineering, Medicine and Law excluded.</w:t>
       </w:r>
     </w:p>
     <w:p>
@@ -4855,36 +1945,10 @@
           <w:b/>
           <w:color w:val="071444"/>
         </w:rPr>
-        <w:t>Intake note:</w:t>
+        <w:t>Private jobs and government jobs.</w:t>
       </w:r>
       <w:r>
-        <w:t xml:space="preserve"> your counsellor confirms the next intake for your chosen programme and holds your place once your documents are ready.</w:t>
-      </w:r>
-    </w:p>
-    <w:p>
-      <w:pPr>
-        <w:pStyle w:val="ListBullet"/>
-        <w:spacing w:after="80"/>
-      </w:pPr>
-      <w:r>
-        <w:t>Claims: OFC</w:t>
-      </w:r>
-    </w:p>
-    <w:p>
-      <w:pPr>
-        <w:pStyle w:val="ListBullet"/>
-        <w:spacing w:after="80"/>
-      </w:pPr>
-      <w:r>
-        <w:t>CTA: form</w:t>
-      </w:r>
-    </w:p>
-    <w:p>
-      <w:pPr>
-        <w:pStyle w:val="Heading3"/>
-      </w:pPr>
-      <w:r>
-        <w:t>Block 9: Recognition and careers</w:t>
+        <w:t xml:space="preserve"> For most private-sector jobs, an accredited degree plus verification is enough. The formal Certificate of Recognition is the document needed for government roles, regulated professions and some visa categories. Confirm your category with a counsellor before you enrol, and we will walk you through it.</w:t>
       </w:r>
     </w:p>
     <w:p>
@@ -4893,10 +1957,10 @@
           <w:b/>
           <w:color w:val="071444"/>
         </w:rPr>
-        <w:t>H2:</w:t>
+        <w:t>Work permits.</w:t>
       </w:r>
       <w:r>
-        <w:t xml:space="preserve"> Recognition in the UAE, explained like we would to our own family.</w:t>
+        <w:t xml:space="preserve"> MOHRE accepts accredited online and distance degrees for work permits, and a bachelor's degree is expected for most professional salary bands of AED 4,000 to 8,000 a month.</w:t>
       </w:r>
     </w:p>
     <w:p>
@@ -4905,10 +1969,10 @@
           <w:b/>
           <w:color w:val="071444"/>
         </w:rPr>
-        <w:t>H3 (R5 home): Is an online bachelor's degree valid in the UAE?</w:t>
+        <w:t>Putting a UK degree to use in the UAE.</w:t>
       </w:r>
       <w:r>
-        <w:t xml:space="preserve"> The short answer: yes, under the current 2025 MoHESR framework, with conditions. On 10 March 2025, MoHESR published its recognition policy for degrees earned through distance, online, open or correspondence study. Recognition is conditional: the awarding institution must be accredited in its home country, the programme structure must be the approved one, and credit transfers must be licensed. The bachelor's recognition fee is Dh100, verification runs through Dataflow or QuadraBay, the process is fully online, takes around 30 working days, and there is a 3-month appeal window. The UAE's MoE began recognising online degrees in 2023, with Engineering, Medicine and Law excluded.</w:t>
+        <w:t xml:space="preserve"> The standard route is a UK FCDO apostille, then UAE Embassy and MOFA stamping, with Dataflow or QuadraBay verification as the usual first step. We guide our students through every stage. This is guidance, not legal advice.</w:t>
       </w:r>
     </w:p>
     <w:p>
@@ -4917,10 +1981,10 @@
           <w:b/>
           <w:color w:val="071444"/>
         </w:rPr>
-        <w:t>Private sector vs government (locked phrasing):</w:t>
+        <w:t>Our promise.</w:t>
       </w:r>
       <w:r>
-        <w:t xml:space="preserve"> for private-sector jobs, an accredited degree plus verification is usually sufficient. The Certificate of Recognition (equivalency) is the formal document needed for government roles, regulated professions and some visa categories. Confirm your category with an advisor before you enrol, and we will walk you through it.</w:t>
+        <w:t xml:space="preserve"> We make no visa promises and no blanket recognition promises. What you get is the dated policy, the conditions in plain words, and a counsellor who knows both.</w:t>
       </w:r>
     </w:p>
     <w:p>
@@ -4929,43 +1993,7 @@
           <w:b/>
           <w:color w:val="071444"/>
         </w:rPr>
-        <w:t>MOHRE:</w:t>
-      </w:r>
-      <w:r>
-        <w:t xml:space="preserve"> MOHRE accepts accredited online and distance degrees for work permits, and a bachelor's degree is expected for most professional bands of AED 4,000–8,000 a month.</w:t>
-      </w:r>
-    </w:p>
-    <w:p>
-      <w:r>
-        <w:rPr>
-          <w:b/>
-          <w:color w:val="071444"/>
-        </w:rPr>
-        <w:t>Attestation for UK awards:</w:t>
-      </w:r>
-      <w:r>
-        <w:t xml:space="preserve"> the route is a UK FCDO apostille, then UAE Embassy/MOFA attestation, with Dataflow or QuadraBay verification as the standard first step. We guide you through the full route, step by step.</w:t>
-      </w:r>
-    </w:p>
-    <w:p>
-      <w:r>
-        <w:rPr>
-          <w:b/>
-          <w:color w:val="071444"/>
-        </w:rPr>
-        <w:t>The honest close:</w:t>
-      </w:r>
-      <w:r>
-        <w:t xml:space="preserve"> we make no visa promises and no blanket recognition promises, ever. What you get is the dated policy, the conditions in plain words, and a counsellor who knows both.</w:t>
-      </w:r>
-    </w:p>
-    <w:p>
-      <w:r>
-        <w:rPr>
-          <w:b/>
-          <w:color w:val="071444"/>
-        </w:rPr>
-        <w:t>Careers by family (roles, never salaries):</w:t>
+        <w:t>What the degrees lead to (roles, not salary promises):</w:t>
       </w:r>
     </w:p>
     <w:p>
@@ -4983,7 +2011,7 @@
         <w:spacing w:after="80"/>
       </w:pPr>
       <w:r>
-        <w:t>BSc Business Management / International Business: management trainee, international trade support, business development.</w:t>
+        <w:t>BSc Business Management and International Business Management: management trainee, international trade support, business development.</w:t>
       </w:r>
     </w:p>
     <w:p>
@@ -4992,7 +2020,7 @@
         <w:spacing w:after="80"/>
       </w:pPr>
       <w:r>
-        <w:t>BSc Accounting / Accounting and Finance: accounting, audit support, finance operations.</w:t>
+        <w:t>BSc Accounting and Accounting and Finance Management: accounting, audit support, finance operations.</w:t>
       </w:r>
     </w:p>
     <w:p>
@@ -5019,7 +2047,20 @@
         <w:spacing w:after="80"/>
       </w:pPr>
       <w:r>
-        <w:t>Top-up graduates: the same roles, with the honours credential many employers ask for.</w:t>
+        <w:t>Top-up graduates: the same roles, with the honours degree many employers ask for.</w:t>
+      </w:r>
+    </w:p>
+    <w:p>
+      <w:pPr>
+        <w:pStyle w:val="Heading1"/>
+      </w:pPr>
+      <w:r>
+        <w:t>Fees, in plain numbers</w:t>
+      </w:r>
+    </w:p>
+    <w:p>
+      <w:r>
+        <w:t>What the market actually charges, with sources you can check:</w:t>
       </w:r>
     </w:p>
     <w:p>
@@ -5028,7 +2069,7 @@
         <w:spacing w:after="80"/>
       </w:pPr>
       <w:r>
-        <w:t>Claims: R1, R2, R3, R4, R5, R6</w:t>
+        <w:t>Campus bachelor's programmes in Dubai run AED 35,000 to 65,000 a year (published fee guides, Jan 2026). For Indian families in the UAE, that is roughly INR 7.7 lakh to 14.5 lakh a year at early-2026 rates.</w:t>
       </w:r>
     </w:p>
     <w:p>
@@ -5037,36 +2078,7 @@
         <w:spacing w:after="80"/>
       </w:pPr>
       <w:r>
-        <w:t>CTA: none</w:t>
-      </w:r>
-    </w:p>
-    <w:p>
-      <w:pPr>
-        <w:pStyle w:val="Heading3"/>
-      </w:pPr>
-      <w:r>
-        <w:t>Block 10: Fees and funding</w:t>
-      </w:r>
-    </w:p>
-    <w:p>
-      <w:r>
-        <w:rPr>
-          <w:b/>
-          <w:color w:val="071444"/>
-        </w:rPr>
-        <w:t>H2 (K7 home):</w:t>
-      </w:r>
-      <w:r>
-        <w:t xml:space="preserve"> An affordable bachelor's degree in UAE, quoted in AED before you commit.</w:t>
-      </w:r>
-    </w:p>
-    <w:p>
-      <w:r>
-        <w:rPr>
-          <w:b/>
-          <w:color w:val="071444"/>
-        </w:rPr>
-        <w:t>What the market actually charges (all sourced, all dated):</w:t>
+        <w:t>Premium international BBA programmes are listed between AED 33,000 and 110,000, and one well-known Dubai school lists its online BBA at AED 100,000 over four years (fee tables, Apr 2026).</w:t>
       </w:r>
     </w:p>
     <w:p>
@@ -5075,7 +2087,7 @@
         <w:spacing w:after="80"/>
       </w:pPr>
       <w:r>
-        <w:t>Campus bachelors in Dubai run AED 35,000–65,000 a year (Fateh, Jan 2026). For Indian families in the UAE, that is roughly INR 7.7 lakh–14.5 lakh a year at early-2026 rates.</w:t>
+        <w:t>Standard and UK top-up programmes sit in the AED 12,000 to 23,600 band (fee tables, Apr 2026).</w:t>
       </w:r>
     </w:p>
     <w:p>
@@ -5084,119 +2096,50 @@
         <w:spacing w:after="80"/>
       </w:pPr>
       <w:r>
-        <w:t>Premium international BBA programmes are listed at AED 33,000–110,000, and one well-known Dubai school lists its online BBA at AED 100,000 across four years (coursetakers.ae, Apr 2026; educations.com, 2026).</w:t>
-      </w:r>
-    </w:p>
-    <w:p>
-      <w:pPr>
-        <w:pStyle w:val="ListBullet"/>
-        <w:spacing w:after="80"/>
-      </w:pPr>
-      <w:r>
-        <w:t>The standard and UK top-up band sits at AED 12,000–23,600 (coursetakers.ae, Apr 2026).</w:t>
-      </w:r>
-    </w:p>
-    <w:p>
-      <w:pPr>
-        <w:pStyle w:val="ListBullet"/>
-        <w:spacing w:after="80"/>
-      </w:pPr>
-      <w:r>
-        <w:t>Fast-track "12-month BBA" offers run AED 3,500–25,000 total, and they carry the recognition risk described in block 9 (SERP observed, Sep 2026).</w:t>
+        <w:t>Fast-track "12-month BBA" offers run AED 3,500 to 25,000 in total, and they carry the recognition risk explained above (market survey, Sep 2026).</w:t>
       </w:r>
     </w:p>
     <w:p>
       <w:r>
-        <w:rPr>
-          <w:b/>
-          <w:color w:val="071444"/>
-        </w:rPr>
-        <w:t>Where Maverick sits:</w:t>
-      </w:r>
-      <w:r>
-        <w:t xml:space="preserve"> campus bachelors in Dubai cost AED 35,000–65,000 a year, plus the visa and the relocation. The 12-month mills cost AED 3,500–25,000, plus a recognition risk. Maverick sits honestly in between: a degree from named UK and partner universities, no student visa, weekend-tolerant delivery, AED instalments, and a real office in Sharjah.</w:t>
+        <w:t>Where Maverick sits: a campus degree in Dubai costs AED 35,000 to 65,000 a year, plus the visa and the move. A 12-month mill costs AED 3,500 to 25,000, plus a recognition risk. Maverick is the sensible middle: a degree from UK and partner universities you can check by name, no student visa, weekend-friendly study, AED instalments, and a real office in Sharjah.</w:t>
       </w:r>
     </w:p>
     <w:p>
       <w:r>
-        <w:rPr>
-          <w:b/>
-          <w:color w:val="071444"/>
-        </w:rPr>
-        <w:t>Instalments:</w:t>
-      </w:r>
-      <w:r>
-        <w:t xml:space="preserve"> every Maverick plan is priced in AED, payable by instalment, and put in writing before you commit anything. No surprise lines, ever.</w:t>
+        <w:t>Instalments: every plan is priced in AED, payable by instalment, and put in writing before you commit anything. No surprise lines.</w:t>
       </w:r>
     </w:p>
     <w:p>
       <w:r>
-        <w:rPr>
-          <w:b/>
-          <w:color w:val="071444"/>
-        </w:rPr>
-        <w:t>CTA:</w:t>
+        <w:t>Chart on this section: a bar chart of total degree cost in AED. Campus over three years: AED 105,000 to 195,000. The well-known Dubai school's online BBA over four years: AED 100,000. The fast-track band: AED 3,500 to 25,000. Source line shown on the page.</w:t>
       </w:r>
+    </w:p>
+    <w:p>
       <w:r>
-        <w:t xml:space="preserve"> Get my programme &amp; fee plan (the plan carries the client-confirmed figures). </w:t>
+        <w:t xml:space="preserve">Button: </w:t>
       </w:r>
       <w:r>
         <w:rPr>
           <w:b/>
           <w:color w:val="071444"/>
         </w:rPr>
-        <w:t>Offer rail detail slot:</w:t>
+        <w:t>Get my programme &amp; fee plan</w:t>
       </w:r>
       <w:r>
-        <w:t xml:space="preserve"> empty until a client-confirmed offer exists, with its terms and end date. </w:t>
-      </w:r>
-      <w:r>
-        <w:rPr>
-          <w:b/>
-          <w:color w:val="071444"/>
-        </w:rPr>
-        <w:t>Chart (bar):</w:t>
-      </w:r>
-      <w:r>
-        <w:t xml:space="preserve"> total degree cost, AED. Campus, 3 years: AED 105,000–195,000 (AED 35k–65k × 3, Fateh Jan-2026). S P Jain online BBA, 4 years: AED 100,000 (educations.com, 2026). Fast-track band: AED 3,500–25,000 (coursetakers.ae, Apr-2026). Source line visible. The Maverick bar joins once the client confirms figures.</w:t>
+        <w:t>.</w:t>
       </w:r>
     </w:p>
     <w:p>
       <w:pPr>
-        <w:pStyle w:val="ListBullet"/>
-        <w:spacing w:after="80"/>
+        <w:pStyle w:val="Heading1"/>
       </w:pPr>
       <w:r>
-        <w:t>Claims: M10, PRICE1, M3</w:t>
-      </w:r>
-    </w:p>
-    <w:p>
-      <w:pPr>
-        <w:pStyle w:val="ListBullet"/>
-        <w:spacing w:after="80"/>
-      </w:pPr>
-      <w:r>
-        <w:t>CTA: fee plan download</w:t>
-      </w:r>
-    </w:p>
-    <w:p>
-      <w:pPr>
-        <w:pStyle w:val="Heading3"/>
-      </w:pPr>
-      <w:r>
-        <w:t>Block 11: Comparison table</w:t>
+        <w:t>How the three options compare</w:t>
       </w:r>
     </w:p>
     <w:p>
       <w:r>
-        <w:rPr>
-          <w:b/>
-          <w:color w:val="071444"/>
-        </w:rPr>
-        <w:t>Intro (K4 home):</w:t>
-      </w:r>
-      <w:r>
-        <w:t xml:space="preserve"> Comparing the top universities in Dubai for bachelor's study? Start with a question the listicles skip: who actually awards the degree?</w:t>
+        <w:t>Comparing universities for a bachelor's in Dubai? Start with the question most listicles skip: who actually awards the degree?</w:t>
       </w:r>
     </w:p>
     <w:tbl>
@@ -5229,7 +2172,7 @@
               <w:rPr>
                 <w:b/>
                 <w:color w:val="071444"/>
-                <w:sz w:val="18"/>
+                <w:sz w:val="19"/>
               </w:rPr>
               <w:t>Question</w:t>
             </w:r>
@@ -5252,9 +2195,9 @@
               <w:rPr>
                 <w:b/>
                 <w:color w:val="071444"/>
-                <w:sz w:val="18"/>
+                <w:sz w:val="19"/>
               </w:rPr>
-              <w:t>Flexible route with Maverick</w:t>
+              <w:t>Flexible study with Maverick</w:t>
             </w:r>
           </w:p>
         </w:tc>
@@ -5275,7 +2218,7 @@
               <w:rPr>
                 <w:b/>
                 <w:color w:val="071444"/>
-                <w:sz w:val="18"/>
+                <w:sz w:val="19"/>
               </w:rPr>
               <w:t>Campus university</w:t>
             </w:r>
@@ -5298,7 +2241,7 @@
               <w:rPr>
                 <w:b/>
                 <w:color w:val="071444"/>
-                <w:sz w:val="18"/>
+                <w:sz w:val="19"/>
               </w:rPr>
               <w:t>12-month fast-track</w:t>
             </w:r>
@@ -5318,7 +2261,7 @@
             <w:r>
               <w:rPr>
                 <w:color w:val="1C1E26"/>
-                <w:sz w:val="18"/>
+                <w:sz w:val="19"/>
               </w:rPr>
               <w:t>Who awards the degree?</w:t>
             </w:r>
@@ -5336,9 +2279,9 @@
             <w:r>
               <w:rPr>
                 <w:color w:val="1C1E26"/>
-                <w:sz w:val="18"/>
+                <w:sz w:val="19"/>
               </w:rPr>
-              <w:t>Named UK and partner universities, shown on this page</w:t>
+              <w:t>UK and partner universities, listed by name on this page</w:t>
             </w:r>
           </w:p>
         </w:tc>
@@ -5354,7 +2297,7 @@
             <w:r>
               <w:rPr>
                 <w:color w:val="1C1E26"/>
-                <w:sz w:val="18"/>
+                <w:sz w:val="19"/>
               </w:rPr>
               <w:t>The campus institution itself</w:t>
             </w:r>
@@ -5372,9 +2315,9 @@
             <w:r>
               <w:rPr>
                 <w:color w:val="1C1E26"/>
-                <w:sz w:val="18"/>
+                <w:sz w:val="19"/>
               </w:rPr>
-              <w:t>Varies by provider; check the awarding body</w:t>
+              <w:t>Varies by provider. Check the awarding body.</w:t>
             </w:r>
           </w:p>
         </w:tc>
@@ -5392,7 +2335,7 @@
             <w:r>
               <w:rPr>
                 <w:color w:val="1C1E26"/>
-                <w:sz w:val="18"/>
+                <w:sz w:val="19"/>
               </w:rPr>
               <w:t>Recognition story</w:t>
             </w:r>
@@ -5410,9 +2353,9 @@
             <w:r>
               <w:rPr>
                 <w:color w:val="1C1E26"/>
-                <w:sz w:val="18"/>
+                <w:sz w:val="19"/>
               </w:rPr>
-              <w:t>MoHESR 2025 policy, explained with dates and conditions</w:t>
+              <w:t>The 2025 MoHESR policy, explained with dates and conditions</w:t>
             </w:r>
           </w:p>
         </w:tc>
@@ -5428,7 +2371,7 @@
             <w:r>
               <w:rPr>
                 <w:color w:val="1C1E26"/>
-                <w:sz w:val="18"/>
+                <w:sz w:val="19"/>
               </w:rPr>
               <w:t>Straightforward for campus degrees</w:t>
             </w:r>
@@ -5446,9 +2389,9 @@
             <w:r>
               <w:rPr>
                 <w:color w:val="1C1E26"/>
-                <w:sz w:val="18"/>
+                <w:sz w:val="19"/>
               </w:rPr>
-              <w:t>Conditions may not be met; short timelines are the risk</w:t>
+              <w:t>Conditions may not be met. Short timelines are the risk.</w:t>
             </w:r>
           </w:p>
         </w:tc>
@@ -5466,7 +2409,7 @@
             <w:r>
               <w:rPr>
                 <w:color w:val="1C1E26"/>
-                <w:sz w:val="18"/>
+                <w:sz w:val="19"/>
               </w:rPr>
               <w:t>Student visa</w:t>
             </w:r>
@@ -5484,7 +2427,7 @@
             <w:r>
               <w:rPr>
                 <w:color w:val="1C1E26"/>
-                <w:sz w:val="18"/>
+                <w:sz w:val="19"/>
               </w:rPr>
               <w:t>Not needed for online routes</w:t>
             </w:r>
@@ -5502,7 +2445,7 @@
             <w:r>
               <w:rPr>
                 <w:color w:val="1C1E26"/>
-                <w:sz w:val="18"/>
+                <w:sz w:val="19"/>
               </w:rPr>
               <w:t>Required</w:t>
             </w:r>
@@ -5520,7 +2463,7 @@
             <w:r>
               <w:rPr>
                 <w:color w:val="1C1E26"/>
-                <w:sz w:val="18"/>
+                <w:sz w:val="19"/>
               </w:rPr>
               <w:t>Usually not needed</w:t>
             </w:r>
@@ -5540,7 +2483,7 @@
             <w:r>
               <w:rPr>
                 <w:color w:val="1C1E26"/>
-                <w:sz w:val="18"/>
+                <w:sz w:val="19"/>
               </w:rPr>
               <w:t>Study format</w:t>
             </w:r>
@@ -5558,9 +2501,9 @@
             <w:r>
               <w:rPr>
                 <w:color w:val="1C1E26"/>
-                <w:sz w:val="18"/>
+                <w:sz w:val="19"/>
               </w:rPr>
-              <w:t>Online, weekend-tolerant, around your job</w:t>
+              <w:t>Online, weekend-friendly, around your job</w:t>
             </w:r>
           </w:p>
         </w:tc>
@@ -5576,7 +2519,7 @@
             <w:r>
               <w:rPr>
                 <w:color w:val="1C1E26"/>
-                <w:sz w:val="18"/>
+                <w:sz w:val="19"/>
               </w:rPr>
               <w:t>Full-time on campus</w:t>
             </w:r>
@@ -5594,9 +2537,9 @@
             <w:r>
               <w:rPr>
                 <w:color w:val="1C1E26"/>
-                <w:sz w:val="18"/>
+                <w:sz w:val="19"/>
               </w:rPr>
-              <w:t>Compressed; check the structure</w:t>
+              <w:t>Compressed. Check the structure.</w:t>
             </w:r>
           </w:p>
         </w:tc>
@@ -5614,7 +2557,7 @@
             <w:r>
               <w:rPr>
                 <w:color w:val="1C1E26"/>
-                <w:sz w:val="18"/>
+                <w:sz w:val="19"/>
               </w:rPr>
               <w:t>Cost</w:t>
             </w:r>
@@ -5632,7 +2575,7 @@
             <w:r>
               <w:rPr>
                 <w:color w:val="1C1E26"/>
-                <w:sz w:val="18"/>
+                <w:sz w:val="19"/>
               </w:rPr>
               <w:t>AED, instalments, written plan up front</w:t>
             </w:r>
@@ -5650,9 +2593,9 @@
             <w:r>
               <w:rPr>
                 <w:color w:val="1C1E26"/>
-                <w:sz w:val="18"/>
+                <w:sz w:val="19"/>
               </w:rPr>
-              <w:t>AED 35,000–65,000 a year, plus visa and relocation</w:t>
+              <w:t>AED 35,000 to 65,000 a year, plus visa and relocation</w:t>
             </w:r>
           </w:p>
         </w:tc>
@@ -5668,9 +2611,9 @@
             <w:r>
               <w:rPr>
                 <w:color w:val="1C1E26"/>
-                <w:sz w:val="18"/>
+                <w:sz w:val="19"/>
               </w:rPr>
-              <w:t>AED 3,500–25,000 total, plus recognition risk</w:t>
+              <w:t>AED 3,500 to 25,000 total, plus recognition risk</w:t>
             </w:r>
           </w:p>
         </w:tc>
@@ -5688,7 +2631,7 @@
             <w:r>
               <w:rPr>
                 <w:color w:val="1C1E26"/>
-                <w:sz w:val="18"/>
+                <w:sz w:val="19"/>
               </w:rPr>
               <w:t>Support</w:t>
             </w:r>
@@ -5706,9 +2649,9 @@
             <w:r>
               <w:rPr>
                 <w:color w:val="1C1E26"/>
-                <w:sz w:val="18"/>
+                <w:sz w:val="19"/>
               </w:rPr>
-              <w:t>Counsellor in Sharjah, within 1 business day</w:t>
+              <w:t>A counsellor in Sharjah, within one working day</w:t>
             </w:r>
           </w:p>
         </w:tc>
@@ -5724,7 +2667,7 @@
             <w:r>
               <w:rPr>
                 <w:color w:val="1C1E26"/>
-                <w:sz w:val="18"/>
+                <w:sz w:val="19"/>
               </w:rPr>
               <w:t>Campus services</w:t>
             </w:r>
@@ -5742,9 +2685,9 @@
             <w:r>
               <w:rPr>
                 <w:color w:val="1C1E26"/>
-                <w:sz w:val="18"/>
+                <w:sz w:val="19"/>
               </w:rPr>
-              <w:t>Sales-led, check the fine print</w:t>
+              <w:t>Sales-led. Check the fine print.</w:t>
             </w:r>
           </w:p>
         </w:tc>
@@ -5757,14 +2700,15 @@
     </w:p>
     <w:p>
       <w:r>
-        <w:rPr>
-          <w:b/>
-          <w:color w:val="071444"/>
-        </w:rPr>
-        <w:t>Footnote:</w:t>
+        <w:t>Footnote: campus and fast-track figures from published fee guides, Jan and Apr 2026.</w:t>
       </w:r>
+    </w:p>
+    <w:p>
+      <w:pPr>
+        <w:pStyle w:val="Heading1"/>
+      </w:pPr>
       <w:r>
-        <w:t xml:space="preserve"> campus band and fast-track figures from Fateh (Jan 2026) and coursetakers.ae (Apr 2026).</w:t>
+        <w:t>The market right now</w:t>
       </w:r>
     </w:p>
     <w:p>
@@ -5773,54 +2717,7 @@
         <w:spacing w:after="80"/>
       </w:pPr>
       <w:r>
-        <w:t>Claims: M10, PRICE1, R2</w:t>
-      </w:r>
-    </w:p>
-    <w:p>
-      <w:pPr>
-        <w:pStyle w:val="ListBullet"/>
-        <w:spacing w:after="80"/>
-      </w:pPr>
-      <w:r>
-        <w:t>CTA: none</w:t>
-      </w:r>
-    </w:p>
-    <w:p>
-      <w:pPr>
-        <w:pStyle w:val="Heading3"/>
-      </w:pPr>
-      <w:r>
-        <w:t>Block 12: Proof</w:t>
-      </w:r>
-    </w:p>
-    <w:p>
-      <w:r>
-        <w:rPr>
-          <w:b/>
-          <w:color w:val="071444"/>
-        </w:rPr>
-        <w:t>Heading:</w:t>
-      </w:r>
-      <w:r>
-        <w:t xml:space="preserve"> The Gulf is studying. Here is the evidence, and here is how to check us.</w:t>
-      </w:r>
-    </w:p>
-    <w:p>
-      <w:r>
-        <w:rPr>
-          <w:b/>
-          <w:color w:val="071444"/>
-        </w:rPr>
-        <w:t>Stat grid (every figure sourced in §A):</w:t>
-      </w:r>
-    </w:p>
-    <w:p>
-      <w:pPr>
-        <w:pStyle w:val="ListBullet"/>
-        <w:spacing w:after="80"/>
-      </w:pPr>
-      <w:r>
-        <w:t>57,035 new students entered UAE higher education in 2024–25, up 13%: the highest intake in a decade (MoHESR data).</w:t>
+        <w:t>57,035 new students entered UAE higher education in 2024–25, up 13%: the highest intake in a decade (ministry data).</w:t>
       </w:r>
     </w:p>
     <w:p>
@@ -5838,7 +2735,7 @@
         <w:spacing w:after="80"/>
       </w:pPr>
       <w:r>
-        <w:t>Business and economics is the most-pursued field of study in the UAE (UNESCO data).</w:t>
+        <w:t>Business and economics is the most-studied field in the UAE (UNESCO data).</w:t>
       </w:r>
     </w:p>
     <w:p>
@@ -5847,7 +2744,7 @@
         <w:spacing w:after="80"/>
       </w:pPr>
       <w:r>
-        <w:t>400+ bachelor's programmes are listed in the UAE. Very few combine named universities, no student visa and a physical Gulf office.</w:t>
+        <w:t>More than 400 bachelor's programmes are listed in the UAE. Very few combine UK and partner universities, no student visa, and a physical office in the Gulf.</w:t>
       </w:r>
     </w:p>
     <w:p>
@@ -5861,124 +2758,33 @@
     </w:p>
     <w:p>
       <w:r>
-        <w:rPr>
-          <w:b/>
-          <w:color w:val="071444"/>
-        </w:rPr>
-        <w:t>Student stories:</w:t>
-      </w:r>
-      <w:r>
-        <w:t xml:space="preserve"> published with each student's signed permission, named, with their programme and intake. Added at build once permissions land. </w:t>
-      </w:r>
-      <w:r>
-        <w:rPr>
-          <w:b/>
-          <w:color w:val="071444"/>
-        </w:rPr>
-        <w:t>Office photos:</w:t>
-      </w:r>
-      <w:r>
-        <w:t xml:space="preserve"> real photos of the Sharjah office and the team, supplied by the client.</w:t>
+        <w:t>Student stories appear on the page once each student has signed permission, with their programme and intake. Photos on the page are real photos of the Sharjah office and team.</w:t>
       </w:r>
     </w:p>
     <w:p>
       <w:pPr>
-        <w:pStyle w:val="ListBullet"/>
-        <w:spacing w:after="80"/>
+        <w:pStyle w:val="Heading1"/>
       </w:pPr>
       <w:r>
-        <w:t>Claims: M1, M2, M4, M9, OFC</w:t>
+        <w:t>Meet us in person or online</w:t>
+      </w:r>
+    </w:p>
+    <w:p>
+      <w:r>
+        <w:t>Our UAE office is at Robot Park Tower, 2nd Floor, Sharjah, and our headquarters has been in London since 2012. Every enquiry gets a counsellor, and you can ask for yours by name on any call. We work with students and families across Dubai, Sharjah, Abu Dhabi and the wider GCC: Riyadh, Doha, Muscat, Kuwait City, Manama. Families reach us from Ajman too, and our Google business profile carries the address, hours and directions.</w:t>
+      </w:r>
+    </w:p>
+    <w:p>
+      <w:r>
+        <w:t>Once a month, we host a "meet your counsellor" session at the Sharjah office. Sit with an admissions counsellor, ask everything, and leave with a written plan. Sessions are booked on WhatsApp.</w:t>
       </w:r>
     </w:p>
     <w:p>
       <w:pPr>
-        <w:pStyle w:val="ListBullet"/>
-        <w:spacing w:after="80"/>
+        <w:pStyle w:val="Heading1"/>
       </w:pPr>
       <w:r>
-        <w:t>CTA: none</w:t>
-      </w:r>
-    </w:p>
-    <w:p>
-      <w:pPr>
-        <w:pStyle w:val="Heading3"/>
-      </w:pPr>
-      <w:r>
-        <w:t>Block 13: People and office</w:t>
-      </w:r>
-    </w:p>
-    <w:p>
-      <w:r>
-        <w:rPr>
-          <w:b/>
-          <w:color w:val="071444"/>
-        </w:rPr>
-        <w:t>H2 (K5 home):</w:t>
-      </w:r>
-      <w:r>
-        <w:t xml:space="preserve"> Walk in for a bachelor's degree conversation in Sharjah, or meet us online from anywhere in the GCC.</w:t>
-      </w:r>
-    </w:p>
-    <w:p>
-      <w:r>
-        <w:rPr>
-          <w:b/>
-          <w:color w:val="071444"/>
-        </w:rPr>
-        <w:t>Body:</w:t>
-      </w:r>
-      <w:r>
-        <w:t xml:space="preserve"> Our UAE office is at Robot Park Tower, 2nd Floor, Sharjah, and our headquarters has been in London since 2012. Every enquiry gets a named counsellor, and you can ask for yours by name on any call. We serve students and families across Dubai, Sharjah, Abu Dhabi and the wider GCC: Riyadh, Doha, Muscat, Kuwait City, Manama. Families reach us from Ajman too, and our Google Business Profile carries the address, hours and directions.</w:t>
-      </w:r>
-    </w:p>
-    <w:p>
-      <w:r>
-        <w:rPr>
-          <w:b/>
-          <w:color w:val="071444"/>
-        </w:rPr>
-        <w:t>Event rail (settings-driven):</w:t>
-      </w:r>
-      <w:r>
-        <w:t xml:space="preserve"> Meet your counsellor, once a month. Sit with an admissions counsellor at our Sharjah office, ask everything, and leave with a written plan. Sessions are booked on WhatsApp. The live date for each month is set in the admin panel.</w:t>
-      </w:r>
-    </w:p>
-    <w:p>
-      <w:r>
-        <w:rPr>
-          <w:b/>
-          <w:color w:val="071444"/>
-        </w:rPr>
-        <w:t>Team:</w:t>
-      </w:r>
-      <w:r>
-        <w:t xml:space="preserve"> named counsellors and photos join this block from the client's team sheet.</w:t>
-      </w:r>
-    </w:p>
-    <w:p>
-      <w:pPr>
-        <w:pStyle w:val="ListBullet"/>
-        <w:spacing w:after="80"/>
-      </w:pPr>
-      <w:r>
-        <w:t>Claims: OFC</w:t>
-      </w:r>
-    </w:p>
-    <w:p>
-      <w:pPr>
-        <w:pStyle w:val="ListBullet"/>
-        <w:spacing w:after="80"/>
-      </w:pPr>
-      <w:r>
-        <w:t>CTA: WhatsApp booking</w:t>
-      </w:r>
-    </w:p>
-    <w:p>
-      <w:pPr>
-        <w:pStyle w:val="Heading3"/>
-      </w:pPr>
-      <w:r>
-        <w:t>Block 14: FAQ (10 Q&amp;As, 1:1 with FAQPage schema)</w:t>
+        <w:t>Questions and answers</w:t>
       </w:r>
     </w:p>
     <w:p>
@@ -5990,7 +2796,7 @@
         <w:t>1. Is an online bachelor's degree valid in the UAE?</w:t>
       </w:r>
       <w:r>
-        <w:t xml:space="preserve"> Yes, under the current 2025 MoHESR framework. The 10 March 2025 policy grants conditional recognition to degrees earned through distance, online, open or correspondence study, provided the institution is accredited at home, the approved programme structure is followed, and credit transfers are licensed. For online routes, no student visa is required. Confirm your personal category with an advisor before you enrol.</w:t>
+        <w:t xml:space="preserve"> Yes, under the current 2025 MoHESR rules. The 10 March 2025 policy recognises degrees earned through distance, online, open or correspondence study, provided the institution is accredited at home, the approved programme structure is followed, and credit transfers are licensed. Online routes need no student visa. Confirm your personal category with a counsellor before you enrol.</w:t>
       </w:r>
     </w:p>
     <w:p>
@@ -6002,7 +2808,7 @@
         <w:t>2. Do I need a student visa to study with Maverick?</w:t>
       </w:r>
       <w:r>
-        <w:t xml:space="preserve"> No student visa is needed for our online routes. You stay in your city, keep your current visa status, and study from Dubai, Sharjah, Abu Dhabi or anywhere in the GCC. If you ever prefer a campus life abroad, we also run relocation pathways, and we will say so clearly.</w:t>
+        <w:t xml:space="preserve"> No student visa is needed for our online routes. You stay in your city, keep your current visa status, and study from Dubai, Sharjah, Abu Dhabi or anywhere in the GCC. If you ever prefer campus life abroad, we also run relocation pathways, and we will say so clearly.</w:t>
       </w:r>
     </w:p>
     <w:p>
@@ -6014,7 +2820,7 @@
         <w:t>3. How long does a bachelor's degree in Dubai take through your routes?</w:t>
       </w:r>
       <w:r>
-        <w:t xml:space="preserve"> Each awarding university sets its own duration, and your written plan states yours before you commit. What never changes: it is a full bachelor's degree with the full credit load, not a compressed product. Top-up students complete the final stage of an honours degree after their diploma, HND or credits are assessed.</w:t>
+        <w:t xml:space="preserve"> Each awarding university sets its own length, and your written plan states yours before you commit. What never changes: it is a full bachelor's degree with the full credit load, not a compressed product. Top-up students complete the final stage of an honours degree after their diploma, HND or credits are checked.</w:t>
       </w:r>
     </w:p>
     <w:p>
@@ -6026,7 +2832,7 @@
         <w:t>4. What does a BBA in UAE cost with you, and can I pay by instalment?</w:t>
       </w:r>
       <w:r>
-        <w:t xml:space="preserve"> Plans are priced in AED and payable by instalment, and you receive the full fee plan in writing before any payment. Campus comparison: AED 35,000–65,000 a year (Fateh, Jan 2026). Fast-track 12-month offers at AED 3,500–25,000 carry recognition risk under the MoHESR conditions. Your counsellor quotes your exact plan on the first call.</w:t>
+        <w:t xml:space="preserve"> Plans are priced in AED and payable by instalment, and you receive the full fee plan in writing before any payment. For comparison, campus programmes run AED 35,000 to 65,000 a year, and 12-month offers at AED 3,500 to 25,000 carry recognition risk under the 2025 rules. Your counsellor quotes your exact plan on the first call.</w:t>
       </w:r>
     </w:p>
     <w:p>
@@ -6038,7 +2844,7 @@
         <w:t>5. Can I really study while working full-time?</w:t>
       </w:r>
       <w:r>
-        <w:t xml:space="preserve"> Yes. Delivery is online with weekend-tolerant scheduling, which is why most of our working students keep their jobs through the degree. Live sessions are scheduled with working professionals in mind, and your counsellor maps the weekly load with you before you enrol.</w:t>
+        <w:t xml:space="preserve"> Yes. Teaching is online with weekend-friendly timetables, which is why most of our working students keep their jobs through the degree. Live sessions are planned with working people in mind, and your counsellor maps the weekly load with you before you enrol.</w:t>
       </w:r>
     </w:p>
     <w:p>
@@ -6050,7 +2856,7 @@
         <w:t>6. What is a top-up bachelor's degree in UAE?</w:t>
       </w:r>
       <w:r>
-        <w:t xml:space="preserve"> It is the legitimate way to complete a bachelor's degree fast. Ofqual-regulated QUALIFI Level 5 and Level 7 diplomas are topped up into a named UK honours degree. The Level 5 catalogue spans 14 specialisations, including Law, IT and Cyber Security. Bring your transcript to the counselling call: we assess it before you commit.</w:t>
+        <w:t xml:space="preserve"> It is the legitimate way to complete a bachelor's degree fast. Ofqual-regulated QUALIFI Level 5 and Level 7 diplomas are topped up into a UK honours degree. The Level 5 catalogue covers 14 specialisations, including Law, IT and Cyber Security. Bring your transcript to the counselling call: we check it before you commit.</w:t>
       </w:r>
     </w:p>
     <w:p>
@@ -6059,10 +2865,10 @@
           <w:b/>
           <w:color w:val="071444"/>
         </w:rPr>
-        <w:t>7. How does attestation work for a UK-awarded degree?</w:t>
+        <w:t>7. How does the stamping process work for a UK degree?</w:t>
       </w:r>
       <w:r>
-        <w:t xml:space="preserve"> The standard route is a UK FCDO apostille, then UAE Embassy/MOFA attestation, with Dataflow or QuadraBay verification as the usual first step for recognition. We guide our students through every stage of the route. This is guidance, not legal advice.</w:t>
+        <w:t xml:space="preserve"> The standard route is a UK FCDO apostille, then UAE Embassy and MOFA stamping, with Dataflow or QuadraBay verification as the usual first step for recognition. We guide our students through every stage. This is guidance, not legal advice.</w:t>
       </w:r>
     </w:p>
     <w:p>
@@ -6074,7 +2880,7 @@
         <w:t>8. When can I start?</w:t>
       </w:r>
       <w:r>
-        <w:t xml:space="preserve"> Intake windows run through the year, and your counsellor confirms the next one for your chosen programme at the first call. Once your documents are ready, we hold your place. We only ever quote real intake dates.</w:t>
+        <w:t xml:space="preserve"> Intake windows run through the year, and your counsellor confirms the next one for your chosen programme on the first call. Once your documents are ready, we hold your place. We only ever quote real intake dates.</w:t>
       </w:r>
     </w:p>
     <w:p>
@@ -6086,7 +2892,7 @@
         <w:t>9. Can I do an MBA after this?</w:t>
       </w:r>
       <w:r>
-        <w:t xml:space="preserve"> Yes, and the ladder is already built. Rushford carries 12 MBA specialisations and 9 MSc routes, GAU adds 6 MBAs, 16 EMBAs and thesis-based MScs, and Ofqual Level 7 diplomas are available too. Many of our students plan both degrees in one counselling call.</w:t>
+        <w:t xml:space="preserve"> Yes, and the path is already built. Rushford offers 12 MBA specialisations and 9 MSc routes, Girne American adds 6 MBAs, 16 EMBAs and research MScs, and Ofqual Level 7 diplomas are available too. Many of our students plan both degrees in one counselling call.</w:t>
       </w:r>
     </w:p>
     <w:p>
@@ -6098,119 +2904,7 @@
         <w:t>10. What should my parents check before I enrol?</w:t>
       </w:r>
       <w:r>
-        <w:t xml:space="preserve"> Three things. The awarding university by name, on the page and in your written plan. The dated MoHESR recognition policy and where your category stands. And us: London headquarters since 2012, a UAE office at Robot Park Tower, Sharjah, and a counsellor your parents can speak with directly. If any provider hides any of the three, walk away.</w:t>
-      </w:r>
-    </w:p>
-    <w:p>
-      <w:pPr>
-        <w:pStyle w:val="ListBullet"/>
-        <w:spacing w:after="80"/>
-      </w:pPr>
-      <w:r>
-        <w:t>Claims: R2, R3, R4, R6, M10, PRICE1, LAD, OFC, CAT</w:t>
-      </w:r>
-    </w:p>
-    <w:p>
-      <w:pPr>
-        <w:pStyle w:val="ListBullet"/>
-        <w:spacing w:after="80"/>
-      </w:pPr>
-      <w:r>
-        <w:t>CTA: none</w:t>
-      </w:r>
-    </w:p>
-    <w:p>
-      <w:pPr>
-        <w:pStyle w:val="Heading3"/>
-      </w:pPr>
-      <w:r>
-        <w:t>Block 15: Final CTA and form</w:t>
-      </w:r>
-    </w:p>
-    <w:p>
-      <w:r>
-        <w:rPr>
-          <w:b/>
-          <w:color w:val="071444"/>
-        </w:rPr>
-        <w:t>H2:</w:t>
-      </w:r>
-      <w:r>
-        <w:t xml:space="preserve"> One enquiry. One counsellor. One written plan.</w:t>
-      </w:r>
-    </w:p>
-    <w:p>
-      <w:r>
-        <w:rPr>
-          <w:b/>
-          <w:color w:val="071444"/>
-        </w:rPr>
-        <w:t>Form (5 fields):</w:t>
-      </w:r>
-      <w:r>
-        <w:t xml:space="preserve"> Full name · Phone or WhatsApp · Email · Programme interest (BBA / BSc / BA (Hons) / Top-up / Not sure yet) · Country. </w:t>
-      </w:r>
-      <w:r>
-        <w:rPr>
-          <w:b/>
-          <w:color w:val="071444"/>
-        </w:rPr>
-        <w:t>Button:</w:t>
-      </w:r>
-      <w:r>
-        <w:t xml:space="preserve"> Start my enquiry. </w:t>
-      </w:r>
-      <w:r>
-        <w:rPr>
-          <w:b/>
-          <w:color w:val="071444"/>
-        </w:rPr>
-        <w:t>Micro-CTA (A/B seed):</w:t>
-      </w:r>
-      <w:r>
-        <w:t xml:space="preserve"> Request a call.</w:t>
-      </w:r>
-    </w:p>
-    <w:p>
-      <w:r>
-        <w:rPr>
-          <w:b/>
-          <w:color w:val="071444"/>
-        </w:rPr>
-        <w:t>Four-beat microcopy:</w:t>
-      </w:r>
-      <w:r>
-        <w:t xml:space="preserve"> No fees to ask. A counsellor calls within 1 business day. Programme, university and instalments in writing, before you pay. WhatsApp us anytime.</w:t>
-      </w:r>
-    </w:p>
-    <w:p>
-      <w:r>
-        <w:rPr>
-          <w:b/>
-          <w:color w:val="071444"/>
-        </w:rPr>
-        <w:t>Success state:</w:t>
-      </w:r>
-      <w:r>
-        <w:t xml:space="preserve"> Thank you. Your enquiry is with our admissions team in Sharjah, and a counsellor will call you within 1 business day. In the meantime, chat with us on WhatsApp (deep link), and download your programme and fee plan outline. The nurture sequence starts from here.</w:t>
-      </w:r>
-    </w:p>
-    <w:p>
-      <w:pPr>
-        <w:pStyle w:val="ListBullet"/>
-        <w:spacing w:after="80"/>
-      </w:pPr>
-      <w:r>
-        <w:t>Claims: OFC</w:t>
-      </w:r>
-    </w:p>
-    <w:p>
-      <w:pPr>
-        <w:pStyle w:val="ListBullet"/>
-        <w:spacing w:after="80"/>
-      </w:pPr>
-      <w:r>
-        <w:t>CTA: form + WhatsApp + fee plan download</w:t>
+        <w:t xml:space="preserve"> Three things. The awarding university by name, on the page and in your written plan. The dated 2025 recognition policy, and where your category stands. And us: London headquarters since 2012, a UAE office at Robot Park Tower, Sharjah, and a counsellor your parents can speak with directly. If any provider hides any of the three, walk away.</w:t>
       </w:r>
     </w:p>
     <w:p>
@@ -6218,65 +2912,37 @@
         <w:pStyle w:val="Heading1"/>
       </w:pPr>
       <w:r>
-        <w:t>E. Structured data (JSON-LD drafts, 1:1 with the page)</w:t>
+        <w:t>The last step</w:t>
       </w:r>
     </w:p>
     <w:p>
       <w:r>
-        <w:rPr>
-          <w:rFonts w:ascii="Consolas" w:hAnsi="Consolas"/>
-          <w:sz w:val="17"/>
-        </w:rPr>
-        <w:t>{</w:t>
-        <w:br/>
-        <w:t xml:space="preserve">  "@context": "https://schema.org",</w:t>
-        <w:br/>
-        <w:t xml:space="preserve">  "@type": "EducationalOrganization",</w:t>
-        <w:br/>
-        <w:t xml:space="preserve">  "name": "Maverick Business Academy",</w:t>
-        <w:br/>
-        <w:t xml:space="preserve">  "foundingDate": "2012",</w:t>
-        <w:br/>
-        <w:t xml:space="preserve">  "address": [</w:t>
-        <w:br/>
-        <w:t xml:space="preserve">    {"@type": "PostalAddress", "addressLocality": "Sharjah", "streetAddress": "Robot Park Tower, 2nd Floor", "addressCountry": "AE"},</w:t>
-        <w:br/>
-        <w:t xml:space="preserve">    {"@type": "PostalAddress", "addressLocality": "Ruislip", "addressRegion": "London", "addressCountry": "GB"}</w:t>
-        <w:br/>
-        <w:t xml:space="preserve">  ],</w:t>
-        <w:br/>
-        <w:t xml:space="preserve">  "areaServed": ["AE", "SA", "QA", "OM", "KW", "BH", "IN", "PH"]</w:t>
-        <w:br/>
-        <w:t>}</w:t>
+        <w:t>Heading: One enquiry. One counsellor. One written plan.</w:t>
       </w:r>
     </w:p>
     <w:p>
       <w:r>
-        <w:t>Course schema, one per family (provider = awarding institution; duration property is added at build once the client confirms, never invented):</w:t>
+        <w:t xml:space="preserve">The form asks for five things: full name, phone or WhatsApp, email, programme of interest (BBA, BSc, BA (Hons), top-up, not sure yet), and country. Button: </w:t>
+      </w:r>
+      <w:r>
+        <w:rPr>
+          <w:b/>
+          <w:color w:val="071444"/>
+        </w:rPr>
+        <w:t>Start my enquiry</w:t>
+      </w:r>
+      <w:r>
+        <w:t>. Link: Ask for a call.</w:t>
       </w:r>
     </w:p>
     <w:p>
       <w:r>
-        <w:rPr>
-          <w:rFonts w:ascii="Consolas" w:hAnsi="Consolas"/>
-          <w:sz w:val="17"/>
-        </w:rPr>
-        <w:t>[</w:t>
-        <w:br/>
-        <w:t xml:space="preserve">  {"@type": "Course", "name": "BBA, 7 specialisations", "provider": "Rushford Business School", "courseMode": "Online", "description": "Swiss-issued BBA, EduQua and IACBE accredited, dual certified with Maverick Business Academy London."},</w:t>
-        <w:br/>
-        <w:t xml:space="preserve">  {"@type": "Course", "name": "BSc, 10 programmes", "provider": "Girne American University", "description": "English-medium BSc programmes across business, psychology and economics. YÖDAK and YÖK recognition, IACBE for business."},</w:t>
-        <w:br/>
-        <w:t xml:space="preserve">  {"@type": "Course", "name": "BA (Hons) Global Business", "provider": "University of the West of Scotland", "courseMode": "Online", "description": "UK-awarded honours degree studied from the Gulf."},</w:t>
-        <w:br/>
-        <w:t xml:space="preserve">  {"@type": "Course", "name": "Top-up bachelor's route", "provider": "QUALIFI (Ofqual-regulated)", "description": "Level 5 and 7 diplomas topped up into a named UK honours degree."}</w:t>
-        <w:br/>
-        <w:t>]</w:t>
+        <w:t>Four short reassurances under the form: No fees to ask. A counsellor calls within one working day. Programme, university and instalments in writing, before you pay. WhatsApp us anytime.</w:t>
       </w:r>
     </w:p>
     <w:p>
       <w:r>
-        <w:t>FAQPage: exactly the 10 Q&amp;As of block 14, verbatim, as `Question` / `acceptedAnswer` pairs. No orphan FAQs, no orphan schema. BreadcrumbList: Home → Bachelors.</w:t>
+        <w:t>After submitting: Thank you. Your enquiry is with our admissions team in Sharjah, and a counsellor will call you within one working day. In the meantime, chat with us on WhatsApp, and download your programme and fee plan outline.</w:t>
       </w:r>
     </w:p>
     <w:p>
@@ -6284,250 +2950,27 @@
         <w:pStyle w:val="Heading1"/>
       </w:pPr>
       <w:r>
-        <w:t>F. Nurture sequence copy (SOP v2.2 §7)</w:t>
+        <w:t>What we send after an enquiry</w:t>
       </w:r>
     </w:p>
     <w:p>
       <w:r>
-        <w:rPr>
-          <w:b/>
-          <w:color w:val="071444"/>
-        </w:rPr>
-        <w:t>WhatsApp acknowledgement (within minutes of submit):</w:t>
-      </w:r>
-      <w:r>
-        <w:t xml:space="preserve"> Thank you for your enquiry. It is with our admissions team in Sharjah now. A counsellor will call you within 1 business day to talk through routes, recognition and fees. If anything is urgent before then, reply here on WhatsApp.</w:t>
+        <w:t>Within minutes, a WhatsApp acknowledgement: Thank you for your enquiry. It is with our admissions team in Sharjah now. A counsellor will call you within one working day to talk through routes, recognition and fees. If anything is urgent before then, reply here on WhatsApp.</w:t>
       </w:r>
     </w:p>
     <w:p>
       <w:r>
-        <w:rPr>
-          <w:b/>
-          <w:color w:val="071444"/>
-        </w:rPr>
-        <w:t>Day 3, recognition explainer PDF: "Is an online degree valid in the UAE? The 2025 rules, in plain words."</w:t>
-      </w:r>
-      <w:r>
-        <w:t xml:space="preserve"> Sections: (1) the MoHESR policy of 10 March 2025, dated, with its conditions; (2) the 2023 MoE background and the excluded fields; (3) private sector vs government use; (4) MOHRE work permits and the bachelor's expectation; (5) the attestation route for UK awards; (6) what to verify before you enrol anywhere. Every fact carries the sources from §A of this document. Parent-safe tone throughout.</w:t>
+        <w:t>On day three, a short explanation note for the family, titled "Is an online degree valid in the UAE? The 2025 rules, in plain words." It covers the 10 March 2025 MoHESR policy with its conditions, the 2023 background and the excluded fields, the difference between private and government jobs, MOHRE work permits, the stamping route for UK degrees, and what to verify before enrolling anywhere. Every fact carries its source.</w:t>
       </w:r>
     </w:p>
     <w:p>
       <w:r>
-        <w:rPr>
-          <w:b/>
-          <w:color w:val="071444"/>
-        </w:rPr>
-        <w:t>Day 7, parent note (5 questions, plain answers):</w:t>
-      </w:r>
-    </w:p>
-    <w:p>
-      <w:pPr>
-        <w:spacing w:after="40"/>
-        <w:ind w:left="454"/>
-      </w:pPr>
-      <w:r>
-        <w:rPr>
-          <w:b/>
-          <w:color w:val="B20202"/>
-        </w:rPr>
-        <w:t xml:space="preserve">1.  </w:t>
-      </w:r>
-      <w:r>
-        <w:t>Is this degree real? The awarding university is named in your written plan, and its accreditation is checkable at the source.</w:t>
-      </w:r>
-    </w:p>
-    <w:p>
-      <w:pPr>
-        <w:spacing w:after="40"/>
-        <w:ind w:left="454"/>
-      </w:pPr>
-      <w:r>
-        <w:rPr>
-          <w:b/>
-          <w:color w:val="B20202"/>
-        </w:rPr>
-        <w:t xml:space="preserve">2.  </w:t>
-      </w:r>
-      <w:r>
-        <w:t>Who awards it? The university, not the academy. We deliver, counsel and support; the degree is conferred by the institution.</w:t>
-      </w:r>
-    </w:p>
-    <w:p>
-      <w:pPr>
-        <w:spacing w:after="40"/>
-        <w:ind w:left="454"/>
-      </w:pPr>
-      <w:r>
-        <w:rPr>
-          <w:b/>
-          <w:color w:val="B20202"/>
-        </w:rPr>
-        <w:t xml:space="preserve">3.  </w:t>
-      </w:r>
-      <w:r>
-        <w:t>What does it cost, and how do we pay? AED pricing with instalments, in writing, before any payment.</w:t>
-      </w:r>
-    </w:p>
-    <w:p>
-      <w:pPr>
-        <w:spacing w:after="40"/>
-        <w:ind w:left="454"/>
-      </w:pPr>
-      <w:r>
-        <w:rPr>
-          <w:b/>
-          <w:color w:val="B20202"/>
-        </w:rPr>
-        <w:t xml:space="preserve">4.  </w:t>
-      </w:r>
-      <w:r>
-        <w:t>Will employers accept it? Private-sector employers generally accept accredited degrees with verification; government and regulated roles follow the MoHESR equivalency route, and we explain where your child's plan stands.</w:t>
-      </w:r>
-    </w:p>
-    <w:p>
-      <w:pPr>
-        <w:spacing w:after="40"/>
-        <w:ind w:left="454"/>
-      </w:pPr>
-      <w:r>
-        <w:rPr>
-          <w:b/>
-          <w:color w:val="B20202"/>
-        </w:rPr>
-        <w:t xml:space="preserve">5.  </w:t>
-      </w:r>
-      <w:r>
-        <w:t>How do we verify you? London headquarters since 2012, UAE office at Robot Park Tower, Sharjah, and a named counsellor you can call. Visit us any working day.</w:t>
+        <w:t>On day seven, a note for parents answering five questions: Is this degree real? Who awards it? What does it cost and how do we pay? Will employers accept it? How do we verify Maverick? The answers repeat the facts on this page: the awarding university by name, AED pricing with instalments in writing, private-sector acceptance with verification, the equivalency route for government roles, and our London headquarters since 2012 plus the Sharjah office you can visit any working day.</w:t>
       </w:r>
     </w:p>
     <w:p>
       <w:r>
-        <w:rPr>
-          <w:b/>
-          <w:color w:val="071444"/>
-        </w:rPr>
-        <w:t>Intake reminder:</w:t>
-      </w:r>
-      <w:r>
-        <w:t xml:space="preserve"> fired only when the intake calendar changes, with real dates only.</w:t>
-      </w:r>
-    </w:p>
-    <w:p>
-      <w:pPr>
-        <w:pStyle w:val="Heading1"/>
-      </w:pPr>
-      <w:r>
-        <w:t>G. Guide article titles (content rail, SOP §10)</w:t>
-      </w:r>
-    </w:p>
-    <w:p>
-      <w:pPr>
-        <w:spacing w:after="40"/>
-        <w:ind w:left="454"/>
-      </w:pPr>
-      <w:r>
-        <w:rPr>
-          <w:b/>
-          <w:color w:val="B20202"/>
-        </w:rPr>
-        <w:t xml:space="preserve">1.  </w:t>
-      </w:r>
-      <w:r>
-        <w:t>Bachelors in UAE: the complete guide for students and parents</w:t>
-      </w:r>
-    </w:p>
-    <w:p>
-      <w:pPr>
-        <w:spacing w:after="40"/>
-        <w:ind w:left="454"/>
-      </w:pPr>
-      <w:r>
-        <w:rPr>
-          <w:b/>
-          <w:color w:val="B20202"/>
-        </w:rPr>
-        <w:t xml:space="preserve">2.  </w:t>
-      </w:r>
-      <w:r>
-        <w:t>Is an online bachelor's degree valid in the UAE? The 2025 rules explained (R5 guide home)</w:t>
-      </w:r>
-    </w:p>
-    <w:p>
-      <w:pPr>
-        <w:spacing w:after="40"/>
-        <w:ind w:left="454"/>
-      </w:pPr>
-      <w:r>
-        <w:rPr>
-          <w:b/>
-          <w:color w:val="B20202"/>
-        </w:rPr>
-        <w:t xml:space="preserve">3.  </w:t>
-      </w:r>
-      <w:r>
-        <w:t>Campus vs online vs 12-month bachelors: an honest comparison for Gulf students</w:t>
-      </w:r>
-    </w:p>
-    <w:p>
-      <w:pPr>
-        <w:pStyle w:val="Heading1"/>
-      </w:pPr>
-      <w:r>
-        <w:t>H. QA notes on this draft (pre-build)</w:t>
-      </w:r>
-    </w:p>
-    <w:p>
-      <w:pPr>
-        <w:pStyle w:val="ListBullet"/>
-        <w:spacing w:after="80"/>
-      </w:pPr>
-      <w:r>
-        <w:t>Keyword homes: K1–K8 and R1–R8 each placed exactly once per §C; secondary placements follow the keyword doc's placement column only.</w:t>
-      </w:r>
-    </w:p>
-    <w:p>
-      <w:pPr>
-        <w:pStyle w:val="ListBullet"/>
-        <w:spacing w:after="80"/>
-      </w:pPr>
-      <w:r>
-        <w:t>Catalogue fidelity: block 7 lists all 18 programmes verbatim from `uploads/listing.pdf`; block 6 carries the full name lists; nothing added, nothing dropped.</w:t>
-      </w:r>
-    </w:p>
-    <w:p>
-      <w:pPr>
-        <w:pStyle w:val="ListBullet"/>
-        <w:spacing w:after="80"/>
-      </w:pPr>
-      <w:r>
-        <w:t>Claims: every external statement traces to a §A ID; no invented statistics, no salary figures, no "best/top/#1/guaranteed", no university logos.</w:t>
-      </w:r>
-    </w:p>
-    <w:p>
-      <w:pPr>
-        <w:pStyle w:val="ListBullet"/>
-        <w:spacing w:after="80"/>
-      </w:pPr>
-      <w:r>
-        <w:t>Regulation wording uses only the locked R1–R6 phrasings from the research pack; the two forbidden promise forms do not appear anywhere in this draft.</w:t>
-      </w:r>
-    </w:p>
-    <w:p>
-      <w:pPr>
-        <w:pStyle w:val="ListBullet"/>
-        <w:spacing w:after="80"/>
-      </w:pPr>
-      <w:r>
-        <w:t>Placeholders: zero in copy. The nine settings-driven values in §B land at build from client confirmations.</w:t>
-      </w:r>
-    </w:p>
-    <w:p>
-      <w:pPr>
-        <w:pStyle w:val="ListBullet"/>
-        <w:spacing w:after="80"/>
-      </w:pPr>
-      <w:r>
-        <w:t>Tone: two-audience pass on blocks 2, 4, 5, 9, 10, 14 and 15; UK spellings throughout.</w:t>
+        <w:t>If an intake date changes, we send a reminder with real dates only.</w:t>
       </w:r>
     </w:p>
     <w:sectPr>
@@ -6904,12 +3347,12 @@
     <w:qFormat/>
     <w:rsid w:val="00FC693F"/>
     <w:pPr>
-      <w:spacing w:after="120" w:line="300" w:lineRule="auto"/>
+      <w:spacing w:after="140" w:line="300" w:lineRule="auto"/>
     </w:pPr>
     <w:rPr>
       <w:rFonts w:ascii="Calibri" w:hAnsi="Calibri"/>
       <w:color w:val="1C1E26"/>
-      <w:sz w:val="21"/>
+      <w:sz w:val="22"/>
     </w:rPr>
   </w:style>
   <w:style w:type="paragraph" w:styleId="Header">
@@ -6975,7 +3418,7 @@
       <w:b/>
       <w:bCs/>
       <w:color w:val="071444"/>
-      <w:sz w:val="28"/>
+      <w:sz w:val="30"/>
       <w:szCs w:val="28"/>
     </w:rPr>
   </w:style>
@@ -6991,7 +3434,7 @@
     <w:pPr>
       <w:keepNext/>
       <w:keepLines/>
-      <w:spacing w:before="200" w:after="100"/>
+      <w:spacing w:before="220" w:after="100"/>
       <w:outlineLvl w:val="1"/>
     </w:pPr>
     <w:rPr>
@@ -6999,7 +3442,7 @@
       <w:b/>
       <w:bCs/>
       <w:color w:val="071444"/>
-      <w:sz w:val="24"/>
+      <w:sz w:val="26"/>
       <w:szCs w:val="26"/>
     </w:rPr>
   </w:style>
@@ -7015,7 +3458,7 @@
     <w:pPr>
       <w:keepNext/>
       <w:keepLines/>
-      <w:spacing w:before="160" w:after="100"/>
+      <w:spacing w:before="180" w:after="100"/>
       <w:outlineLvl w:val="2"/>
     </w:pPr>
     <w:rPr>
@@ -7023,7 +3466,7 @@
       <w:b/>
       <w:bCs/>
       <w:color w:val="071444"/>
-      <w:sz w:val="22"/>
+      <w:sz w:val="23"/>
     </w:rPr>
   </w:style>
   <w:style w:type="paragraph" w:styleId="Heading4">

--- a/landing-page/bachelors/06-bachelors-landing-content-gcc-uae.docx
+++ b/landing-page/bachelors/06-bachelors-landing-content-gcc-uae.docx
@@ -9,12 +9,12 @@
           <w:color w:val="071444"/>
           <w:sz w:val="38"/>
         </w:rPr>
-        <w:t>Bachelor's Degrees in the UAE and the GCC: Page Content</w:t>
+        <w:t>Bachelors Landing Page: Webpage Content, Section by Section</w:t>
       </w:r>
     </w:p>
     <w:p>
       <w:r>
-        <w:t>Maverick Business Academy (London) · UAE office: Robot Park Tower, Sharjah</w:t>
+        <w:t>Maverick Business Academy (London) · Serving the UAE and the GCC · 2026</w:t>
       </w:r>
     </w:p>
     <w:p>
@@ -22,17 +22,12 @@
         <w:pStyle w:val="Heading1"/>
       </w:pPr>
       <w:r>
-        <w:t>What people see on Google</w:t>
+        <w:t>Section 1: Top bar</w:t>
       </w:r>
     </w:p>
     <w:p>
       <w:r>
-        <w:t>Page title: Bachelor's Degree in Dubai | UK-Awarded, No Visa | Maverick</w:t>
-      </w:r>
-    </w:p>
-    <w:p>
-      <w:r>
-        <w:t>Page description: UK-awarded BBA, BSc &amp; BA (Hons) in Dubai, Sharjah &amp; the GCC. Online &amp; weekend-tolerant, no student visa, AED instalments. WhatsApp admissions.</w:t>
+        <w:t>Online bachelor's routes with no student visa needed. Speak to an admissions counsellor on WhatsApp or by phone, from any GCC country.</w:t>
       </w:r>
     </w:p>
     <w:p>
@@ -40,35 +35,50 @@
         <w:pStyle w:val="Heading1"/>
       </w:pPr>
       <w:r>
-        <w:t>Top bar</w:t>
+        <w:t>Section 2: Opening section</w:t>
       </w:r>
     </w:p>
     <w:p>
       <w:r>
-        <w:t>Online bachelor's routes with no student visa needed. Speak to an admissions counsellor in Sharjah on WhatsApp or by phone.</w:t>
+        <w:rPr>
+          <w:b/>
+          <w:color w:val="071444"/>
+        </w:rPr>
+        <w:t>Main heading (H1):</w:t>
       </w:r>
-    </w:p>
-    <w:p>
-      <w:pPr>
-        <w:pStyle w:val="Heading1"/>
-      </w:pPr>
       <w:r>
-        <w:t>Opening section</w:t>
+        <w:t xml:space="preserve"> </w:t>
+      </w:r>
+      <w:r>
+        <w:rPr>
+          <w:b/>
+          <w:color w:val="071444"/>
+        </w:rPr>
+        <w:t>Bachelor's degree in Dubai</w:t>
+      </w:r>
+      <w:r>
+        <w:t xml:space="preserve"> and the GCC, awarded by UK and partner universities you can check by name.</w:t>
       </w:r>
     </w:p>
     <w:p>
       <w:r>
-        <w:t>Main heading: Earn your bachelor's without leaving the Gulf, quitting your job or stretching your budget.</w:t>
+        <w:rPr>
+          <w:b/>
+          <w:color w:val="071444"/>
+        </w:rPr>
+        <w:t>Supporting line:</w:t>
+      </w:r>
+      <w:r>
+        <w:t xml:space="preserve"> Keep your job, your city and your budget, and add the degree your next promotion asks for. Study online from Dubai, Sharjah, Abu Dhabi, Riyadh, Doha or Muscat, with weekend-friendly routes from institutions listed by name on this page.</w:t>
       </w:r>
     </w:p>
     <w:p>
       <w:r>
-        <w:t>Supporting line: Study for a bachelor's degree in Dubai, Sharjah or Abu Dhabi, and anywhere else in the GCC, through online and weekend-friendly routes from UK and partner universities you can check by name.</w:t>
-      </w:r>
-    </w:p>
-    <w:p>
-      <w:r>
-        <w:t>Four points of reassurance:</w:t>
+        <w:rPr>
+          <w:b/>
+          <w:color w:val="071444"/>
+        </w:rPr>
+        <w:t>Four points of reassurance (list):</w:t>
       </w:r>
     </w:p>
     <w:p>
@@ -86,7 +96,7 @@
         <w:spacing w:after="80"/>
       </w:pPr>
       <w:r>
-        <w:t>No student visa needed</w:t>
+        <w:t>No student visa needed for online routes</w:t>
       </w:r>
     </w:p>
     <w:p>
@@ -95,7 +105,7 @@
         <w:spacing w:after="80"/>
       </w:pPr>
       <w:r>
-        <w:t>Study around your weekends</w:t>
+        <w:t>Study around your weekends, in any GCC country</w:t>
       </w:r>
     </w:p>
     <w:p>
@@ -104,22 +114,55 @@
         <w:spacing w:after="80"/>
       </w:pPr>
       <w:r>
-        <w:t>Admissions office in Sharjah</w:t>
+        <w:t>London headquarters, since 2012</w:t>
       </w:r>
     </w:p>
     <w:p>
       <w:r>
-        <w:t>A line for students and for parents: Students get a real degree that fits around work and family life. Parents get facts they can check, fees put in writing, and an office they can walk into.</w:t>
+        <w:rPr>
+          <w:b/>
+          <w:color w:val="071444"/>
+        </w:rPr>
+        <w:t>A line for students and for parents:</w:t>
+      </w:r>
+      <w:r>
+        <w:t xml:space="preserve"> Students get a real degree that fits around work and family life. Parents get facts they can check, fees put in writing, and a counsellor they can call any working day.</w:t>
       </w:r>
     </w:p>
     <w:p>
       <w:r>
-        <w:t>Enquiry form, titled "Start my enquiry", with these fields: full name, phone or WhatsApp, email, programme of interest (BBA, BSc, BA (Hons), top-up, not sure yet), and country. Under the form: A counsellor will call you within one working day. No payment, no commitment.</w:t>
+        <w:rPr>
+          <w:b/>
+          <w:color w:val="071444"/>
+        </w:rPr>
+        <w:t>Enquiry form, titled "Start my enquiry", with these fields:</w:t>
+      </w:r>
+      <w:r>
+        <w:t xml:space="preserve"> full name; phone or WhatsApp; email; programme of interest (BBA, BSc, BA (Hons), top-up, not sure yet); country.</w:t>
       </w:r>
     </w:p>
     <w:p>
       <w:r>
-        <w:t xml:space="preserve">Buttons and links: </w:t>
+        <w:rPr>
+          <w:b/>
+          <w:color w:val="071444"/>
+        </w:rPr>
+        <w:t>Under the form:</w:t>
+      </w:r>
+      <w:r>
+        <w:t xml:space="preserve"> A counsellor will call you within one working day. No payment, no commitment.</w:t>
+      </w:r>
+    </w:p>
+    <w:p>
+      <w:r>
+        <w:rPr>
+          <w:b/>
+          <w:color w:val="071444"/>
+        </w:rPr>
+        <w:t>Buttons and links:</w:t>
+      </w:r>
+      <w:r>
+        <w:t xml:space="preserve"> </w:t>
       </w:r>
       <w:r>
         <w:rPr>
@@ -137,7 +180,7 @@
         <w:pStyle w:val="Heading1"/>
       </w:pPr>
       <w:r>
-        <w:t>The universities behind the degrees</w:t>
+        <w:t>Section 3: Partner universities, accreditations and the dated policy</w:t>
       </w:r>
     </w:p>
     <w:p>
@@ -146,7 +189,14 @@
         <w:spacing w:after="80"/>
       </w:pPr>
       <w:r>
-        <w:t>Rushford Business School, Switzerland. Holds the Swiss EduQua quality label and IACBE accreditation, with five QS stars for teaching and online learning.</w:t>
+        <w:rPr>
+          <w:b/>
+          <w:color w:val="071444"/>
+        </w:rPr>
+        <w:t>Rushford Business School, Switzerland.</w:t>
+      </w:r>
+      <w:r>
+        <w:t xml:space="preserve"> Holds the Swiss EduQua quality label and IACBE accreditation, with five QS stars for teaching and online learning.</w:t>
       </w:r>
     </w:p>
     <w:p>
@@ -155,7 +205,14 @@
         <w:spacing w:after="80"/>
       </w:pPr>
       <w:r>
-        <w:t>Girne American University, North Cyprus. Recognised by YÖDAK and YÖK, with IACBE accreditation for its business programmes.</w:t>
+        <w:rPr>
+          <w:b/>
+          <w:color w:val="071444"/>
+        </w:rPr>
+        <w:t>Girne American University, North Cyprus.</w:t>
+      </w:r>
+      <w:r>
+        <w:t xml:space="preserve"> Recognised by YÖDAK and YÖK, with IACBE accreditation for its business programmes.</w:t>
       </w:r>
     </w:p>
     <w:p>
@@ -164,7 +221,24 @@
         <w:spacing w:after="80"/>
       </w:pPr>
       <w:r>
-        <w:t>University of the West of Scotland. A UK bachelor's degree you can study online from the UAE.</w:t>
+        <w:rPr>
+          <w:b/>
+          <w:color w:val="071444"/>
+        </w:rPr>
+        <w:t>University of the West of Scotland.</w:t>
+      </w:r>
+      <w:r>
+        <w:t xml:space="preserve"> A </w:t>
+      </w:r>
+      <w:r>
+        <w:rPr>
+          <w:b/>
+          <w:color w:val="071444"/>
+        </w:rPr>
+        <w:t>UK bachelor degree online</w:t>
+      </w:r>
+      <w:r>
+        <w:t xml:space="preserve"> option you can study from the UAE.</w:t>
       </w:r>
     </w:p>
     <w:p>
@@ -173,7 +247,14 @@
         <w:spacing w:after="80"/>
       </w:pPr>
       <w:r>
-        <w:t>QUALIFI and Gatehouse diplomas, regulated in the UK by Ofqual, the qualifications regulator.</w:t>
+        <w:rPr>
+          <w:b/>
+          <w:color w:val="071444"/>
+        </w:rPr>
+        <w:t>QUALIFI and Gatehouse diplomas.</w:t>
+      </w:r>
+      <w:r>
+        <w:t xml:space="preserve"> Regulated in the UK by Ofqual, the qualifications regulator.</w:t>
       </w:r>
     </w:p>
     <w:p>
@@ -182,7 +263,14 @@
         <w:spacing w:after="80"/>
       </w:pPr>
       <w:r>
-        <w:t>The UAE Ministry of Higher Education and Scientific Research (MoHESR) published its rules for recognising online degrees on 10 March 2025. This page quotes those rules, with the date.</w:t>
+        <w:rPr>
+          <w:b/>
+          <w:color w:val="071444"/>
+        </w:rPr>
+        <w:t>The dated policy.</w:t>
+      </w:r>
+      <w:r>
+        <w:t xml:space="preserve"> The UAE Ministry of Higher Education and Scientific Research (MoHESR) published its rules for recognising online degrees on 10 March 2025. We explain those rules in full below, with the date and the conditions.</w:t>
       </w:r>
     </w:p>
     <w:p>
@@ -191,7 +279,14 @@
         <w:spacing w:after="80"/>
       </w:pPr>
       <w:r>
-        <w:t>Maverick Business Academy: London headquarters since 2012, UAE office at Robot Park Tower, Sharjah.</w:t>
+        <w:rPr>
+          <w:b/>
+          <w:color w:val="071444"/>
+        </w:rPr>
+        <w:t>Maverick Business Academy.</w:t>
+      </w:r>
+      <w:r>
+        <w:t xml:space="preserve"> London headquarters since 2012.</w:t>
       </w:r>
     </w:p>
     <w:p>
@@ -199,40 +294,7 @@
         <w:pStyle w:val="Heading1"/>
       </w:pPr>
       <w:r>
-        <w:t>The questions families ask first</w:t>
-      </w:r>
-    </w:p>
-    <w:p>
-      <w:r>
-        <w:t>"Will employers respect an online degree?" The UAE's own ministry published recognition rules for online degrees in March 2025. We print those rules on this page, with the date and the conditions, in the recognition section below.</w:t>
-      </w:r>
-    </w:p>
-    <w:p>
-      <w:r>
-        <w:t>"Campus study means AED 35,000 to 65,000 a year, before the visa and the move. Where does the money go?" Our fees are in AED, paid by instalment, and given to you in writing before you pay anything. The fee section below shows what the market charges, with sources.</w:t>
-      </w:r>
-    </w:p>
-    <w:p>
-      <w:r>
-        <w:t>"I already work full-time. When would I study?" The programmes here are taught online with weekend-friendly timetables, so your job stays and your degree moves.</w:t>
-      </w:r>
-    </w:p>
-    <w:p>
-      <w:r>
-        <w:t>"Those 12-month BBA offers look cheap. Are they safe?" The 2025 ministry rules say a recognised degree must follow the approved programme structure, and a 12-month timeline may not meet that test. We do not sell that kind of product, and the comparison table below shows why.</w:t>
-      </w:r>
-    </w:p>
-    <w:p>
-      <w:r>
-        <w:t>Chart on this section: a pie showing Dubai's private university students in 2024–25, 35% international and 65% local, with the caption "International enrolment in Dubai's private universities grew 29% in one year." Source line shown on the page: KHDA, Dubai's education regulator.</w:t>
-      </w:r>
-    </w:p>
-    <w:p>
-      <w:pPr>
-        <w:pStyle w:val="Heading1"/>
-      </w:pPr>
-      <w:r>
-        <w:t>Who this page is for</w:t>
+        <w:t>Section 4: Programme overview</w:t>
       </w:r>
     </w:p>
     <w:p>
@@ -241,20 +303,10 @@
           <w:b/>
           <w:color w:val="071444"/>
         </w:rPr>
-        <w:t>School leavers and their families.</w:t>
+        <w:t>Section heading (H2):</w:t>
       </w:r>
       <w:r>
-        <w:t xml:space="preserve"> You finished 12th grade, or you are a year or two out. You want a career, and your parents want straight answers: is the degree recognised, what does it cost, who supports the student, will employers accept it? This page answers all four, and a counsellor goes through the choices with your family. Button: </w:t>
-      </w:r>
-      <w:r>
-        <w:rPr>
-          <w:b/>
-          <w:color w:val="071444"/>
-        </w:rPr>
-        <w:t>Talk about my options</w:t>
-      </w:r>
-      <w:r>
-        <w:t>.</w:t>
+        <w:t xml:space="preserve"> Four routes to a recognised bachelor's degree.</w:t>
       </w:r>
     </w:p>
     <w:p>
@@ -263,50 +315,20 @@
           <w:b/>
           <w:color w:val="071444"/>
         </w:rPr>
-        <w:t>Working professionals.</w:t>
+        <w:t>Intro line:</w:t>
       </w:r>
       <w:r>
-        <w:t xml:space="preserve"> You earn a salary, and you are not giving it up for four years on a campus. You need a degree that fits around a job: taught online, friendly to weekends, no visa, no move, and a real person to call when something is unclear. Button: </w:t>
+        <w:t xml:space="preserve"> Looking for an </w:t>
       </w:r>
       <w:r>
         <w:rPr>
           <w:b/>
           <w:color w:val="071444"/>
         </w:rPr>
-        <w:t>Find my programme</w:t>
+        <w:t>online bachelor's degree in UAE</w:t>
       </w:r>
       <w:r>
-        <w:t>.</w:t>
-      </w:r>
-    </w:p>
-    <w:p>
-      <w:r>
-        <w:rPr>
-          <w:b/>
-          <w:color w:val="071444"/>
-        </w:rPr>
-        <w:t>Diploma, HND and credit holders.</w:t>
-      </w:r>
-      <w:r>
-        <w:t xml:space="preserve"> You already did the coursework. You want the legitimate way to finish, with every institution named. The top-up route turns Ofqual-regulated diplomas into a UK honours degree, and it is the quickest serious option on this page. Button: </w:t>
-      </w:r>
-      <w:r>
-        <w:rPr>
-          <w:b/>
-          <w:color w:val="071444"/>
-        </w:rPr>
-        <w:t>Check my top-up route</w:t>
-      </w:r>
-      <w:r>
-        <w:t>.</w:t>
-      </w:r>
-    </w:p>
-    <w:p>
-      <w:pPr>
-        <w:pStyle w:val="Heading1"/>
-      </w:pPr>
-      <w:r>
-        <w:t>The four ways to study</w:t>
+        <w:t xml:space="preserve"> that names its awarding university? These four routes cover business, psychology, economics and top-up pathways, and every institution is printed on this page and on your certificate.</w:t>
       </w:r>
     </w:p>
     <w:p>
@@ -318,7 +340,22 @@
         <w:t>BBA, Rushford Business School (Switzerland).</w:t>
       </w:r>
       <w:r>
-        <w:t xml:space="preserve"> Seven specialisations, taught 100% online with live, interactive lectures, and dual certified with Maverick Business Academy, London. If you want an online BBA in UAE with the awarding school on the certificate, this is it. Specialisations: Business Administration, Marketing, Finance, Human Resource Management, Management Information Systems, Hospitality &amp; Tourism Management, Project Management.</w:t>
+        <w:t xml:space="preserve"> Seven specialisations, taught 100% online with live, interactive lectures, and dual certified with Maverick Business Academy, London. If you are searching for an </w:t>
+      </w:r>
+      <w:r>
+        <w:rPr>
+          <w:b/>
+          <w:color w:val="071444"/>
+        </w:rPr>
+        <w:t>online BBA in UAE</w:t>
+      </w:r>
+      <w:r>
+        <w:t xml:space="preserve"> with the awarding school printed on the certificate, this is the route.</w:t>
+      </w:r>
+    </w:p>
+    <w:p>
+      <w:r>
+        <w:t>BBA specialisations (list): Business Administration · Marketing · Finance · Human Resource Management · Management Information Systems · Hospitality &amp; Tourism Management · Project Management.</w:t>
       </w:r>
     </w:p>
     <w:p>
@@ -330,7 +367,22 @@
         <w:t>BSc, Girne American University (North Cyprus).</w:t>
       </w:r>
       <w:r>
-        <w:t xml:space="preserve"> Ten programmes across business, psychology and economics, taught in English. If you want an online BSc in UAE while you keep working, ask your counsellor which programmes fit your week. Programmes: Business Management, Tourism and Hospitality Management, International Business Management, Psychology, Accounting and Finance Management, Marketing, Human Resources Management, Accounting, Economics, Management Information Systems.</w:t>
+        <w:t xml:space="preserve"> Ten programmes across business, psychology and economics, taught in English, with YÖDAK and YÖK recognition and IACBE accreditation for business. If you want an </w:t>
+      </w:r>
+      <w:r>
+        <w:rPr>
+          <w:b/>
+          <w:color w:val="071444"/>
+        </w:rPr>
+        <w:t>online BSc in UAE</w:t>
+      </w:r>
+      <w:r>
+        <w:t xml:space="preserve"> while you keep working, your counsellor will match the programme to your week.</w:t>
+      </w:r>
+    </w:p>
+    <w:p>
+      <w:r>
+        <w:t>BSc programmes (list): Business Management · Tourism and Hospitality Management · International Business Management · Psychology · Accounting and Finance Management · Marketing · Human Resources Management · Accounting · Economics · Management Information Systems.</w:t>
       </w:r>
     </w:p>
     <w:p>
@@ -342,7 +394,7 @@
         <w:t>BA (Hons) Global Business, University of the West of Scotland.</w:t>
       </w:r>
       <w:r>
-        <w:t xml:space="preserve"> One UK honours degree for students who want a UK university on the certificate while they study from the Gulf.</w:t>
+        <w:t xml:space="preserve"> One UK honours degree for students who want a UK university on the certificate while they study from the Gulf. QAA-regulated institution.</w:t>
       </w:r>
     </w:p>
     <w:p>
@@ -354,44 +406,107 @@
         <w:t>The top-up route, for diploma, HND and credit holders.</w:t>
       </w:r>
       <w:r>
-        <w:t xml:space="preserve"> Ofqual-regulated QUALIFI Level 5 and Level 7 diplomas are topped up into a UK honours degree. The Level 5 catalogue covers 14 specialisations, including Law, IT and Cyber Security, so non-business diplomas fit too. The awarding university is confirmed at your counselling call.</w:t>
+        <w:t xml:space="preserve"> A </w:t>
+      </w:r>
+      <w:r>
+        <w:rPr>
+          <w:b/>
+          <w:color w:val="071444"/>
+        </w:rPr>
+        <w:t>top-up bachelor's degree UAE</w:t>
+      </w:r>
+      <w:r>
+        <w:t xml:space="preserve"> route: Ofqual-regulated QUALIFI Level 5 and Level 7 diplomas are topped up into a UK honours degree. The Level 5 catalogue covers 14 specialisations, including Law, IT and Cyber Security, so non-business diplomas fit too. The awarding university is confirmed at your counselling call.</w:t>
       </w:r>
     </w:p>
     <w:p>
       <w:r>
-        <w:t>A small checker on the top-up card answers three situations:</w:t>
+        <w:rPr>
+          <w:b/>
+          <w:color w:val="071444"/>
+        </w:rPr>
+        <w:t>Route checker, three answers:</w:t>
       </w:r>
     </w:p>
     <w:p>
       <w:pPr>
-        <w:pStyle w:val="ListBullet"/>
-        <w:spacing w:after="80"/>
+        <w:spacing w:after="40"/>
+        <w:ind w:left="454"/>
       </w:pPr>
       <w:r>
-        <w:t>"I hold a diploma." Your diploma can map to a Level 5 entry, and the final stage is the UK honours top-up. Fourteen Level 5 specialisations are open to you, so law, IT and cyber diplomas fit as well as business ones.</w:t>
+        <w:rPr>
+          <w:b/>
+          <w:color w:val="B20202"/>
+        </w:rPr>
+        <w:t xml:space="preserve">1.  </w:t>
+      </w:r>
+      <w:r>
+        <w:rPr>
+          <w:b/>
+          <w:color w:val="071444"/>
+        </w:rPr>
+        <w:t>I hold a diploma.</w:t>
+      </w:r>
+      <w:r>
+        <w:t xml:space="preserve"> Your diploma can map to a Level 5 entry, and the final stage is the UK honours top-up. Fourteen Level 5 specialisations are open to you, so law, IT and cyber diplomas fit as well as business ones.</w:t>
       </w:r>
     </w:p>
     <w:p>
       <w:pPr>
-        <w:pStyle w:val="ListBullet"/>
-        <w:spacing w:after="80"/>
+        <w:spacing w:after="40"/>
+        <w:ind w:left="454"/>
       </w:pPr>
       <w:r>
-        <w:t>"I hold an HND." An HND sits at Level 5. We match your award and units against the route map, then confirm your final stage in writing.</w:t>
+        <w:rPr>
+          <w:b/>
+          <w:color w:val="B20202"/>
+        </w:rPr>
+        <w:t xml:space="preserve">2.  </w:t>
+      </w:r>
+      <w:r>
+        <w:rPr>
+          <w:b/>
+          <w:color w:val="071444"/>
+        </w:rPr>
+        <w:t>I hold an HND.</w:t>
+      </w:r>
+      <w:r>
+        <w:t xml:space="preserve"> An HND sits at Level 5. We match your award and units against the route map, then confirm your final stage in writing.</w:t>
       </w:r>
     </w:p>
     <w:p>
       <w:pPr>
-        <w:pStyle w:val="ListBullet"/>
-        <w:spacing w:after="80"/>
+        <w:spacing w:after="40"/>
+        <w:ind w:left="454"/>
       </w:pPr>
       <w:r>
-        <w:t>"I have university credits." The awarding university checks your credits against its own entry map. We arrange that check before you commit to anything.</w:t>
+        <w:rPr>
+          <w:b/>
+          <w:color w:val="B20202"/>
+        </w:rPr>
+        <w:t xml:space="preserve">3.  </w:t>
+      </w:r>
+      <w:r>
+        <w:rPr>
+          <w:b/>
+          <w:color w:val="071444"/>
+        </w:rPr>
+        <w:t>I have university credits.</w:t>
+      </w:r>
+      <w:r>
+        <w:t xml:space="preserve"> The awarding university checks your credits against its own entry map. We arrange that check before you commit to anything.</w:t>
       </w:r>
     </w:p>
     <w:p>
       <w:r>
-        <w:t>Where this leads: finishing a bachelor's here is a step, not a dead end. Rushford offers 12 MBA specialisations and 9 MSc routes, Girne American adds 6 MBAs, 16 EMBAs and research MScs, and Ofqual Level 7 diplomas keep the path going. Many students plan both degrees in one counselling call.</w:t>
+        <w:rPr>
+          <w:b/>
+          <w:color w:val="071444"/>
+        </w:rPr>
+        <w:t>Where this leads:</w:t>
+      </w:r>
+      <w:r>
+        <w:t xml:space="preserve"> Finishing a bachelor's here is a step, not a dead end. Rushford offers 12 MBA specialisations and 9 MSc routes, Girne American adds 6 MBAs, 16 EMBAs and research MScs, and Ofqual Level 7 diplomas keep the path going. Many students plan both degrees in one counselling call.</w:t>
       </w:r>
     </w:p>
     <w:p>
@@ -399,12 +514,41 @@
         <w:pStyle w:val="Heading1"/>
       </w:pPr>
       <w:r>
-        <w:t>Every programme, listed by name</w:t>
+        <w:t>Section 5: The complete programme catalogue</w:t>
       </w:r>
     </w:p>
     <w:p>
       <w:r>
-        <w:t>The full catalogue, exactly as our partner universities list it. On the page you can filter this table by subject area. Your counsellor confirms how each programme is taught.</w:t>
+        <w:rPr>
+          <w:b/>
+          <w:color w:val="071444"/>
+        </w:rPr>
+        <w:t>Section heading (H2):</w:t>
+      </w:r>
+      <w:r>
+        <w:t xml:space="preserve"> All eighteen programmes, named exactly as our partner universities list them.</w:t>
+      </w:r>
+    </w:p>
+    <w:p>
+      <w:r>
+        <w:rPr>
+          <w:b/>
+          <w:color w:val="071444"/>
+        </w:rPr>
+        <w:t>Intro line:</w:t>
+      </w:r>
+      <w:r>
+        <w:t xml:space="preserve"> Searching for a </w:t>
+      </w:r>
+      <w:r>
+        <w:rPr>
+          <w:b/>
+          <w:color w:val="071444"/>
+        </w:rPr>
+        <w:t>BBA in Dubai</w:t>
+      </w:r>
+      <w:r>
+        <w:t xml:space="preserve"> or a BSc anywhere in the Gulf? On the page you can filter this table by subject area, and your counsellor confirms how each programme is taught.</w:t>
       </w:r>
     </w:p>
     <w:tbl>
@@ -1769,7 +1913,14 @@
     </w:p>
     <w:p>
       <w:r>
-        <w:t xml:space="preserve">Under each row: </w:t>
+        <w:rPr>
+          <w:b/>
+          <w:color w:val="071444"/>
+        </w:rPr>
+        <w:t>Under each row:</w:t>
+      </w:r>
+      <w:r>
+        <w:t xml:space="preserve"> </w:t>
       </w:r>
       <w:r>
         <w:rPr>
@@ -1787,7 +1938,452 @@
         <w:pStyle w:val="Heading1"/>
       </w:pPr>
       <w:r>
-        <w:t>How it works</w:t>
+        <w:t>Section 6: The questions families ask before they choose</w:t>
+      </w:r>
+    </w:p>
+    <w:p>
+      <w:pPr>
+        <w:spacing w:after="40"/>
+        <w:ind w:left="454"/>
+      </w:pPr>
+      <w:r>
+        <w:rPr>
+          <w:b/>
+          <w:color w:val="B20202"/>
+        </w:rPr>
+        <w:t xml:space="preserve">1.  </w:t>
+      </w:r>
+      <w:r>
+        <w:rPr>
+          <w:b/>
+          <w:color w:val="071444"/>
+        </w:rPr>
+        <w:t>"Will employers respect an online degree?"</w:t>
+      </w:r>
+      <w:r>
+        <w:t xml:space="preserve"> The UAE's own ministry published recognition rules for online degrees in March 2025. We print those rules on this page, with the date and the conditions, in the recognition section below.</w:t>
+      </w:r>
+    </w:p>
+    <w:p>
+      <w:pPr>
+        <w:spacing w:after="40"/>
+        <w:ind w:left="454"/>
+      </w:pPr>
+      <w:r>
+        <w:rPr>
+          <w:b/>
+          <w:color w:val="B20202"/>
+        </w:rPr>
+        <w:t xml:space="preserve">2.  </w:t>
+      </w:r>
+      <w:r>
+        <w:rPr>
+          <w:b/>
+          <w:color w:val="071444"/>
+        </w:rPr>
+        <w:t>"Campus means AED 35,000 to 65,000 a year, before the visa and the move."</w:t>
+      </w:r>
+      <w:r>
+        <w:t xml:space="preserve"> Our fees are in AED, paid by instalment, and given to you in writing before you pay anything. The fee section shows what the market charges, with sources.</w:t>
+      </w:r>
+    </w:p>
+    <w:p>
+      <w:pPr>
+        <w:spacing w:after="40"/>
+        <w:ind w:left="454"/>
+      </w:pPr>
+      <w:r>
+        <w:rPr>
+          <w:b/>
+          <w:color w:val="B20202"/>
+        </w:rPr>
+        <w:t xml:space="preserve">3.  </w:t>
+      </w:r>
+      <w:r>
+        <w:rPr>
+          <w:b/>
+          <w:color w:val="071444"/>
+        </w:rPr>
+        <w:t>"I already work full-time. When would I study?"</w:t>
+      </w:r>
+      <w:r>
+        <w:t xml:space="preserve"> Programmes here are taught online with weekend-friendly timetables, so your job stays and your degree moves.</w:t>
+      </w:r>
+    </w:p>
+    <w:p>
+      <w:pPr>
+        <w:spacing w:after="40"/>
+        <w:ind w:left="454"/>
+      </w:pPr>
+      <w:r>
+        <w:rPr>
+          <w:b/>
+          <w:color w:val="B20202"/>
+        </w:rPr>
+        <w:t xml:space="preserve">4.  </w:t>
+      </w:r>
+      <w:r>
+        <w:rPr>
+          <w:b/>
+          <w:color w:val="071444"/>
+        </w:rPr>
+        <w:t>"Those 12-month BBA offers look cheap. Are they safe?"</w:t>
+      </w:r>
+      <w:r>
+        <w:t xml:space="preserve"> The 2025 ministry rules say a recognised degree must follow the approved programme structure, and a 12-month timeline may not meet that test. We do not sell that kind of product.</w:t>
+      </w:r>
+    </w:p>
+    <w:p>
+      <w:r>
+        <w:rPr>
+          <w:b/>
+          <w:color w:val="071444"/>
+        </w:rPr>
+        <w:t>Chart on this section:</w:t>
+      </w:r>
+      <w:r>
+        <w:t xml:space="preserve"> A pie of Dubai's private university students in 2024–25: 35% international, 65% local. Caption: International enrolment in Dubai's private universities grew 29% in one year. Source line on the page: KHDA, Dubai's education regulator.</w:t>
+      </w:r>
+    </w:p>
+    <w:p>
+      <w:pPr>
+        <w:pStyle w:val="Heading1"/>
+      </w:pPr>
+      <w:r>
+        <w:t>Section 7: Benefits</w:t>
+      </w:r>
+    </w:p>
+    <w:p>
+      <w:r>
+        <w:rPr>
+          <w:b/>
+          <w:color w:val="071444"/>
+        </w:rPr>
+        <w:t>Section heading (H2):</w:t>
+      </w:r>
+      <w:r>
+        <w:t xml:space="preserve"> What a bachelor's from Maverick puts in your hands.</w:t>
+      </w:r>
+    </w:p>
+    <w:p>
+      <w:r>
+        <w:rPr>
+          <w:b/>
+          <w:color w:val="071444"/>
+        </w:rPr>
+        <w:t>Why the Gulf rewards the degree (list):</w:t>
+      </w:r>
+    </w:p>
+    <w:p>
+      <w:pPr>
+        <w:pStyle w:val="ListBullet"/>
+        <w:spacing w:after="80"/>
+      </w:pPr>
+      <w:r>
+        <w:rPr>
+          <w:b/>
+          <w:color w:val="071444"/>
+        </w:rPr>
+        <w:t>The degree premium is written into UAE policy.</w:t>
+      </w:r>
+      <w:r>
+        <w:t xml:space="preserve"> MoHRE's 2026 guidelines recommend AED 12,000 a month for university graduates against AED 7,000 for diploma holders, and federal employment programmes such as Nafis place bachelor's holders in a higher support tier for eligible citizens. Read it as policy signal: across the UAE, the degree sits one rung above the diploma. (MoHRE, Jan 2026; Nafis rules, 2026.)</w:t>
+      </w:r>
+    </w:p>
+    <w:p>
+      <w:pPr>
+        <w:pStyle w:val="ListBullet"/>
+        <w:spacing w:after="80"/>
+      </w:pPr>
+      <w:r>
+        <w:rPr>
+          <w:b/>
+          <w:color w:val="071444"/>
+        </w:rPr>
+        <w:t>The whole GCC is hiring graduates.</w:t>
+      </w:r>
+      <w:r>
+        <w:t xml:space="preserve"> Saudi Arabia's private sector now employs around 2.4 million nationals under Vision 2030, and employers across the Gulf are asking for skills-aligned, qualified graduates. Business and economics remains the most-studied and most-hired field in the UAE. (Arab News, 2025; UNESCO data.)</w:t>
+      </w:r>
+    </w:p>
+    <w:p>
+      <w:pPr>
+        <w:pStyle w:val="ListBullet"/>
+        <w:spacing w:after="80"/>
+      </w:pPr>
+      <w:r>
+        <w:rPr>
+          <w:b/>
+          <w:color w:val="071444"/>
+        </w:rPr>
+        <w:t>Work permits expect the degree.</w:t>
+      </w:r>
+      <w:r>
+        <w:t xml:space="preserve"> MOHRE accepts accredited online and distance degrees for work permits, and a bachelor's degree is expected for most professional salary bands of AED 4,000 to 8,000 a month. (MOHRE guide, 2026.)</w:t>
+      </w:r>
+    </w:p>
+    <w:p>
+      <w:r>
+        <w:rPr>
+          <w:b/>
+          <w:color w:val="071444"/>
+        </w:rPr>
+        <w:t>Why students take the degree with Maverick (list):</w:t>
+      </w:r>
+    </w:p>
+    <w:p>
+      <w:pPr>
+        <w:pStyle w:val="ListBullet"/>
+        <w:spacing w:after="80"/>
+      </w:pPr>
+      <w:r>
+        <w:t>The awarding university is named on this page and on your certificate, never buried in fine print.</w:t>
+      </w:r>
+    </w:p>
+    <w:p>
+      <w:pPr>
+        <w:pStyle w:val="ListBullet"/>
+        <w:spacing w:after="80"/>
+      </w:pPr>
+      <w:r>
+        <w:t>No student visa and no relocation: the same route serves students in Dubai, Riyadh, Jeddah, Doha, Muscat, Kuwait City and Manama.</w:t>
+      </w:r>
+    </w:p>
+    <w:p>
+      <w:pPr>
+        <w:pStyle w:val="ListBullet"/>
+        <w:spacing w:after="80"/>
+      </w:pPr>
+      <w:r>
+        <w:t>Weekend-friendly online delivery, planned around working professionals.</w:t>
+      </w:r>
+    </w:p>
+    <w:p>
+      <w:pPr>
+        <w:pStyle w:val="ListBullet"/>
+        <w:spacing w:after="80"/>
+      </w:pPr>
+      <w:r>
+        <w:t>AED pricing with instalments, and your full plan in writing before any payment.</w:t>
+      </w:r>
+    </w:p>
+    <w:p>
+      <w:pPr>
+        <w:pStyle w:val="ListBullet"/>
+        <w:spacing w:after="80"/>
+      </w:pPr>
+      <w:r>
+        <w:t>A counsellor with a name, who knows your file, your route and your family's questions.</w:t>
+      </w:r>
+    </w:p>
+    <w:p>
+      <w:pPr>
+        <w:pStyle w:val="ListBullet"/>
+        <w:spacing w:after="80"/>
+      </w:pPr>
+      <w:r>
+        <w:t>Recognition and stamping guidance that quotes the dated 2025 MoHESR policy, so your family can verify every word.</w:t>
+      </w:r>
+    </w:p>
+    <w:p>
+      <w:pPr>
+        <w:pStyle w:val="ListBullet"/>
+        <w:spacing w:after="80"/>
+      </w:pPr>
+      <w:r>
+        <w:t>A ladder that continues: MBA, EMBA and MSc routes are already in place when you finish.</w:t>
+      </w:r>
+    </w:p>
+    <w:p>
+      <w:pPr>
+        <w:pStyle w:val="ListBullet"/>
+        <w:spacing w:after="80"/>
+      </w:pPr>
+      <w:r>
+        <w:t>Monthly "meet your counsellor" live sessions on WhatsApp, because campus open days taught the market that meeting a real person tips the decision.</w:t>
+      </w:r>
+    </w:p>
+    <w:p>
+      <w:pPr>
+        <w:pStyle w:val="ListBullet"/>
+        <w:spacing w:after="80"/>
+      </w:pPr>
+      <w:r>
+        <w:t>The awarding university printed on the page, because agent sites taught us that burying it is the fastest way to lose trust.</w:t>
+      </w:r>
+    </w:p>
+    <w:p>
+      <w:pPr>
+        <w:pStyle w:val="ListBullet"/>
+        <w:spacing w:after="80"/>
+      </w:pPr>
+      <w:r>
+        <w:t>Published market fee bands and their recognition risks, because price racing taught us that transparency wins the family over.</w:t>
+      </w:r>
+    </w:p>
+    <w:p>
+      <w:r>
+        <w:rPr>
+          <w:b/>
+          <w:color w:val="071444"/>
+        </w:rPr>
+        <w:t>What each programme family gives you (list):</w:t>
+      </w:r>
+    </w:p>
+    <w:p>
+      <w:pPr>
+        <w:pStyle w:val="ListBullet"/>
+        <w:spacing w:after="80"/>
+      </w:pPr>
+      <w:r>
+        <w:rPr>
+          <w:b/>
+          <w:color w:val="071444"/>
+        </w:rPr>
+        <w:t>BBA:</w:t>
+      </w:r>
+      <w:r>
+        <w:t xml:space="preserve"> a business foundation that opens operations, marketing, HR, hospitality, project and client-facing finance roles.</w:t>
+      </w:r>
+    </w:p>
+    <w:p>
+      <w:pPr>
+        <w:pStyle w:val="ListBullet"/>
+        <w:spacing w:after="80"/>
+      </w:pPr>
+      <w:r>
+        <w:rPr>
+          <w:b/>
+          <w:color w:val="071444"/>
+        </w:rPr>
+        <w:t>BSc:</w:t>
+      </w:r>
+      <w:r>
+        <w:t xml:space="preserve"> depth in your chosen field, from accounting and economics to psychology and information systems.</w:t>
+      </w:r>
+    </w:p>
+    <w:p>
+      <w:pPr>
+        <w:pStyle w:val="ListBullet"/>
+        <w:spacing w:after="80"/>
+      </w:pPr>
+      <w:r>
+        <w:rPr>
+          <w:b/>
+          <w:color w:val="071444"/>
+        </w:rPr>
+        <w:t>BA (Hons) Global Business:</w:t>
+      </w:r>
+      <w:r>
+        <w:t xml:space="preserve"> a UK honours credential aimed at international trade and operations roles.</w:t>
+      </w:r>
+    </w:p>
+    <w:p>
+      <w:pPr>
+        <w:pStyle w:val="ListBullet"/>
+        <w:spacing w:after="80"/>
+      </w:pPr>
+      <w:r>
+        <w:rPr>
+          <w:b/>
+          <w:color w:val="071444"/>
+        </w:rPr>
+        <w:t>Top-up:</w:t>
+      </w:r>
+      <w:r>
+        <w:t xml:space="preserve"> the legitimate way to </w:t>
+      </w:r>
+      <w:r>
+        <w:rPr>
+          <w:b/>
+          <w:color w:val="071444"/>
+        </w:rPr>
+        <w:t>complete a bachelor's degree fast</w:t>
+      </w:r>
+      <w:r>
+        <w:t>, turning a diploma, HND or credits into a named UK honours degree.</w:t>
+      </w:r>
+    </w:p>
+    <w:p>
+      <w:pPr>
+        <w:pStyle w:val="Heading1"/>
+      </w:pPr>
+      <w:r>
+        <w:t>Section 8: Who these programmes are for</w:t>
+      </w:r>
+    </w:p>
+    <w:p>
+      <w:r>
+        <w:rPr>
+          <w:b/>
+          <w:color w:val="071444"/>
+        </w:rPr>
+        <w:t>School leavers and their families.</w:t>
+      </w:r>
+      <w:r>
+        <w:t xml:space="preserve"> You finished 12th grade, or you are a year or two out. You want a career, and your parents want straight answers: is the degree recognised, what does it cost, who supports the student, will employers accept it? This page answers all four, and a counsellor goes through the choices with your family. Button: </w:t>
+      </w:r>
+      <w:r>
+        <w:rPr>
+          <w:b/>
+          <w:color w:val="071444"/>
+        </w:rPr>
+        <w:t>Talk about my options</w:t>
+      </w:r>
+      <w:r>
+        <w:t>.</w:t>
+      </w:r>
+    </w:p>
+    <w:p>
+      <w:r>
+        <w:rPr>
+          <w:b/>
+          <w:color w:val="071444"/>
+        </w:rPr>
+        <w:t>Working professionals across the GCC.</w:t>
+      </w:r>
+      <w:r>
+        <w:t xml:space="preserve"> You earn a salary, and you are not giving it up for four years on a campus. You need a degree that fits around a job: taught online, friendly to weekends, no visa, no move, and a real person to call when something is unclear. Button: </w:t>
+      </w:r>
+      <w:r>
+        <w:rPr>
+          <w:b/>
+          <w:color w:val="071444"/>
+        </w:rPr>
+        <w:t>Find my programme</w:t>
+      </w:r>
+      <w:r>
+        <w:t>.</w:t>
+      </w:r>
+    </w:p>
+    <w:p>
+      <w:r>
+        <w:rPr>
+          <w:b/>
+          <w:color w:val="071444"/>
+        </w:rPr>
+        <w:t>Diploma, HND and credit holders.</w:t>
+      </w:r>
+      <w:r>
+        <w:t xml:space="preserve"> You already did the coursework. You want the legitimate way to finish, with every institution named. The top-up route checks your documents first, and it is the quickest serious option on this page. Button: </w:t>
+      </w:r>
+      <w:r>
+        <w:rPr>
+          <w:b/>
+          <w:color w:val="071444"/>
+        </w:rPr>
+        <w:t>Check my top-up route</w:t>
+      </w:r>
+      <w:r>
+        <w:t>.</w:t>
+      </w:r>
+    </w:p>
+    <w:p>
+      <w:pPr>
+        <w:pStyle w:val="Heading1"/>
+      </w:pPr>
+      <w:r>
+        <w:t>Section 9: How enrolment works, step by step</w:t>
       </w:r>
     </w:p>
     <w:p>
@@ -1833,7 +2429,7 @@
         <w:t>Speak to a counsellor within one working day.</w:t>
       </w:r>
       <w:r>
-        <w:t xml:space="preserve"> Routes, recognition, budget: straight answers from a person in Sharjah, not a call-centre script.</w:t>
+        <w:t xml:space="preserve"> Routes, recognition, budget: straight answers from a named counsellor, not a call-centre script.</w:t>
       </w:r>
     </w:p>
     <w:p>
@@ -1884,7 +2480,11 @@
     </w:p>
     <w:p>
       <w:r>
-        <w:t>Who can apply:</w:t>
+        <w:rPr>
+          <w:b/>
+          <w:color w:val="071444"/>
+        </w:rPr>
+        <w:t>Who can apply (list):</w:t>
       </w:r>
     </w:p>
     <w:p>
@@ -1916,7 +2516,14 @@
     </w:p>
     <w:p>
       <w:r>
-        <w:t>About intakes: your counsellor confirms the next intake for your chosen programme and holds your place once your documents are ready.</w:t>
+        <w:rPr>
+          <w:b/>
+          <w:color w:val="071444"/>
+        </w:rPr>
+        <w:t>About intakes:</w:t>
+      </w:r>
+      <w:r>
+        <w:t xml:space="preserve"> your counsellor confirms the next intake for your chosen programme and holds your place once your documents are ready.</w:t>
       </w:r>
     </w:p>
     <w:p>
@@ -1924,7 +2531,7 @@
         <w:pStyle w:val="Heading1"/>
       </w:pPr>
       <w:r>
-        <w:t>Recognition in the UAE, explained simply</w:t>
+        <w:t>Section 10: Fees, instalments and what the market charges</w:t>
       </w:r>
     </w:p>
     <w:p>
@@ -1933,67 +2540,25 @@
           <w:b/>
           <w:color w:val="071444"/>
         </w:rPr>
-        <w:t>Is an online bachelor's degree valid in the UAE?</w:t>
+        <w:t>Short answer:</w:t>
       </w:r>
       <w:r>
-        <w:t xml:space="preserve"> Yes, under the current 2025 rules, with conditions. On 10 March 2025, MoHESR published its policy for degrees earned through distance, online, open or correspondence study. Recognition is conditional: the awarding institution must be accredited in its home country, the programme must follow its approved structure, and credit transfers must be licensed. The recognition fee for a bachelor's degree is Dh100, verification runs through Dataflow or QuadraBay, the whole process is online, takes around 30 working days, and there is a three-month appeal window. The UAE's Ministry of Education began recognising online degrees in 2023, with Engineering, Medicine and Law excluded.</w:t>
+        <w:t xml:space="preserve"> your plan is priced in AED with instalments and given to you in writing before any payment; for comparison, campus programmes run AED 35,000 to 65,000 a year.</w:t>
       </w:r>
     </w:p>
     <w:p>
+      <w:r>
+        <w:t xml:space="preserve">An </w:t>
+      </w:r>
       <w:r>
         <w:rPr>
           <w:b/>
           <w:color w:val="071444"/>
         </w:rPr>
-        <w:t>Private jobs and government jobs.</w:t>
+        <w:t>affordable bachelor's degree in UAE</w:t>
       </w:r>
       <w:r>
-        <w:t xml:space="preserve"> For most private-sector jobs, an accredited degree plus verification is enough. The formal Certificate of Recognition is the document needed for government roles, regulated professions and some visa categories. Confirm your category with a counsellor before you enrol, and we will walk you through it.</w:t>
-      </w:r>
-    </w:p>
-    <w:p>
-      <w:r>
-        <w:rPr>
-          <w:b/>
-          <w:color w:val="071444"/>
-        </w:rPr>
-        <w:t>Work permits.</w:t>
-      </w:r>
-      <w:r>
-        <w:t xml:space="preserve"> MOHRE accepts accredited online and distance degrees for work permits, and a bachelor's degree is expected for most professional salary bands of AED 4,000 to 8,000 a month.</w:t>
-      </w:r>
-    </w:p>
-    <w:p>
-      <w:r>
-        <w:rPr>
-          <w:b/>
-          <w:color w:val="071444"/>
-        </w:rPr>
-        <w:t>Putting a UK degree to use in the UAE.</w:t>
-      </w:r>
-      <w:r>
-        <w:t xml:space="preserve"> The standard route is a UK FCDO apostille, then UAE Embassy and MOFA stamping, with Dataflow or QuadraBay verification as the usual first step. We guide our students through every stage. This is guidance, not legal advice.</w:t>
-      </w:r>
-    </w:p>
-    <w:p>
-      <w:r>
-        <w:rPr>
-          <w:b/>
-          <w:color w:val="071444"/>
-        </w:rPr>
-        <w:t>Our promise.</w:t>
-      </w:r>
-      <w:r>
-        <w:t xml:space="preserve"> We make no visa promises and no blanket recognition promises. What you get is the dated policy, the conditions in plain words, and a counsellor who knows both.</w:t>
-      </w:r>
-    </w:p>
-    <w:p>
-      <w:r>
-        <w:rPr>
-          <w:b/>
-          <w:color w:val="071444"/>
-        </w:rPr>
-        <w:t>What the degrees lead to (roles, not salary promises):</w:t>
+        <w:t xml:space="preserve"> means knowing every number before you commit. Here is what the market actually charges, with sources you can check:</w:t>
       </w:r>
     </w:p>
     <w:p>
@@ -2002,74 +2567,7 @@
         <w:spacing w:after="80"/>
       </w:pPr>
       <w:r>
-        <w:t>BBA: business operations, marketing coordination, HR administration, hospitality supervision, project support, client-facing finance roles.</w:t>
-      </w:r>
-    </w:p>
-    <w:p>
-      <w:pPr>
-        <w:pStyle w:val="ListBullet"/>
-        <w:spacing w:after="80"/>
-      </w:pPr>
-      <w:r>
-        <w:t>BSc Business Management and International Business Management: management trainee, international trade support, business development.</w:t>
-      </w:r>
-    </w:p>
-    <w:p>
-      <w:pPr>
-        <w:pStyle w:val="ListBullet"/>
-        <w:spacing w:after="80"/>
-      </w:pPr>
-      <w:r>
-        <w:t>BSc Accounting and Accounting and Finance Management: accounting, audit support, finance operations.</w:t>
-      </w:r>
-    </w:p>
-    <w:p>
-      <w:pPr>
-        <w:pStyle w:val="ListBullet"/>
-        <w:spacing w:after="80"/>
-      </w:pPr>
-      <w:r>
-        <w:t>BSc Psychology: HR, training and development, market research, community and social services support.</w:t>
-      </w:r>
-    </w:p>
-    <w:p>
-      <w:pPr>
-        <w:pStyle w:val="ListBullet"/>
-        <w:spacing w:after="80"/>
-      </w:pPr>
-      <w:r>
-        <w:t>BA (Hons) Global Business: international operations, supply and trade coordination, business analysis.</w:t>
-      </w:r>
-    </w:p>
-    <w:p>
-      <w:pPr>
-        <w:pStyle w:val="ListBullet"/>
-        <w:spacing w:after="80"/>
-      </w:pPr>
-      <w:r>
-        <w:t>Top-up graduates: the same roles, with the honours degree many employers ask for.</w:t>
-      </w:r>
-    </w:p>
-    <w:p>
-      <w:pPr>
-        <w:pStyle w:val="Heading1"/>
-      </w:pPr>
-      <w:r>
-        <w:t>Fees, in plain numbers</w:t>
-      </w:r>
-    </w:p>
-    <w:p>
-      <w:r>
-        <w:t>What the market actually charges, with sources you can check:</w:t>
-      </w:r>
-    </w:p>
-    <w:p>
-      <w:pPr>
-        <w:pStyle w:val="ListBullet"/>
-        <w:spacing w:after="80"/>
-      </w:pPr>
-      <w:r>
-        <w:t>Campus bachelor's programmes in Dubai run AED 35,000 to 65,000 a year (published fee guides, Jan 2026). For Indian families in the UAE, that is roughly INR 7.7 lakh to 14.5 lakh a year at early-2026 rates.</w:t>
+        <w:t>Campus bachelor's programmes in Dubai run AED 35,000 to 65,000 a year (published fee guides, Jan 2026). For Indian families across the UAE and the wider GCC, that is roughly INR 7.7 lakh to 14.5 lakh a year at early-2026 rates.</w:t>
       </w:r>
     </w:p>
     <w:p>
@@ -2096,27 +2594,55 @@
         <w:spacing w:after="80"/>
       </w:pPr>
       <w:r>
-        <w:t>Fast-track "12-month BBA" offers run AED 3,500 to 25,000 in total, and they carry the recognition risk explained above (market survey, Sep 2026).</w:t>
+        <w:t>Fast-track "12-month BBA" offers run AED 3,500 to 25,000 in total, and they carry the recognition risk explained on this page (market survey, Sep 2026).</w:t>
       </w:r>
     </w:p>
     <w:p>
       <w:r>
-        <w:t>Where Maverick sits: a campus degree in Dubai costs AED 35,000 to 65,000 a year, plus the visa and the move. A 12-month mill costs AED 3,500 to 25,000, plus a recognition risk. Maverick is the sensible middle: a degree from UK and partner universities you can check by name, no student visa, weekend-friendly study, AED instalments, and a real office in Sharjah.</w:t>
+        <w:rPr>
+          <w:b/>
+          <w:color w:val="071444"/>
+        </w:rPr>
+        <w:t>Where Maverick sits:</w:t>
+      </w:r>
+      <w:r>
+        <w:t xml:space="preserve"> A campus degree in Dubai costs AED 35,000 to 65,000 a year, plus the visa and the move. A 12-month mill costs AED 3,500 to 25,000, plus a recognition risk. Maverick is the sensible middle: universities you can check by name, no student visa, weekend-friendly study, AED instalments, and a real team you can reach any working day.</w:t>
       </w:r>
     </w:p>
     <w:p>
       <w:r>
-        <w:t>Instalments: every plan is priced in AED, payable by instalment, and put in writing before you commit anything. No surprise lines.</w:t>
+        <w:rPr>
+          <w:b/>
+          <w:color w:val="071444"/>
+        </w:rPr>
+        <w:t>Instalments:</w:t>
+      </w:r>
+      <w:r>
+        <w:t xml:space="preserve"> Every plan is priced in AED, payable by instalment, and put in writing before you commit anything. No surprise lines.</w:t>
       </w:r>
     </w:p>
     <w:p>
       <w:r>
-        <w:t>Chart on this section: a bar chart of total degree cost in AED. Campus over three years: AED 105,000 to 195,000. The well-known Dubai school's online BBA over four years: AED 100,000. The fast-track band: AED 3,500 to 25,000. Source line shown on the page.</w:t>
+        <w:rPr>
+          <w:b/>
+          <w:color w:val="071444"/>
+        </w:rPr>
+        <w:t>Chart on this section:</w:t>
+      </w:r>
+      <w:r>
+        <w:t xml:space="preserve"> A bar chart of total degree cost in AED. Campus over three years: AED 105,000 to 195,000. The well-known Dubai school's online BBA over four years: AED 100,000. The fast-track band: AED 3,500 to 25,000. Source line shown on the page.</w:t>
       </w:r>
     </w:p>
     <w:p>
       <w:r>
-        <w:t xml:space="preserve">Button: </w:t>
+        <w:rPr>
+          <w:b/>
+          <w:color w:val="071444"/>
+        </w:rPr>
+        <w:t>Button:</w:t>
+      </w:r>
+      <w:r>
+        <w:t xml:space="preserve"> </w:t>
       </w:r>
       <w:r>
         <w:rPr>
@@ -2134,12 +2660,22 @@
         <w:pStyle w:val="Heading1"/>
       </w:pPr>
       <w:r>
-        <w:t>How the three options compare</w:t>
+        <w:t>Section 11: Flexible study vs campus vs 12-month fast-track</w:t>
       </w:r>
     </w:p>
     <w:p>
       <w:r>
-        <w:t>Comparing universities for a bachelor's in Dubai? Start with the question most listicles skip: who actually awards the degree?</w:t>
+        <w:t xml:space="preserve">Comparing the </w:t>
+      </w:r>
+      <w:r>
+        <w:rPr>
+          <w:b/>
+          <w:color w:val="071444"/>
+        </w:rPr>
+        <w:t>top universities in Dubai for bachelor's</w:t>
+      </w:r>
+      <w:r>
+        <w:t xml:space="preserve"> study? Start with the question most listicles skip: who actually awards the degree?</w:t>
       </w:r>
     </w:p>
     <w:tbl>
@@ -2651,7 +3187,7 @@
                 <w:color w:val="1C1E26"/>
                 <w:sz w:val="19"/>
               </w:rPr>
-              <w:t>A counsellor in Sharjah, within one working day</w:t>
+              <w:t>A named counsellor, within one working day</w:t>
             </w:r>
           </w:p>
         </w:tc>
@@ -2708,7 +3244,192 @@
         <w:pStyle w:val="Heading1"/>
       </w:pPr>
       <w:r>
-        <w:t>The market right now</w:t>
+        <w:t>Section 12: Degree recognition in the UAE, the 2025 rules explained simply</w:t>
+      </w:r>
+    </w:p>
+    <w:p>
+      <w:r>
+        <w:rPr>
+          <w:b/>
+          <w:color w:val="071444"/>
+        </w:rPr>
+        <w:t>Short answer:</w:t>
+      </w:r>
+      <w:r>
+        <w:t xml:space="preserve"> yes for private-sector use under the 2025 MoHESR rules, with conditions; government roles and regulated professions follow the formal equivalency route. The details, dated, are below.</w:t>
+      </w:r>
+    </w:p>
+    <w:p>
+      <w:r>
+        <w:rPr>
+          <w:b/>
+          <w:color w:val="071444"/>
+        </w:rPr>
+        <w:t>Is an online bachelor's degree valid in the UAE?</w:t>
+      </w:r>
+      <w:r>
+        <w:t xml:space="preserve"> Yes, under the current 2025 rules, with conditions. On 10 March 2025, MoHESR published its policy for degrees earned through distance, online, open or correspondence study. Recognition is conditional: the awarding institution must be accredited in its home country, the programme must follow its approved structure, and credit transfers must be licensed. The recognition fee for a bachelor's degree is Dh100, verification runs through Dataflow or QuadraBay, the whole process is online, takes around 30 working days, and there is a three-month appeal window. The UAE's Ministry of Education began recognising online degrees in 2023, with Engineering, Medicine and Law excluded.</w:t>
+      </w:r>
+    </w:p>
+    <w:p>
+      <w:r>
+        <w:rPr>
+          <w:b/>
+          <w:color w:val="071444"/>
+        </w:rPr>
+        <w:t>Private jobs and government jobs.</w:t>
+      </w:r>
+      <w:r>
+        <w:t xml:space="preserve"> For most private-sector jobs, an accredited degree plus verification is enough. The formal Certificate of Recognition is the document needed for government roles, regulated professions and some visa categories. Confirm your category with a counsellor before you enrol, and we will walk you through it.</w:t>
+      </w:r>
+    </w:p>
+    <w:p>
+      <w:r>
+        <w:rPr>
+          <w:b/>
+          <w:color w:val="071444"/>
+        </w:rPr>
+        <w:t>Work permits.</w:t>
+      </w:r>
+      <w:r>
+        <w:t xml:space="preserve"> MOHRE accepts accredited online and distance degrees for work permits, and a bachelor's degree is expected for most professional salary bands of AED 4,000 to 8,000 a month.</w:t>
+      </w:r>
+    </w:p>
+    <w:p>
+      <w:r>
+        <w:rPr>
+          <w:b/>
+          <w:color w:val="071444"/>
+        </w:rPr>
+        <w:t>Putting a UK degree to use in the UAE.</w:t>
+      </w:r>
+      <w:r>
+        <w:t xml:space="preserve"> The standard route is a UK FCDO apostille, then UAE Embassy and MOFA stamping, with Dataflow or QuadraBay verification as the usual first step. We guide our students through every stage. This is guidance, not legal advice.</w:t>
+      </w:r>
+    </w:p>
+    <w:p>
+      <w:r>
+        <w:rPr>
+          <w:b/>
+          <w:color w:val="071444"/>
+        </w:rPr>
+        <w:t>Our promise.</w:t>
+      </w:r>
+      <w:r>
+        <w:t xml:space="preserve"> We make no visa promises and no blanket recognition promises. What you get is the dated policy, the conditions in plain words, and a counsellor who knows both.</w:t>
+      </w:r>
+    </w:p>
+    <w:p>
+      <w:r>
+        <w:rPr>
+          <w:b/>
+          <w:color w:val="071444"/>
+        </w:rPr>
+        <w:t>What the degrees lead to (roles, not salary promises):</w:t>
+      </w:r>
+    </w:p>
+    <w:p>
+      <w:pPr>
+        <w:pStyle w:val="ListBullet"/>
+        <w:spacing w:after="80"/>
+      </w:pPr>
+      <w:r>
+        <w:rPr>
+          <w:b/>
+          <w:color w:val="071444"/>
+        </w:rPr>
+        <w:t>BBA:</w:t>
+      </w:r>
+      <w:r>
+        <w:t xml:space="preserve"> business operations, marketing coordination, HR administration, hospitality supervision, project support, client-facing finance roles.</w:t>
+      </w:r>
+    </w:p>
+    <w:p>
+      <w:pPr>
+        <w:pStyle w:val="ListBullet"/>
+        <w:spacing w:after="80"/>
+      </w:pPr>
+      <w:r>
+        <w:rPr>
+          <w:b/>
+          <w:color w:val="071444"/>
+        </w:rPr>
+        <w:t>BSc Business Management and International Business Management:</w:t>
+      </w:r>
+      <w:r>
+        <w:t xml:space="preserve"> management trainee, international trade support, business development.</w:t>
+      </w:r>
+    </w:p>
+    <w:p>
+      <w:pPr>
+        <w:pStyle w:val="ListBullet"/>
+        <w:spacing w:after="80"/>
+      </w:pPr>
+      <w:r>
+        <w:rPr>
+          <w:b/>
+          <w:color w:val="071444"/>
+        </w:rPr>
+        <w:t>BSc Accounting and Accounting and Finance Management:</w:t>
+      </w:r>
+      <w:r>
+        <w:t xml:space="preserve"> accounting, audit support, finance operations.</w:t>
+      </w:r>
+    </w:p>
+    <w:p>
+      <w:pPr>
+        <w:pStyle w:val="ListBullet"/>
+        <w:spacing w:after="80"/>
+      </w:pPr>
+      <w:r>
+        <w:rPr>
+          <w:b/>
+          <w:color w:val="071444"/>
+        </w:rPr>
+        <w:t>BSc Psychology:</w:t>
+      </w:r>
+      <w:r>
+        <w:t xml:space="preserve"> HR, training and development, market research, community and social services support.</w:t>
+      </w:r>
+    </w:p>
+    <w:p>
+      <w:pPr>
+        <w:pStyle w:val="ListBullet"/>
+        <w:spacing w:after="80"/>
+      </w:pPr>
+      <w:r>
+        <w:rPr>
+          <w:b/>
+          <w:color w:val="071444"/>
+        </w:rPr>
+        <w:t>BA (Hons) Global Business:</w:t>
+      </w:r>
+      <w:r>
+        <w:t xml:space="preserve"> international operations, supply and trade coordination, business analysis.</w:t>
+      </w:r>
+    </w:p>
+    <w:p>
+      <w:pPr>
+        <w:pStyle w:val="ListBullet"/>
+        <w:spacing w:after="80"/>
+      </w:pPr>
+      <w:r>
+        <w:rPr>
+          <w:b/>
+          <w:color w:val="071444"/>
+        </w:rPr>
+        <w:t>Top-up graduates:</w:t>
+      </w:r>
+      <w:r>
+        <w:t xml:space="preserve"> the same roles, with the honours degree many employers ask for.</w:t>
+      </w:r>
+    </w:p>
+    <w:p>
+      <w:pPr>
+        <w:pStyle w:val="Heading1"/>
+      </w:pPr>
+      <w:r>
+        <w:t>Section 13: The Gulf is studying, the numbers behind the decision</w:t>
       </w:r>
     </w:p>
     <w:p>
@@ -2744,7 +3465,7 @@
         <w:spacing w:after="80"/>
       </w:pPr>
       <w:r>
-        <w:t>More than 400 bachelor's programmes are listed in the UAE. Very few combine UK and partner universities, no student visa, and a physical office in the Gulf.</w:t>
+        <w:t>More than 400 bachelor's programmes are listed in the UAE (directory listings, 2026). Very few combine UK and partner universities, no student visa, and a local team in the Gulf.</w:t>
       </w:r>
     </w:p>
     <w:p>
@@ -2753,12 +3474,12 @@
         <w:spacing w:after="80"/>
       </w:pPr>
       <w:r>
-        <w:t>Maverick: London-headquartered since 2012, with a UAE office at Robot Park Tower, Sharjah.</w:t>
+        <w:t>Maverick: London-headquartered since 2012.</w:t>
       </w:r>
     </w:p>
     <w:p>
       <w:r>
-        <w:t>Student stories appear on the page once each student has signed permission, with their programme and intake. Photos on the page are real photos of the Sharjah office and team.</w:t>
+        <w:t>Every number on this page carries a dated source, and every institution is named. That is the standard we hold the whole page to.</w:t>
       </w:r>
     </w:p>
     <w:p>
@@ -2766,17 +3487,44 @@
         <w:pStyle w:val="Heading1"/>
       </w:pPr>
       <w:r>
-        <w:t>Meet us in person or online</w:t>
+        <w:t>Section 14: Meet your counsellor online, from any GCC country</w:t>
       </w:r>
     </w:p>
     <w:p>
       <w:r>
-        <w:t>Our UAE office is at Robot Park Tower, 2nd Floor, Sharjah, and our headquarters has been in London since 2012. Every enquiry gets a counsellor, and you can ask for yours by name on any call. We work with students and families across Dubai, Sharjah, Abu Dhabi and the wider GCC: Riyadh, Doha, Muscat, Kuwait City, Manama. Families reach us from Ajman too, and our Google business profile carries the address, hours and directions.</w:t>
+        <w:t xml:space="preserve">Our headquarters has been in London since 2012, and our counsellors work with students and families across the UAE (Dubai, </w:t>
+      </w:r>
+      <w:r>
+        <w:rPr>
+          <w:b/>
+          <w:color w:val="071444"/>
+        </w:rPr>
+        <w:t>Sharjah</w:t>
+      </w:r>
+      <w:r>
+        <w:t xml:space="preserve">, Abu Dhabi, Ajman) and the wider GCC: Saudi Arabia (Riyadh, Jeddah), Qatar (Doha), Oman (Muscat), Kuwait (Kuwait City) and Bahrain (Manama). Searching for a </w:t>
+      </w:r>
+      <w:r>
+        <w:rPr>
+          <w:b/>
+          <w:color w:val="071444"/>
+        </w:rPr>
+        <w:t>bachelor's degree in Sharjah</w:t>
+      </w:r>
+      <w:r>
+        <w:t xml:space="preserve"> or anywhere else in the Gulf? A counsellor answers on WhatsApp within minutes, any working day, and you can ask for yours by name on any call.</w:t>
       </w:r>
     </w:p>
     <w:p>
       <w:r>
-        <w:t>Once a month, we host a "meet your counsellor" session at the Sharjah office. Sit with an admissions counsellor, ask everything, and leave with a written plan. Sessions are booked on WhatsApp.</w:t>
+        <w:rPr>
+          <w:b/>
+          <w:color w:val="071444"/>
+        </w:rPr>
+        <w:t>Monthly session:</w:t>
+      </w:r>
+      <w:r>
+        <w:t xml:space="preserve"> Once a month, we host a live "meet your counsellor" session on WhatsApp. Ask everything, and leave with a written programme and fee plan.</w:t>
       </w:r>
     </w:p>
     <w:p>
@@ -2784,7 +3532,7 @@
         <w:pStyle w:val="Heading1"/>
       </w:pPr>
       <w:r>
-        <w:t>Questions and answers</w:t>
+        <w:t>Section 15: Frequently asked questions</w:t>
       </w:r>
     </w:p>
     <w:p>
@@ -2808,7 +3556,7 @@
         <w:t>2. Do I need a student visa to study with Maverick?</w:t>
       </w:r>
       <w:r>
-        <w:t xml:space="preserve"> No student visa is needed for our online routes. You stay in your city, keep your current visa status, and study from Dubai, Sharjah, Abu Dhabi or anywhere in the GCC. If you ever prefer campus life abroad, we also run relocation pathways, and we will say so clearly.</w:t>
+        <w:t xml:space="preserve"> No student visa is needed for our online routes. You stay in your city, keep your current visa status, and study from Dubai, Sharjah, Abu Dhabi, or from Saudi Arabia, Qatar, Oman, Kuwait or Bahrain. If you ever prefer campus life abroad, we also run relocation pathways, and we will say so clearly.</w:t>
       </w:r>
     </w:p>
     <w:p>
@@ -2904,7 +3652,7 @@
         <w:t>10. What should my parents check before I enrol?</w:t>
       </w:r>
       <w:r>
-        <w:t xml:space="preserve"> Three things. The awarding university by name, on the page and in your written plan. The dated 2025 recognition policy, and where your category stands. And us: London headquarters since 2012, a UAE office at Robot Park Tower, Sharjah, and a counsellor your parents can speak with directly. If any provider hides any of the three, walk away.</w:t>
+        <w:t xml:space="preserve"> Three things. The awarding university by name, on the page and in your written plan. The dated 2025 recognition policy, and where your category stands. And us: London headquarters since 2012, and a counsellor your parents can speak with directly, on WhatsApp or a call. If any provider hides any of the three, walk away.</w:t>
       </w:r>
     </w:p>
     <w:p>
@@ -2912,17 +3660,31 @@
         <w:pStyle w:val="Heading1"/>
       </w:pPr>
       <w:r>
-        <w:t>The last step</w:t>
+        <w:t>Section 16: Start your enquiry today</w:t>
       </w:r>
     </w:p>
     <w:p>
       <w:r>
-        <w:t>Heading: One enquiry. One counsellor. One written plan.</w:t>
+        <w:rPr>
+          <w:b/>
+          <w:color w:val="071444"/>
+        </w:rPr>
+        <w:t>Heading on the page:</w:t>
+      </w:r>
+      <w:r>
+        <w:t xml:space="preserve"> One enquiry. One counsellor. One written plan.</w:t>
       </w:r>
     </w:p>
     <w:p>
       <w:r>
-        <w:t xml:space="preserve">The form asks for five things: full name, phone or WhatsApp, email, programme of interest (BBA, BSc, BA (Hons), top-up, not sure yet), and country. Button: </w:t>
+        <w:rPr>
+          <w:b/>
+          <w:color w:val="071444"/>
+        </w:rPr>
+        <w:t>The form asks for five things:</w:t>
+      </w:r>
+      <w:r>
+        <w:t xml:space="preserve"> full name, phone or WhatsApp, email, programme of interest (BBA, BSc, BA (Hons), top-up, not sure yet), and country. Button: </w:t>
       </w:r>
       <w:r>
         <w:rPr>
@@ -2937,40 +3699,59 @@
     </w:p>
     <w:p>
       <w:r>
-        <w:t>Four short reassurances under the form: No fees to ask. A counsellor calls within one working day. Programme, university and instalments in writing, before you pay. WhatsApp us anytime.</w:t>
+        <w:rPr>
+          <w:b/>
+          <w:color w:val="071444"/>
+        </w:rPr>
+        <w:t>Four short reassurances under the form (list):</w:t>
+      </w:r>
+    </w:p>
+    <w:p>
+      <w:pPr>
+        <w:pStyle w:val="ListBullet"/>
+        <w:spacing w:after="80"/>
+      </w:pPr>
+      <w:r>
+        <w:t>No fees to ask.</w:t>
+      </w:r>
+    </w:p>
+    <w:p>
+      <w:pPr>
+        <w:pStyle w:val="ListBullet"/>
+        <w:spacing w:after="80"/>
+      </w:pPr>
+      <w:r>
+        <w:t>A counsellor calls within one working day.</w:t>
+      </w:r>
+    </w:p>
+    <w:p>
+      <w:pPr>
+        <w:pStyle w:val="ListBullet"/>
+        <w:spacing w:after="80"/>
+      </w:pPr>
+      <w:r>
+        <w:t>Programme, university and instalments in writing, before you pay.</w:t>
+      </w:r>
+    </w:p>
+    <w:p>
+      <w:pPr>
+        <w:pStyle w:val="ListBullet"/>
+        <w:spacing w:after="80"/>
+      </w:pPr>
+      <w:r>
+        <w:t>WhatsApp us anytime, from any GCC country.</w:t>
       </w:r>
     </w:p>
     <w:p>
       <w:r>
-        <w:t>After submitting: Thank you. Your enquiry is with our admissions team in Sharjah, and a counsellor will call you within one working day. In the meantime, chat with us on WhatsApp, and download your programme and fee plan outline.</w:t>
+        <w:rPr>
+          <w:b/>
+          <w:color w:val="071444"/>
+        </w:rPr>
+        <w:t>After submitting:</w:t>
       </w:r>
-    </w:p>
-    <w:p>
-      <w:pPr>
-        <w:pStyle w:val="Heading1"/>
-      </w:pPr>
       <w:r>
-        <w:t>What we send after an enquiry</w:t>
-      </w:r>
-    </w:p>
-    <w:p>
-      <w:r>
-        <w:t>Within minutes, a WhatsApp acknowledgement: Thank you for your enquiry. It is with our admissions team in Sharjah now. A counsellor will call you within one working day to talk through routes, recognition and fees. If anything is urgent before then, reply here on WhatsApp.</w:t>
-      </w:r>
-    </w:p>
-    <w:p>
-      <w:r>
-        <w:t>On day three, a short explanation note for the family, titled "Is an online degree valid in the UAE? The 2025 rules, in plain words." It covers the 10 March 2025 MoHESR policy with its conditions, the 2023 background and the excluded fields, the difference between private and government jobs, MOHRE work permits, the stamping route for UK degrees, and what to verify before enrolling anywhere. Every fact carries its source.</w:t>
-      </w:r>
-    </w:p>
-    <w:p>
-      <w:r>
-        <w:t>On day seven, a note for parents answering five questions: Is this degree real? Who awards it? What does it cost and how do we pay? Will employers accept it? How do we verify Maverick? The answers repeat the facts on this page: the awarding university by name, AED pricing with instalments in writing, private-sector acceptance with verification, the equivalency route for government roles, and our London headquarters since 2012 plus the Sharjah office you can visit any working day.</w:t>
-      </w:r>
-    </w:p>
-    <w:p>
-      <w:r>
-        <w:t>If an intake date changes, we send a reminder with real dates only.</w:t>
+        <w:t xml:space="preserve"> Thank you. Your enquiry is with our admissions team, and a counsellor will call you within one working day. In the meantime, chat with us on WhatsApp, and download your programme and fee plan outline.</w:t>
       </w:r>
     </w:p>
     <w:sectPr>
